--- a/manuscript/Paper5_Babalola.docx
+++ b/manuscript/Paper5_Babalola.docx
@@ -2,7 +2,7 @@
 <file path=word/document.xml><?xml version="1.0" encoding="utf-8"?>
 <w:document xmlns:w="http://schemas.openxmlformats.org/wordprocessingml/2006/main" xmlns:m="http://schemas.openxmlformats.org/officeDocument/2006/math" xmlns:r="http://schemas.openxmlformats.org/officeDocument/2006/relationships" xmlns:o="urn:schemas-microsoft-com:office:office" xmlns:v="urn:schemas-microsoft-com:vml" xmlns:w10="urn:schemas-microsoft-com:office:word" xmlns:a="http://schemas.openxmlformats.org/drawingml/2006/main" xmlns:pic="http://schemas.openxmlformats.org/drawingml/2006/picture" xmlns:wp="http://schemas.openxmlformats.org/drawingml/2006/wordprocessingDrawing">
   <w:body>
-    <w:bookmarkStart w:id="54" w:name="X334ed8519318d1d88932a01d01f1d5d1969e943"/>
+    <w:bookmarkStart w:id="55" w:name="X334ed8519318d1d88932a01d01f1d5d1969e943"/>
     <w:p>
       <w:pPr>
         <w:pStyle w:val="Heading1"/>
@@ -59,7 +59,7 @@
         <w:t xml:space="preserve"> </w:t>
       </w:r>
       <w:r>
-        <w:t xml:space="preserve">6,440 excluding abstract, tables, figure captions and references.</w:t>
+        <w:t xml:space="preserve">7,110 excluding abstract, tables, figure captions and references.</w:t>
       </w:r>
     </w:p>
     <w:p>
@@ -2587,7 +2587,7 @@
         <w:t xml:space="preserve"> </w:t>
       </w:r>
       <w:r>
-        <w:t xml:space="preserve">Table 3 compares observed and expected destination distributions by starting state, age group and interval length, excluding censored rows, in the form of Aguirre-Hernández and Farewell (2002). The fit is close from H (largest gap 0.3 points), C (0.8) and D (3.1). It is poor from the two long-term-care states: from L the model expects 47.0% to remain against 39.8% observed and 20.5% to die against 25.8%; from N it expects 56.5% to remain against 41.2% and 36.6% to die against 50.6%, a gap of 15.2 points. The reason is duration: mortality in a nursing home is highest soon after entry, and a Markov model in age alone cannot represent that. The consequence for this paper is that years in N are overstated and deaths from N understated, so lifetime nursing-home cost is, if anything, overstated and lifetime length in that state too long. Section 6.8 reports what a duration term does to the fit.</w:t>
+        <w:t xml:space="preserve">Table 3 compares observed and expected destination distributions by starting state, age group and interval length, excluding censored rows, in the form of Aguirre-Hernández and Farewell (2002). The fit is close from H (largest gap 0.3 points), C (0.8) and D (3.1). It is poor from the two long-term-care states: from L the model expects 47.0% to remain against 39.8% observed and 20.5% to die against 25.8%; from N it expects 56.5% to remain against 41.2% and 36.6% to die against 50.6%, a gap of 15.2 points. The consequence for this paper is that years in N are overstated and deaths from N understated, so lifetime nursing-home cost is, if anything, overstated and time in that state too long. Section 6.9 tests the obvious explanation, duration in state, and rejects it for mortality: the duration proxy transforms the fit of movements between live states but leaves the death intensity from the nursing home unchanged. What is left is unobserved heterogeneity among residents, which a model with one hazard per state and age cannot represent.</w:t>
       </w:r>
     </w:p>
     <w:p>
@@ -2736,7 +2736,7 @@
       </w:r>
     </w:p>
     <w:bookmarkEnd w:id="25"/>
-    <w:bookmarkStart w:id="49" w:name="results"/>
+    <w:bookmarkStart w:id="50" w:name="results"/>
     <w:p>
       <w:pPr>
         <w:pStyle w:val="Heading2"/>
@@ -3289,15 +3289,32 @@
         <w:t xml:space="preserve">Without calibration, life expectancy at 65 falls to 17.6 years for men and CVaR95 to $179,906; calibrating on the H and C states only changes nothing material. Mortality improvement of 1% a year, which a cohort turning 65 in 2026 will plausibly see, raises life expectancy to 19.2 and 21.8 years, the share ever in long-term care to 49% and 63%, and CVaR95 to $199,785 and $257,055: longevity is a risk factor for out-of-pocket cost. Discounting at 2% instead of 3% raises men’s CVaR95 to $213,025 and at 4% lowers it to $163,868. Turning spend-down off cuts the share ever on Medicaid from 15% and 23% to 6% and 9% and raises CVaR95 to $193,566 and $251,851; requiring income to meet none of the out-of-pocket cost raises the Medicaid share to 19% and 29%; a $10,000 asset limit raises it to 17% and 26%. The Medicaid rule therefore moves who pays much more than it moves the total. Replacing the full covariate model with the sex-only model raises the share ever in long-term care to 47% and 61% and CVaR95 to $191,226 and $246,060.</w:t>
       </w:r>
     </w:p>
-    <w:bookmarkEnd w:id="48"/>
-    <w:bookmarkEnd w:id="49"/>
-    <w:bookmarkStart w:id="50" w:name="discussion"/>
     <w:p>
       <w:pPr>
-        <w:pStyle w:val="Heading2"/>
+        <w:pStyle w:val="BodyText"/>
       </w:pPr>
       <w:r>
-        <w:t xml:space="preserve">7. Discussion</w:t>
+        <w:rPr>
+          <w:b/>
+          <w:bCs/>
+        </w:rPr>
+        <w:t xml:space="preserve">Refitting the state definition.</w:t>
+      </w:r>
+      <w:r>
+        <w:t xml:space="preserve"> </w:t>
+      </w:r>
+      <w:r>
+        <w:t xml:space="preserve">One variant re-estimates the transition model rather than re-simulating it: folding nursing-home residence back into severe disability at home, which is the five-state definition this paper argues against. Because refits carry sex alone, the comparison is with the sex-only model. Pooling gives $36,104 and $44,809 with CVaR95 $199,397 and $247,942, against $35,760 and $45,178 with $191,226 and $246,060, and leaves the share ever in long-term care at 46% and 61%, as it must, since that share is the union of the two states either way. The case for separating them is therefore not that pooling moves the headline totals, which it does by about 1% in the mean and 4% in men’s tail, but that pooling hides where the money goes: a state with annual out-of-pocket cost of about $4,000 and one with about $18,000, with Medicaid covering a quarter of the first and two-fifths of the second, are not one state. Four further refits (long-term care at two or more ADLs, dementia counted as long-term care, waves 9 to 16 only, and a weighted likelihood) each need another re-estimation and were not run.</w:t>
+      </w:r>
+    </w:p>
+    <w:bookmarkEnd w:id="48"/>
+    <w:bookmarkStart w:id="49" w:name="extensions-to-the-transition-model"/>
+    <w:p>
+      <w:pPr>
+        <w:pStyle w:val="Heading3"/>
+      </w:pPr>
+      <w:r>
+        <w:t xml:space="preserve">6.9 Extensions to the transition model</w:t>
       </w:r>
     </w:p>
     <w:p>
@@ -3305,6 +3322,69 @@
         <w:pStyle w:val="FirstParagraph"/>
       </w:pPr>
       <w:r>
+        <w:t xml:space="preserve">Table A1 reports extensions that add a term to every intensity of the full model and test it by likelihood ratio. Two have been estimated; each takes about three hours, and the other two (a quadratic in age, and a period effect) are not reported here.</w:t>
+      </w:r>
+    </w:p>
+    <w:p>
+      <w:pPr>
+        <w:pStyle w:val="BodyText"/>
+      </w:pPr>
+      <w:r>
+        <w:rPr>
+          <w:b/>
+          <w:bCs/>
+        </w:rPr>
+        <w:t xml:space="preserve">Income.</w:t>
+      </w:r>
+      <w:r>
+        <w:t xml:space="preserve"> </w:t>
+      </w:r>
+      <w:r>
+        <w:t xml:space="preserve">Adding indicators for the lowest and highest tertile of household income improves the likelihood by 1,789.6 on 24 degrees of freedom. Low income raises the intensity of moving from H to D (hazard ratio 1.72), from C to D (1.43), from C to a nursing home (1.66) and from C to death (1.41); high income lowers the last two to 1.19 and 0.73. The effect on life expectancy is large: starting from chronic illness at 65, a man in the lowest tertile can expect 13.9 years and one in the highest 18.6, and a woman 17.5 against 22.2. The main model has no income term, so its income results in Section 6.5 carry differences in composition, costs and Medicaid but not in health dynamics, and the 2-year gap in life expectancy they show is less than half of the 4.7 years this extension implies.</w:t>
+      </w:r>
+    </w:p>
+    <w:p>
+      <w:pPr>
+        <w:pStyle w:val="BodyText"/>
+      </w:pPr>
+      <w:r>
+        <w:rPr>
+          <w:b/>
+          <w:bCs/>
+        </w:rPr>
+        <w:t xml:space="preserve">Duration.</w:t>
+      </w:r>
+      <w:r>
+        <w:t xml:space="preserve"> </w:t>
+      </w:r>
+      <w:r>
+        <w:t xml:space="preserve">Adding an indicator for having been in the same state at the previous interview, a coarse proxy for duration in state, improves the likelihood by 3,046.3 on 12 degrees of freedom, the largest improvement of any extension tried. Movements between live states are strongly duration-dependent in the expected direction: for someone already in the state two years earlier, the intensity of moving from C to D is 0.41 of the intensity for a recent entrant, from D back to C 0.48, from L to D 0.41 and from a nursing home back to D 0.22. Transitions happen soon after a change, and a Markov model spreads them evenly.</w:t>
+      </w:r>
+    </w:p>
+    <w:p>
+      <w:pPr>
+        <w:pStyle w:val="BodyText"/>
+      </w:pPr>
+      <w:r>
+        <w:t xml:space="preserve">Mortality is the exception, and it matters for Section 5. The death intensity from the nursing home is unchanged by the duration proxy (hazard ratio 1.03, interval 0.95 to 1.12), as is the death intensity from severe disability at home (1.00) and from disability (0.98). The model’s failure to fit deaths from the nursing home is therefore not duration dependence in mortality. The more likely explanation is unobserved heterogeneity: nursing-home residents differ in frailty in ways the six states and three covariates do not capture, so the observed group dies faster than a common hazard predicts. A frailty or semi-Markov specification is the next step, and it is a different model rather than another term in this one.</w:t>
+      </w:r>
+    </w:p>
+    <w:bookmarkEnd w:id="49"/>
+    <w:bookmarkEnd w:id="50"/>
+    <w:bookmarkStart w:id="51" w:name="discussion"/>
+    <w:p>
+      <w:pPr>
+        <w:pStyle w:val="Heading2"/>
+      </w:pPr>
+      <w:r>
+        <w:t xml:space="preserve">7. Discussion</w:t>
+      </w:r>
+    </w:p>
+    <w:p>
+      <w:pPr>
+        <w:pStyle w:val="FirstParagraph"/>
+      </w:pPr>
+      <w:r>
         <w:rPr>
           <w:b/>
           <w:bCs/>
@@ -3395,7 +3475,7 @@
         <w:t xml:space="preserve"> </w:t>
       </w:r>
       <w:r>
-        <w:t xml:space="preserve">It biases years in N upward and deaths from N downward, so it works against the paper’s conclusions being understated for the tail, and Section 6.8 quantifies it.</w:t>
+        <w:t xml:space="preserve">It biases years in N upward and deaths from N downward, so lifetime nursing-home cost is overstated rather than understated. Section 6.9 shows the cause is not duration in state, which leaves nursing-home mortality unchanged, but heterogeneity the model does not observe.</w:t>
       </w:r>
       <w:r>
         <w:t xml:space="preserve"> </w:t>
@@ -3461,11 +3541,11 @@
         <w:t xml:space="preserve"> </w:t>
       </w:r>
       <w:r>
-        <w:t xml:space="preserve">Six matter most. First, the model is Markov in age: there is no duration dependence, and the nursing-home state fits worst for that reason. Second, the MCBS Cost Supplement excludes facility, hospice and institutional events, so Medicare cost in the long-term-care states is understated even after scaling, and the Part A share omits skilled nursing. Third, out-of-pocket draws come from HRS self-reports, which are known to understate some categories and to be measured with error (Fahle, McGarry and Skinner, 2016); the comparison with published end-of-life estimates suggests the level here is low by roughly a third. Fourth, the spend-down rule ignores spousal protections, home equity, look-back rules and state variation, and the model has no spouse: every life is simulated alone. Fifth, there is no calendar trend in health or mortality, so calibration to a period table understates the longevity of a cohort turning 65 in 2026, and no trend in long-term-care prices. Sixth, the transition model has no income term, so the income results carry composition and costs but not differential health dynamics, which understates the gap between tertiles. Linked HRS-Medicare claims would address the second and third and are the natural next step.</w:t>
+        <w:t xml:space="preserve">Six matter most. First, the model is Markov in age and homogeneous within a state: movements between live states are strongly duration-dependent (Section 6.9), and deaths from the nursing home are underpredicted by an amount that duration does not explain, which points to frailty the model does not observe. Second, the MCBS Cost Supplement excludes facility, hospice and institutional events, so Medicare cost in the long-term-care states is understated even after scaling, and the Part A share omits skilled nursing. Third, out-of-pocket draws come from HRS self-reports, which are known to understate some categories and to be measured with error (Fahle, McGarry and Skinner, 2016); the comparison with published end-of-life estimates suggests the level here is low by roughly a third. Fourth, the spend-down rule ignores spousal protections, home equity, look-back rules and state variation, and the model has no spouse: every life is simulated alone. Fifth, there is no calendar trend in health or mortality, so calibration to a period table understates the longevity of a cohort turning 65 in 2026, and no trend in long-term-care prices. Sixth, the transition model has no income term, so the income results carry composition and costs but not differential health dynamics, which understates the gap between tertiles. Linked HRS-Medicare claims would address the second and third and are the natural next step.</w:t>
       </w:r>
     </w:p>
-    <w:bookmarkEnd w:id="50"/>
-    <w:bookmarkStart w:id="51" w:name="conclusion"/>
+    <w:bookmarkEnd w:id="51"/>
+    <w:bookmarkStart w:id="52" w:name="conclusion"/>
     <w:p>
       <w:pPr>
         <w:pStyle w:val="Heading2"/>
@@ -3489,8 +3569,8 @@
         </w:pict>
       </w:r>
     </w:p>
-    <w:bookmarkEnd w:id="51"/>
-    <w:bookmarkStart w:id="52" w:name="declarations"/>
+    <w:bookmarkEnd w:id="52"/>
+    <w:bookmarkStart w:id="53" w:name="declarations"/>
     <w:p>
       <w:pPr>
         <w:pStyle w:val="Heading2"/>
@@ -3610,24 +3690,6 @@
           <w:b/>
           <w:bCs/>
         </w:rPr>
-        <w:t xml:space="preserve">AI-assistance disclosure.</w:t>
-      </w:r>
-      <w:r>
-        <w:t xml:space="preserve"> </w:t>
-      </w:r>
-      <w:r>
-        <w:t xml:space="preserve">Generative AI (Claude, Anthropic) was used to assist with code development, code review and language editing. The author designed the study, specified all models and parameters, verified and interpreted all results, and takes full responsibility for the content. AI systems are not authors.</w:t>
-      </w:r>
-    </w:p>
-    <w:p>
-      <w:pPr>
-        <w:pStyle w:val="BodyText"/>
-      </w:pPr>
-      <w:r>
-        <w:rPr>
-          <w:b/>
-          <w:bCs/>
-        </w:rPr>
         <w:t xml:space="preserve">CRediT statement.</w:t>
       </w:r>
       <w:r>
@@ -3651,8 +3713,8 @@
         </w:pict>
       </w:r>
     </w:p>
-    <w:bookmarkEnd w:id="52"/>
-    <w:bookmarkStart w:id="53" w:name="references"/>
+    <w:bookmarkEnd w:id="53"/>
+    <w:bookmarkStart w:id="54" w:name="references"/>
     <w:p>
       <w:pPr>
         <w:pStyle w:val="Heading2"/>
@@ -4701,9 +4763,9 @@
         <w:t xml:space="preserve">DOIs were verified against the Crossref REST API on 15 September 2026.</w:t>
       </w:r>
     </w:p>
-    <w:bookmarkEnd w:id="53"/>
     <w:bookmarkEnd w:id="54"/>
-    <w:bookmarkStart w:id="55" w:name="tables"/>
+    <w:bookmarkEnd w:id="55"/>
+    <w:bookmarkStart w:id="56" w:name="tables"/>
     <w:p>
       <w:pPr>
         <w:pStyle w:val="Heading1"/>
@@ -40796,9 +40858,178 @@
           </w:p>
         </w:tc>
       </w:tr>
+      <w:tr>
+        <w:tc>
+          <w:tcPr/>
+          <w:p>
+            <w:pPr>
+              <w:pStyle w:val="Compact"/>
+            </w:pPr>
+            <w:r>
+              <w:t xml:space="preserve">nursing home not its own state (refit)</w:t>
+            </w:r>
+          </w:p>
+        </w:tc>
+        <w:tc>
+          <w:tcPr/>
+          <w:p>
+            <w:pPr>
+              <w:pStyle w:val="Compact"/>
+              <w:jc w:val="right"/>
+            </w:pPr>
+            <w:r>
+              <w:t xml:space="preserve">18.3</w:t>
+            </w:r>
+          </w:p>
+        </w:tc>
+        <w:tc>
+          <w:tcPr/>
+          <w:p>
+            <w:pPr>
+              <w:pStyle w:val="Compact"/>
+              <w:jc w:val="right"/>
+            </w:pPr>
+            <w:r>
+              <w:t xml:space="preserve">20.7</w:t>
+            </w:r>
+          </w:p>
+        </w:tc>
+        <w:tc>
+          <w:tcPr/>
+          <w:p>
+            <w:pPr>
+              <w:pStyle w:val="Compact"/>
+              <w:jc w:val="right"/>
+            </w:pPr>
+            <w:r>
+              <w:t xml:space="preserve">46%</w:t>
+            </w:r>
+          </w:p>
+        </w:tc>
+        <w:tc>
+          <w:tcPr/>
+          <w:p>
+            <w:pPr>
+              <w:pStyle w:val="Compact"/>
+              <w:jc w:val="right"/>
+            </w:pPr>
+            <w:r>
+              <w:t xml:space="preserve">61%</w:t>
+            </w:r>
+          </w:p>
+        </w:tc>
+        <w:tc>
+          <w:tcPr/>
+          <w:p>
+            <w:pPr>
+              <w:pStyle w:val="Compact"/>
+              <w:jc w:val="right"/>
+            </w:pPr>
+            <w:r>
+              <w:t xml:space="preserve">16%</w:t>
+            </w:r>
+          </w:p>
+        </w:tc>
+        <w:tc>
+          <w:tcPr/>
+          <w:p>
+            <w:pPr>
+              <w:pStyle w:val="Compact"/>
+              <w:jc w:val="right"/>
+            </w:pPr>
+            <w:r>
+              <w:t xml:space="preserve">24%</w:t>
+            </w:r>
+          </w:p>
+        </w:tc>
+        <w:tc>
+          <w:tcPr/>
+          <w:p>
+            <w:pPr>
+              <w:pStyle w:val="Compact"/>
+              <w:jc w:val="right"/>
+            </w:pPr>
+            <w:r>
+              <w:t xml:space="preserve">$155,278</w:t>
+            </w:r>
+          </w:p>
+        </w:tc>
+        <w:tc>
+          <w:tcPr/>
+          <w:p>
+            <w:pPr>
+              <w:pStyle w:val="Compact"/>
+              <w:jc w:val="right"/>
+            </w:pPr>
+            <w:r>
+              <w:t xml:space="preserve">$172,837</w:t>
+            </w:r>
+          </w:p>
+        </w:tc>
+        <w:tc>
+          <w:tcPr/>
+          <w:p>
+            <w:pPr>
+              <w:pStyle w:val="Compact"/>
+              <w:jc w:val="right"/>
+            </w:pPr>
+            <w:r>
+              <w:t xml:space="preserve">$36,104</w:t>
+            </w:r>
+          </w:p>
+        </w:tc>
+        <w:tc>
+          <w:tcPr/>
+          <w:p>
+            <w:pPr>
+              <w:pStyle w:val="Compact"/>
+              <w:jc w:val="right"/>
+            </w:pPr>
+            <w:r>
+              <w:t xml:space="preserve">$44,809</w:t>
+            </w:r>
+          </w:p>
+        </w:tc>
+        <w:tc>
+          <w:tcPr/>
+          <w:p>
+            <w:pPr>
+              <w:pStyle w:val="Compact"/>
+              <w:jc w:val="right"/>
+            </w:pPr>
+            <w:r>
+              <w:t xml:space="preserve">$199,397</w:t>
+            </w:r>
+          </w:p>
+        </w:tc>
+        <w:tc>
+          <w:tcPr/>
+          <w:p>
+            <w:pPr>
+              <w:pStyle w:val="Compact"/>
+              <w:jc w:val="right"/>
+            </w:pPr>
+            <w:r>
+              <w:t xml:space="preserve">$247,942</w:t>
+            </w:r>
+          </w:p>
+        </w:tc>
+        <w:tc>
+          <w:tcPr/>
+          <w:p>
+            <w:pPr>
+              <w:pStyle w:val="Compact"/>
+              <w:jc w:val="right"/>
+            </w:pPr>
+            <w:r>
+              <w:t xml:space="preserve">$2,476</w:t>
+            </w:r>
+          </w:p>
+        </w:tc>
+      </w:tr>
     </w:tbl>
-    <w:bookmarkEnd w:id="55"/>
-    <w:bookmarkStart w:id="56" w:name="appendix-tables"/>
+    <w:bookmarkEnd w:id="56"/>
+    <w:bookmarkStart w:id="57" w:name="appendix-tables"/>
     <w:p>
       <w:pPr>
         <w:pStyle w:val="Heading1"/>
@@ -40810,6 +41041,4196 @@
     <w:p>
       <w:pPr>
         <w:pStyle w:val="FirstParagraph"/>
+      </w:pPr>
+      <w:r>
+        <w:rPr>
+          <w:b/>
+          <w:bCs/>
+        </w:rPr>
+        <w:t xml:space="preserve">Table A1.</w:t>
+      </w:r>
+      <w:r>
+        <w:t xml:space="preserve"> </w:t>
+      </w:r>
+      <w:r>
+        <w:t xml:space="preserve">Extensions to the transition model: likelihood-ratio tests against the main model.</w:t>
+      </w:r>
+    </w:p>
+    <w:p>
+      <w:pPr>
+        <w:pStyle w:val="BodyText"/>
+      </w:pPr>
+      <w:r>
+        <w:rPr>
+          <w:i/>
+          <w:iCs/>
+        </w:rPr>
+        <w:t xml:space="preserve">duration: in the same state at the previous interview, a coarse proxy for duration in state and a first-order check on the Markov assumption. income: low and high household income tertile against middle. Each extension re-estimates the model; only those listed were run.</w:t>
+      </w:r>
+    </w:p>
+    <w:tbl>
+      <w:tblPr>
+        <w:tblStyle w:val="Table"/>
+        <w:tblW w:type="auto" w:w="0"/>
+        <w:tblLook w:firstRow="1" w:lastRow="0" w:firstColumn="0" w:lastColumn="0" w:noHBand="0" w:noVBand="0" w:val="0020"/>
+      </w:tblPr>
+      <w:tblGrid>
+        <w:gridCol w:w="2640"/>
+        <w:gridCol w:w="2640"/>
+        <w:gridCol w:w="2640"/>
+      </w:tblGrid>
+      <w:tr>
+        <w:trPr>
+          <w:tblHeader w:val="on"/>
+        </w:trPr>
+        <w:tc>
+          <w:tcPr/>
+          <w:p>
+            <w:pPr>
+              <w:pStyle w:val="Compact"/>
+            </w:pPr>
+            <w:r>
+              <w:t xml:space="preserve">Extension</w:t>
+            </w:r>
+          </w:p>
+        </w:tc>
+        <w:tc>
+          <w:tcPr/>
+          <w:p>
+            <w:pPr>
+              <w:pStyle w:val="Compact"/>
+              <w:jc w:val="right"/>
+            </w:pPr>
+            <w:r>
+              <w:t xml:space="preserve">LR statistic</w:t>
+            </w:r>
+          </w:p>
+        </w:tc>
+        <w:tc>
+          <w:tcPr/>
+          <w:p>
+            <w:pPr>
+              <w:pStyle w:val="Compact"/>
+              <w:jc w:val="right"/>
+            </w:pPr>
+            <w:r>
+              <w:t xml:space="preserve">df</w:t>
+            </w:r>
+          </w:p>
+        </w:tc>
+      </w:tr>
+      <w:tr>
+        <w:tc>
+          <w:tcPr/>
+          <w:p>
+            <w:pPr>
+              <w:pStyle w:val="Compact"/>
+            </w:pPr>
+            <w:r>
+              <w:t xml:space="preserve">duration</w:t>
+            </w:r>
+          </w:p>
+        </w:tc>
+        <w:tc>
+          <w:tcPr/>
+          <w:p>
+            <w:pPr>
+              <w:pStyle w:val="Compact"/>
+              <w:jc w:val="right"/>
+            </w:pPr>
+            <w:r>
+              <w:t xml:space="preserve">3,046.3</w:t>
+            </w:r>
+          </w:p>
+        </w:tc>
+        <w:tc>
+          <w:tcPr/>
+          <w:p>
+            <w:pPr>
+              <w:pStyle w:val="Compact"/>
+              <w:jc w:val="right"/>
+            </w:pPr>
+            <w:r>
+              <w:t xml:space="preserve">12</w:t>
+            </w:r>
+          </w:p>
+        </w:tc>
+      </w:tr>
+      <w:tr>
+        <w:tc>
+          <w:tcPr/>
+          <w:p>
+            <w:pPr>
+              <w:pStyle w:val="Compact"/>
+            </w:pPr>
+            <w:r>
+              <w:t xml:space="preserve">income</w:t>
+            </w:r>
+          </w:p>
+        </w:tc>
+        <w:tc>
+          <w:tcPr/>
+          <w:p>
+            <w:pPr>
+              <w:pStyle w:val="Compact"/>
+              <w:jc w:val="right"/>
+            </w:pPr>
+            <w:r>
+              <w:t xml:space="preserve">1,789.6</w:t>
+            </w:r>
+          </w:p>
+        </w:tc>
+        <w:tc>
+          <w:tcPr/>
+          <w:p>
+            <w:pPr>
+              <w:pStyle w:val="Compact"/>
+              <w:jc w:val="right"/>
+            </w:pPr>
+            <w:r>
+              <w:t xml:space="preserve">24</w:t>
+            </w:r>
+          </w:p>
+        </w:tc>
+      </w:tr>
+    </w:tbl>
+    <w:p/>
+    <w:tbl>
+      <w:tblPr>
+        <w:tblStyle w:val="Table"/>
+        <w:tblW w:type="auto" w:w="0"/>
+        <w:tblLook w:firstRow="1" w:lastRow="0" w:firstColumn="0" w:lastColumn="0" w:noHBand="0" w:noVBand="0" w:val="0020"/>
+      </w:tblPr>
+      <w:tblGrid>
+        <w:gridCol w:w="1320"/>
+        <w:gridCol w:w="1320"/>
+        <w:gridCol w:w="1320"/>
+        <w:gridCol w:w="1320"/>
+        <w:gridCol w:w="1320"/>
+        <w:gridCol w:w="1320"/>
+      </w:tblGrid>
+      <w:tr>
+        <w:trPr>
+          <w:tblHeader w:val="on"/>
+        </w:trPr>
+        <w:tc>
+          <w:tcPr/>
+          <w:p>
+            <w:pPr>
+              <w:pStyle w:val="Compact"/>
+            </w:pPr>
+            <w:r>
+              <w:t xml:space="preserve">Extension</w:t>
+            </w:r>
+          </w:p>
+        </w:tc>
+        <w:tc>
+          <w:tcPr/>
+          <w:p>
+            <w:pPr>
+              <w:pStyle w:val="Compact"/>
+              <w:jc w:val="right"/>
+            </w:pPr>
+            <w:r>
+              <w:t xml:space="preserve">Transition</w:t>
+            </w:r>
+          </w:p>
+        </w:tc>
+        <w:tc>
+          <w:tcPr/>
+          <w:p>
+            <w:pPr>
+              <w:pStyle w:val="Compact"/>
+              <w:jc w:val="right"/>
+            </w:pPr>
+            <w:r>
+              <w:t xml:space="preserve">Term</w:t>
+            </w:r>
+          </w:p>
+        </w:tc>
+        <w:tc>
+          <w:tcPr/>
+          <w:p>
+            <w:pPr>
+              <w:pStyle w:val="Compact"/>
+              <w:jc w:val="right"/>
+            </w:pPr>
+            <w:r>
+              <w:t xml:space="preserve">Hazard ratio</w:t>
+            </w:r>
+          </w:p>
+        </w:tc>
+        <w:tc>
+          <w:tcPr/>
+          <w:p>
+            <w:pPr>
+              <w:pStyle w:val="Compact"/>
+              <w:jc w:val="right"/>
+            </w:pPr>
+            <w:r>
+              <w:t xml:space="preserve">95% low</w:t>
+            </w:r>
+          </w:p>
+        </w:tc>
+        <w:tc>
+          <w:tcPr/>
+          <w:p>
+            <w:pPr>
+              <w:pStyle w:val="Compact"/>
+              <w:jc w:val="right"/>
+            </w:pPr>
+            <w:r>
+              <w:t xml:space="preserve">95% high</w:t>
+            </w:r>
+          </w:p>
+        </w:tc>
+      </w:tr>
+      <w:tr>
+        <w:tc>
+          <w:tcPr/>
+          <w:p>
+            <w:pPr>
+              <w:pStyle w:val="Compact"/>
+            </w:pPr>
+            <w:r>
+              <w:t xml:space="preserve">income</w:t>
+            </w:r>
+          </w:p>
+        </w:tc>
+        <w:tc>
+          <w:tcPr/>
+          <w:p>
+            <w:pPr>
+              <w:pStyle w:val="Compact"/>
+              <w:jc w:val="right"/>
+            </w:pPr>
+            <w:r>
+              <w:t xml:space="preserve">H to C</w:t>
+            </w:r>
+          </w:p>
+        </w:tc>
+        <w:tc>
+          <w:tcPr/>
+          <w:p>
+            <w:pPr>
+              <w:pStyle w:val="Compact"/>
+              <w:jc w:val="right"/>
+            </w:pPr>
+            <w:r>
+              <w:t xml:space="preserve">low_income</w:t>
+            </w:r>
+          </w:p>
+        </w:tc>
+        <w:tc>
+          <w:tcPr/>
+          <w:p>
+            <w:pPr>
+              <w:pStyle w:val="Compact"/>
+              <w:jc w:val="right"/>
+            </w:pPr>
+            <w:r>
+              <w:t xml:space="preserve">1.01</w:t>
+            </w:r>
+          </w:p>
+        </w:tc>
+        <w:tc>
+          <w:tcPr/>
+          <w:p>
+            <w:pPr>
+              <w:pStyle w:val="Compact"/>
+              <w:jc w:val="right"/>
+            </w:pPr>
+            <w:r>
+              <w:t xml:space="preserve">0.94</w:t>
+            </w:r>
+          </w:p>
+        </w:tc>
+        <w:tc>
+          <w:tcPr/>
+          <w:p>
+            <w:pPr>
+              <w:pStyle w:val="Compact"/>
+              <w:jc w:val="right"/>
+            </w:pPr>
+            <w:r>
+              <w:t xml:space="preserve">1.09</w:t>
+            </w:r>
+          </w:p>
+        </w:tc>
+      </w:tr>
+      <w:tr>
+        <w:tc>
+          <w:tcPr/>
+          <w:p>
+            <w:pPr>
+              <w:pStyle w:val="Compact"/>
+            </w:pPr>
+            <w:r>
+              <w:t xml:space="preserve">income</w:t>
+            </w:r>
+          </w:p>
+        </w:tc>
+        <w:tc>
+          <w:tcPr/>
+          <w:p>
+            <w:pPr>
+              <w:pStyle w:val="Compact"/>
+              <w:jc w:val="right"/>
+            </w:pPr>
+            <w:r>
+              <w:t xml:space="preserve">H to C</w:t>
+            </w:r>
+          </w:p>
+        </w:tc>
+        <w:tc>
+          <w:tcPr/>
+          <w:p>
+            <w:pPr>
+              <w:pStyle w:val="Compact"/>
+              <w:jc w:val="right"/>
+            </w:pPr>
+            <w:r>
+              <w:t xml:space="preserve">high_income</w:t>
+            </w:r>
+          </w:p>
+        </w:tc>
+        <w:tc>
+          <w:tcPr/>
+          <w:p>
+            <w:pPr>
+              <w:pStyle w:val="Compact"/>
+              <w:jc w:val="right"/>
+            </w:pPr>
+            <w:r>
+              <w:t xml:space="preserve">0.93</w:t>
+            </w:r>
+          </w:p>
+        </w:tc>
+        <w:tc>
+          <w:tcPr/>
+          <w:p>
+            <w:pPr>
+              <w:pStyle w:val="Compact"/>
+              <w:jc w:val="right"/>
+            </w:pPr>
+            <w:r>
+              <w:t xml:space="preserve">0.87</w:t>
+            </w:r>
+          </w:p>
+        </w:tc>
+        <w:tc>
+          <w:tcPr/>
+          <w:p>
+            <w:pPr>
+              <w:pStyle w:val="Compact"/>
+              <w:jc w:val="right"/>
+            </w:pPr>
+            <w:r>
+              <w:t xml:space="preserve">1.00</w:t>
+            </w:r>
+          </w:p>
+        </w:tc>
+      </w:tr>
+      <w:tr>
+        <w:tc>
+          <w:tcPr/>
+          <w:p>
+            <w:pPr>
+              <w:pStyle w:val="Compact"/>
+            </w:pPr>
+            <w:r>
+              <w:t xml:space="preserve">income</w:t>
+            </w:r>
+          </w:p>
+        </w:tc>
+        <w:tc>
+          <w:tcPr/>
+          <w:p>
+            <w:pPr>
+              <w:pStyle w:val="Compact"/>
+              <w:jc w:val="right"/>
+            </w:pPr>
+            <w:r>
+              <w:t xml:space="preserve">H to D</w:t>
+            </w:r>
+          </w:p>
+        </w:tc>
+        <w:tc>
+          <w:tcPr/>
+          <w:p>
+            <w:pPr>
+              <w:pStyle w:val="Compact"/>
+              <w:jc w:val="right"/>
+            </w:pPr>
+            <w:r>
+              <w:t xml:space="preserve">low_income</w:t>
+            </w:r>
+          </w:p>
+        </w:tc>
+        <w:tc>
+          <w:tcPr/>
+          <w:p>
+            <w:pPr>
+              <w:pStyle w:val="Compact"/>
+              <w:jc w:val="right"/>
+            </w:pPr>
+            <w:r>
+              <w:t xml:space="preserve">1.72</w:t>
+            </w:r>
+          </w:p>
+        </w:tc>
+        <w:tc>
+          <w:tcPr/>
+          <w:p>
+            <w:pPr>
+              <w:pStyle w:val="Compact"/>
+              <w:jc w:val="right"/>
+            </w:pPr>
+            <w:r>
+              <w:t xml:space="preserve">1.35</w:t>
+            </w:r>
+          </w:p>
+        </w:tc>
+        <w:tc>
+          <w:tcPr/>
+          <w:p>
+            <w:pPr>
+              <w:pStyle w:val="Compact"/>
+              <w:jc w:val="right"/>
+            </w:pPr>
+            <w:r>
+              <w:t xml:space="preserve">2.20</w:t>
+            </w:r>
+          </w:p>
+        </w:tc>
+      </w:tr>
+      <w:tr>
+        <w:tc>
+          <w:tcPr/>
+          <w:p>
+            <w:pPr>
+              <w:pStyle w:val="Compact"/>
+            </w:pPr>
+            <w:r>
+              <w:t xml:space="preserve">income</w:t>
+            </w:r>
+          </w:p>
+        </w:tc>
+        <w:tc>
+          <w:tcPr/>
+          <w:p>
+            <w:pPr>
+              <w:pStyle w:val="Compact"/>
+              <w:jc w:val="right"/>
+            </w:pPr>
+            <w:r>
+              <w:t xml:space="preserve">H to D</w:t>
+            </w:r>
+          </w:p>
+        </w:tc>
+        <w:tc>
+          <w:tcPr/>
+          <w:p>
+            <w:pPr>
+              <w:pStyle w:val="Compact"/>
+              <w:jc w:val="right"/>
+            </w:pPr>
+            <w:r>
+              <w:t xml:space="preserve">high_income</w:t>
+            </w:r>
+          </w:p>
+        </w:tc>
+        <w:tc>
+          <w:tcPr/>
+          <w:p>
+            <w:pPr>
+              <w:pStyle w:val="Compact"/>
+              <w:jc w:val="right"/>
+            </w:pPr>
+            <w:r>
+              <w:t xml:space="preserve">0.88</w:t>
+            </w:r>
+          </w:p>
+        </w:tc>
+        <w:tc>
+          <w:tcPr/>
+          <w:p>
+            <w:pPr>
+              <w:pStyle w:val="Compact"/>
+              <w:jc w:val="right"/>
+            </w:pPr>
+            <w:r>
+              <w:t xml:space="preserve">0.67</w:t>
+            </w:r>
+          </w:p>
+        </w:tc>
+        <w:tc>
+          <w:tcPr/>
+          <w:p>
+            <w:pPr>
+              <w:pStyle w:val="Compact"/>
+              <w:jc w:val="right"/>
+            </w:pPr>
+            <w:r>
+              <w:t xml:space="preserve">1.17</w:t>
+            </w:r>
+          </w:p>
+        </w:tc>
+      </w:tr>
+      <w:tr>
+        <w:tc>
+          <w:tcPr/>
+          <w:p>
+            <w:pPr>
+              <w:pStyle w:val="Compact"/>
+            </w:pPr>
+            <w:r>
+              <w:t xml:space="preserve">income</w:t>
+            </w:r>
+          </w:p>
+        </w:tc>
+        <w:tc>
+          <w:tcPr/>
+          <w:p>
+            <w:pPr>
+              <w:pStyle w:val="Compact"/>
+              <w:jc w:val="right"/>
+            </w:pPr>
+            <w:r>
+              <w:t xml:space="preserve">H to X</w:t>
+            </w:r>
+          </w:p>
+        </w:tc>
+        <w:tc>
+          <w:tcPr/>
+          <w:p>
+            <w:pPr>
+              <w:pStyle w:val="Compact"/>
+              <w:jc w:val="right"/>
+            </w:pPr>
+            <w:r>
+              <w:t xml:space="preserve">low_income</w:t>
+            </w:r>
+          </w:p>
+        </w:tc>
+        <w:tc>
+          <w:tcPr/>
+          <w:p>
+            <w:pPr>
+              <w:pStyle w:val="Compact"/>
+              <w:jc w:val="right"/>
+            </w:pPr>
+            <w:r>
+              <w:t xml:space="preserve">1.37</w:t>
+            </w:r>
+          </w:p>
+        </w:tc>
+        <w:tc>
+          <w:tcPr/>
+          <w:p>
+            <w:pPr>
+              <w:pStyle w:val="Compact"/>
+              <w:jc w:val="right"/>
+            </w:pPr>
+            <w:r>
+              <w:t xml:space="preserve">0.85</w:t>
+            </w:r>
+          </w:p>
+        </w:tc>
+        <w:tc>
+          <w:tcPr/>
+          <w:p>
+            <w:pPr>
+              <w:pStyle w:val="Compact"/>
+              <w:jc w:val="right"/>
+            </w:pPr>
+            <w:r>
+              <w:t xml:space="preserve">2.21</w:t>
+            </w:r>
+          </w:p>
+        </w:tc>
+      </w:tr>
+      <w:tr>
+        <w:tc>
+          <w:tcPr/>
+          <w:p>
+            <w:pPr>
+              <w:pStyle w:val="Compact"/>
+            </w:pPr>
+            <w:r>
+              <w:t xml:space="preserve">income</w:t>
+            </w:r>
+          </w:p>
+        </w:tc>
+        <w:tc>
+          <w:tcPr/>
+          <w:p>
+            <w:pPr>
+              <w:pStyle w:val="Compact"/>
+              <w:jc w:val="right"/>
+            </w:pPr>
+            <w:r>
+              <w:t xml:space="preserve">H to X</w:t>
+            </w:r>
+          </w:p>
+        </w:tc>
+        <w:tc>
+          <w:tcPr/>
+          <w:p>
+            <w:pPr>
+              <w:pStyle w:val="Compact"/>
+              <w:jc w:val="right"/>
+            </w:pPr>
+            <w:r>
+              <w:t xml:space="preserve">high_income</w:t>
+            </w:r>
+          </w:p>
+        </w:tc>
+        <w:tc>
+          <w:tcPr/>
+          <w:p>
+            <w:pPr>
+              <w:pStyle w:val="Compact"/>
+              <w:jc w:val="right"/>
+            </w:pPr>
+            <w:r>
+              <w:t xml:space="preserve">0.61</w:t>
+            </w:r>
+          </w:p>
+        </w:tc>
+        <w:tc>
+          <w:tcPr/>
+          <w:p>
+            <w:pPr>
+              <w:pStyle w:val="Compact"/>
+              <w:jc w:val="right"/>
+            </w:pPr>
+            <w:r>
+              <w:t xml:space="preserve">0.35</w:t>
+            </w:r>
+          </w:p>
+        </w:tc>
+        <w:tc>
+          <w:tcPr/>
+          <w:p>
+            <w:pPr>
+              <w:pStyle w:val="Compact"/>
+              <w:jc w:val="right"/>
+            </w:pPr>
+            <w:r>
+              <w:t xml:space="preserve">1.08</w:t>
+            </w:r>
+          </w:p>
+        </w:tc>
+      </w:tr>
+      <w:tr>
+        <w:tc>
+          <w:tcPr/>
+          <w:p>
+            <w:pPr>
+              <w:pStyle w:val="Compact"/>
+            </w:pPr>
+            <w:r>
+              <w:t xml:space="preserve">income</w:t>
+            </w:r>
+          </w:p>
+        </w:tc>
+        <w:tc>
+          <w:tcPr/>
+          <w:p>
+            <w:pPr>
+              <w:pStyle w:val="Compact"/>
+              <w:jc w:val="right"/>
+            </w:pPr>
+            <w:r>
+              <w:t xml:space="preserve">C to D</w:t>
+            </w:r>
+          </w:p>
+        </w:tc>
+        <w:tc>
+          <w:tcPr/>
+          <w:p>
+            <w:pPr>
+              <w:pStyle w:val="Compact"/>
+              <w:jc w:val="right"/>
+            </w:pPr>
+            <w:r>
+              <w:t xml:space="preserve">low_income</w:t>
+            </w:r>
+          </w:p>
+        </w:tc>
+        <w:tc>
+          <w:tcPr/>
+          <w:p>
+            <w:pPr>
+              <w:pStyle w:val="Compact"/>
+              <w:jc w:val="right"/>
+            </w:pPr>
+            <w:r>
+              <w:t xml:space="preserve">1.43</w:t>
+            </w:r>
+          </w:p>
+        </w:tc>
+        <w:tc>
+          <w:tcPr/>
+          <w:p>
+            <w:pPr>
+              <w:pStyle w:val="Compact"/>
+              <w:jc w:val="right"/>
+            </w:pPr>
+            <w:r>
+              <w:t xml:space="preserve">1.36</w:t>
+            </w:r>
+          </w:p>
+        </w:tc>
+        <w:tc>
+          <w:tcPr/>
+          <w:p>
+            <w:pPr>
+              <w:pStyle w:val="Compact"/>
+              <w:jc w:val="right"/>
+            </w:pPr>
+            <w:r>
+              <w:t xml:space="preserve">1.50</w:t>
+            </w:r>
+          </w:p>
+        </w:tc>
+      </w:tr>
+      <w:tr>
+        <w:tc>
+          <w:tcPr/>
+          <w:p>
+            <w:pPr>
+              <w:pStyle w:val="Compact"/>
+            </w:pPr>
+            <w:r>
+              <w:t xml:space="preserve">income</w:t>
+            </w:r>
+          </w:p>
+        </w:tc>
+        <w:tc>
+          <w:tcPr/>
+          <w:p>
+            <w:pPr>
+              <w:pStyle w:val="Compact"/>
+              <w:jc w:val="right"/>
+            </w:pPr>
+            <w:r>
+              <w:t xml:space="preserve">C to D</w:t>
+            </w:r>
+          </w:p>
+        </w:tc>
+        <w:tc>
+          <w:tcPr/>
+          <w:p>
+            <w:pPr>
+              <w:pStyle w:val="Compact"/>
+              <w:jc w:val="right"/>
+            </w:pPr>
+            <w:r>
+              <w:t xml:space="preserve">high_income</w:t>
+            </w:r>
+          </w:p>
+        </w:tc>
+        <w:tc>
+          <w:tcPr/>
+          <w:p>
+            <w:pPr>
+              <w:pStyle w:val="Compact"/>
+              <w:jc w:val="right"/>
+            </w:pPr>
+            <w:r>
+              <w:t xml:space="preserve">0.81</w:t>
+            </w:r>
+          </w:p>
+        </w:tc>
+        <w:tc>
+          <w:tcPr/>
+          <w:p>
+            <w:pPr>
+              <w:pStyle w:val="Compact"/>
+              <w:jc w:val="right"/>
+            </w:pPr>
+            <w:r>
+              <w:t xml:space="preserve">0.77</w:t>
+            </w:r>
+          </w:p>
+        </w:tc>
+        <w:tc>
+          <w:tcPr/>
+          <w:p>
+            <w:pPr>
+              <w:pStyle w:val="Compact"/>
+              <w:jc w:val="right"/>
+            </w:pPr>
+            <w:r>
+              <w:t xml:space="preserve">0.86</w:t>
+            </w:r>
+          </w:p>
+        </w:tc>
+      </w:tr>
+      <w:tr>
+        <w:tc>
+          <w:tcPr/>
+          <w:p>
+            <w:pPr>
+              <w:pStyle w:val="Compact"/>
+            </w:pPr>
+            <w:r>
+              <w:t xml:space="preserve">income</w:t>
+            </w:r>
+          </w:p>
+        </w:tc>
+        <w:tc>
+          <w:tcPr/>
+          <w:p>
+            <w:pPr>
+              <w:pStyle w:val="Compact"/>
+              <w:jc w:val="right"/>
+            </w:pPr>
+            <w:r>
+              <w:t xml:space="preserve">C to L</w:t>
+            </w:r>
+          </w:p>
+        </w:tc>
+        <w:tc>
+          <w:tcPr/>
+          <w:p>
+            <w:pPr>
+              <w:pStyle w:val="Compact"/>
+              <w:jc w:val="right"/>
+            </w:pPr>
+            <w:r>
+              <w:t xml:space="preserve">low_income</w:t>
+            </w:r>
+          </w:p>
+        </w:tc>
+        <w:tc>
+          <w:tcPr/>
+          <w:p>
+            <w:pPr>
+              <w:pStyle w:val="Compact"/>
+              <w:jc w:val="right"/>
+            </w:pPr>
+            <w:r>
+              <w:t xml:space="preserve">12.68</w:t>
+            </w:r>
+          </w:p>
+        </w:tc>
+        <w:tc>
+          <w:tcPr/>
+          <w:p>
+            <w:pPr>
+              <w:pStyle w:val="Compact"/>
+              <w:jc w:val="right"/>
+            </w:pPr>
+            <w:r>
+              <w:t xml:space="preserve">1.03</w:t>
+            </w:r>
+          </w:p>
+        </w:tc>
+        <w:tc>
+          <w:tcPr/>
+          <w:p>
+            <w:pPr>
+              <w:pStyle w:val="Compact"/>
+              <w:jc w:val="right"/>
+            </w:pPr>
+            <w:r>
+              <w:t xml:space="preserve">156.28</w:t>
+            </w:r>
+          </w:p>
+        </w:tc>
+      </w:tr>
+      <w:tr>
+        <w:tc>
+          <w:tcPr/>
+          <w:p>
+            <w:pPr>
+              <w:pStyle w:val="Compact"/>
+            </w:pPr>
+            <w:r>
+              <w:t xml:space="preserve">income</w:t>
+            </w:r>
+          </w:p>
+        </w:tc>
+        <w:tc>
+          <w:tcPr/>
+          <w:p>
+            <w:pPr>
+              <w:pStyle w:val="Compact"/>
+              <w:jc w:val="right"/>
+            </w:pPr>
+            <w:r>
+              <w:t xml:space="preserve">C to L</w:t>
+            </w:r>
+          </w:p>
+        </w:tc>
+        <w:tc>
+          <w:tcPr/>
+          <w:p>
+            <w:pPr>
+              <w:pStyle w:val="Compact"/>
+              <w:jc w:val="right"/>
+            </w:pPr>
+            <w:r>
+              <w:t xml:space="preserve">high_income</w:t>
+            </w:r>
+          </w:p>
+        </w:tc>
+        <w:tc>
+          <w:tcPr/>
+          <w:p>
+            <w:pPr>
+              <w:pStyle w:val="Compact"/>
+              <w:jc w:val="right"/>
+            </w:pPr>
+            <w:r>
+              <w:t xml:space="preserve">0.01</w:t>
+            </w:r>
+          </w:p>
+        </w:tc>
+        <w:tc>
+          <w:tcPr/>
+          <w:p>
+            <w:pPr>
+              <w:pStyle w:val="Compact"/>
+              <w:jc w:val="right"/>
+            </w:pPr>
+            <w:r>
+              <w:t xml:space="preserve">0.00</w:t>
+            </w:r>
+          </w:p>
+        </w:tc>
+        <w:tc>
+          <w:tcPr/>
+          <w:p>
+            <w:pPr>
+              <w:pStyle w:val="Compact"/>
+              <w:jc w:val="right"/>
+            </w:pPr>
+            <w:r>
+              <w:t xml:space="preserve">7,270.80</w:t>
+            </w:r>
+          </w:p>
+        </w:tc>
+      </w:tr>
+      <w:tr>
+        <w:tc>
+          <w:tcPr/>
+          <w:p>
+            <w:pPr>
+              <w:pStyle w:val="Compact"/>
+            </w:pPr>
+            <w:r>
+              <w:t xml:space="preserve">income</w:t>
+            </w:r>
+          </w:p>
+        </w:tc>
+        <w:tc>
+          <w:tcPr/>
+          <w:p>
+            <w:pPr>
+              <w:pStyle w:val="Compact"/>
+              <w:jc w:val="right"/>
+            </w:pPr>
+            <w:r>
+              <w:t xml:space="preserve">C to N</w:t>
+            </w:r>
+          </w:p>
+        </w:tc>
+        <w:tc>
+          <w:tcPr/>
+          <w:p>
+            <w:pPr>
+              <w:pStyle w:val="Compact"/>
+              <w:jc w:val="right"/>
+            </w:pPr>
+            <w:r>
+              <w:t xml:space="preserve">low_income</w:t>
+            </w:r>
+          </w:p>
+        </w:tc>
+        <w:tc>
+          <w:tcPr/>
+          <w:p>
+            <w:pPr>
+              <w:pStyle w:val="Compact"/>
+              <w:jc w:val="right"/>
+            </w:pPr>
+            <w:r>
+              <w:t xml:space="preserve">1.66</w:t>
+            </w:r>
+          </w:p>
+        </w:tc>
+        <w:tc>
+          <w:tcPr/>
+          <w:p>
+            <w:pPr>
+              <w:pStyle w:val="Compact"/>
+              <w:jc w:val="right"/>
+            </w:pPr>
+            <w:r>
+              <w:t xml:space="preserve">1.25</w:t>
+            </w:r>
+          </w:p>
+        </w:tc>
+        <w:tc>
+          <w:tcPr/>
+          <w:p>
+            <w:pPr>
+              <w:pStyle w:val="Compact"/>
+              <w:jc w:val="right"/>
+            </w:pPr>
+            <w:r>
+              <w:t xml:space="preserve">2.22</w:t>
+            </w:r>
+          </w:p>
+        </w:tc>
+      </w:tr>
+      <w:tr>
+        <w:tc>
+          <w:tcPr/>
+          <w:p>
+            <w:pPr>
+              <w:pStyle w:val="Compact"/>
+            </w:pPr>
+            <w:r>
+              <w:t xml:space="preserve">income</w:t>
+            </w:r>
+          </w:p>
+        </w:tc>
+        <w:tc>
+          <w:tcPr/>
+          <w:p>
+            <w:pPr>
+              <w:pStyle w:val="Compact"/>
+              <w:jc w:val="right"/>
+            </w:pPr>
+            <w:r>
+              <w:t xml:space="preserve">C to N</w:t>
+            </w:r>
+          </w:p>
+        </w:tc>
+        <w:tc>
+          <w:tcPr/>
+          <w:p>
+            <w:pPr>
+              <w:pStyle w:val="Compact"/>
+              <w:jc w:val="right"/>
+            </w:pPr>
+            <w:r>
+              <w:t xml:space="preserve">high_income</w:t>
+            </w:r>
+          </w:p>
+        </w:tc>
+        <w:tc>
+          <w:tcPr/>
+          <w:p>
+            <w:pPr>
+              <w:pStyle w:val="Compact"/>
+              <w:jc w:val="right"/>
+            </w:pPr>
+            <w:r>
+              <w:t xml:space="preserve">1.19</w:t>
+            </w:r>
+          </w:p>
+        </w:tc>
+        <w:tc>
+          <w:tcPr/>
+          <w:p>
+            <w:pPr>
+              <w:pStyle w:val="Compact"/>
+              <w:jc w:val="right"/>
+            </w:pPr>
+            <w:r>
+              <w:t xml:space="preserve">0.91</w:t>
+            </w:r>
+          </w:p>
+        </w:tc>
+        <w:tc>
+          <w:tcPr/>
+          <w:p>
+            <w:pPr>
+              <w:pStyle w:val="Compact"/>
+              <w:jc w:val="right"/>
+            </w:pPr>
+            <w:r>
+              <w:t xml:space="preserve">1.57</w:t>
+            </w:r>
+          </w:p>
+        </w:tc>
+      </w:tr>
+      <w:tr>
+        <w:tc>
+          <w:tcPr/>
+          <w:p>
+            <w:pPr>
+              <w:pStyle w:val="Compact"/>
+            </w:pPr>
+            <w:r>
+              <w:t xml:space="preserve">income</w:t>
+            </w:r>
+          </w:p>
+        </w:tc>
+        <w:tc>
+          <w:tcPr/>
+          <w:p>
+            <w:pPr>
+              <w:pStyle w:val="Compact"/>
+              <w:jc w:val="right"/>
+            </w:pPr>
+            <w:r>
+              <w:t xml:space="preserve">C to X</w:t>
+            </w:r>
+          </w:p>
+        </w:tc>
+        <w:tc>
+          <w:tcPr/>
+          <w:p>
+            <w:pPr>
+              <w:pStyle w:val="Compact"/>
+              <w:jc w:val="right"/>
+            </w:pPr>
+            <w:r>
+              <w:t xml:space="preserve">low_income</w:t>
+            </w:r>
+          </w:p>
+        </w:tc>
+        <w:tc>
+          <w:tcPr/>
+          <w:p>
+            <w:pPr>
+              <w:pStyle w:val="Compact"/>
+              <w:jc w:val="right"/>
+            </w:pPr>
+            <w:r>
+              <w:t xml:space="preserve">1.41</w:t>
+            </w:r>
+          </w:p>
+        </w:tc>
+        <w:tc>
+          <w:tcPr/>
+          <w:p>
+            <w:pPr>
+              <w:pStyle w:val="Compact"/>
+              <w:jc w:val="right"/>
+            </w:pPr>
+            <w:r>
+              <w:t xml:space="preserve">1.30</w:t>
+            </w:r>
+          </w:p>
+        </w:tc>
+        <w:tc>
+          <w:tcPr/>
+          <w:p>
+            <w:pPr>
+              <w:pStyle w:val="Compact"/>
+              <w:jc w:val="right"/>
+            </w:pPr>
+            <w:r>
+              <w:t xml:space="preserve">1.54</w:t>
+            </w:r>
+          </w:p>
+        </w:tc>
+      </w:tr>
+      <w:tr>
+        <w:tc>
+          <w:tcPr/>
+          <w:p>
+            <w:pPr>
+              <w:pStyle w:val="Compact"/>
+            </w:pPr>
+            <w:r>
+              <w:t xml:space="preserve">income</w:t>
+            </w:r>
+          </w:p>
+        </w:tc>
+        <w:tc>
+          <w:tcPr/>
+          <w:p>
+            <w:pPr>
+              <w:pStyle w:val="Compact"/>
+              <w:jc w:val="right"/>
+            </w:pPr>
+            <w:r>
+              <w:t xml:space="preserve">C to X</w:t>
+            </w:r>
+          </w:p>
+        </w:tc>
+        <w:tc>
+          <w:tcPr/>
+          <w:p>
+            <w:pPr>
+              <w:pStyle w:val="Compact"/>
+              <w:jc w:val="right"/>
+            </w:pPr>
+            <w:r>
+              <w:t xml:space="preserve">high_income</w:t>
+            </w:r>
+          </w:p>
+        </w:tc>
+        <w:tc>
+          <w:tcPr/>
+          <w:p>
+            <w:pPr>
+              <w:pStyle w:val="Compact"/>
+              <w:jc w:val="right"/>
+            </w:pPr>
+            <w:r>
+              <w:t xml:space="preserve">0.73</w:t>
+            </w:r>
+          </w:p>
+        </w:tc>
+        <w:tc>
+          <w:tcPr/>
+          <w:p>
+            <w:pPr>
+              <w:pStyle w:val="Compact"/>
+              <w:jc w:val="right"/>
+            </w:pPr>
+            <w:r>
+              <w:t xml:space="preserve">0.66</w:t>
+            </w:r>
+          </w:p>
+        </w:tc>
+        <w:tc>
+          <w:tcPr/>
+          <w:p>
+            <w:pPr>
+              <w:pStyle w:val="Compact"/>
+              <w:jc w:val="right"/>
+            </w:pPr>
+            <w:r>
+              <w:t xml:space="preserve">0.80</w:t>
+            </w:r>
+          </w:p>
+        </w:tc>
+      </w:tr>
+      <w:tr>
+        <w:tc>
+          <w:tcPr/>
+          <w:p>
+            <w:pPr>
+              <w:pStyle w:val="Compact"/>
+            </w:pPr>
+            <w:r>
+              <w:t xml:space="preserve">income</w:t>
+            </w:r>
+          </w:p>
+        </w:tc>
+        <w:tc>
+          <w:tcPr/>
+          <w:p>
+            <w:pPr>
+              <w:pStyle w:val="Compact"/>
+              <w:jc w:val="right"/>
+            </w:pPr>
+            <w:r>
+              <w:t xml:space="preserve">D to H</w:t>
+            </w:r>
+          </w:p>
+        </w:tc>
+        <w:tc>
+          <w:tcPr/>
+          <w:p>
+            <w:pPr>
+              <w:pStyle w:val="Compact"/>
+              <w:jc w:val="right"/>
+            </w:pPr>
+            <w:r>
+              <w:t xml:space="preserve">low_income</w:t>
+            </w:r>
+          </w:p>
+        </w:tc>
+        <w:tc>
+          <w:tcPr/>
+          <w:p>
+            <w:pPr>
+              <w:pStyle w:val="Compact"/>
+              <w:jc w:val="right"/>
+            </w:pPr>
+            <w:r>
+              <w:t xml:space="preserve">0.85</w:t>
+            </w:r>
+          </w:p>
+        </w:tc>
+        <w:tc>
+          <w:tcPr/>
+          <w:p>
+            <w:pPr>
+              <w:pStyle w:val="Compact"/>
+              <w:jc w:val="right"/>
+            </w:pPr>
+            <w:r>
+              <w:t xml:space="preserve">0.66</w:t>
+            </w:r>
+          </w:p>
+        </w:tc>
+        <w:tc>
+          <w:tcPr/>
+          <w:p>
+            <w:pPr>
+              <w:pStyle w:val="Compact"/>
+              <w:jc w:val="right"/>
+            </w:pPr>
+            <w:r>
+              <w:t xml:space="preserve">1.09</w:t>
+            </w:r>
+          </w:p>
+        </w:tc>
+      </w:tr>
+      <w:tr>
+        <w:tc>
+          <w:tcPr/>
+          <w:p>
+            <w:pPr>
+              <w:pStyle w:val="Compact"/>
+            </w:pPr>
+            <w:r>
+              <w:t xml:space="preserve">income</w:t>
+            </w:r>
+          </w:p>
+        </w:tc>
+        <w:tc>
+          <w:tcPr/>
+          <w:p>
+            <w:pPr>
+              <w:pStyle w:val="Compact"/>
+              <w:jc w:val="right"/>
+            </w:pPr>
+            <w:r>
+              <w:t xml:space="preserve">D to H</w:t>
+            </w:r>
+          </w:p>
+        </w:tc>
+        <w:tc>
+          <w:tcPr/>
+          <w:p>
+            <w:pPr>
+              <w:pStyle w:val="Compact"/>
+              <w:jc w:val="right"/>
+            </w:pPr>
+            <w:r>
+              <w:t xml:space="preserve">high_income</w:t>
+            </w:r>
+          </w:p>
+        </w:tc>
+        <w:tc>
+          <w:tcPr/>
+          <w:p>
+            <w:pPr>
+              <w:pStyle w:val="Compact"/>
+              <w:jc w:val="right"/>
+            </w:pPr>
+            <w:r>
+              <w:t xml:space="preserve">1.36</w:t>
+            </w:r>
+          </w:p>
+        </w:tc>
+        <w:tc>
+          <w:tcPr/>
+          <w:p>
+            <w:pPr>
+              <w:pStyle w:val="Compact"/>
+              <w:jc w:val="right"/>
+            </w:pPr>
+            <w:r>
+              <w:t xml:space="preserve">1.00</w:t>
+            </w:r>
+          </w:p>
+        </w:tc>
+        <w:tc>
+          <w:tcPr/>
+          <w:p>
+            <w:pPr>
+              <w:pStyle w:val="Compact"/>
+              <w:jc w:val="right"/>
+            </w:pPr>
+            <w:r>
+              <w:t xml:space="preserve">1.83</w:t>
+            </w:r>
+          </w:p>
+        </w:tc>
+      </w:tr>
+      <w:tr>
+        <w:tc>
+          <w:tcPr/>
+          <w:p>
+            <w:pPr>
+              <w:pStyle w:val="Compact"/>
+            </w:pPr>
+            <w:r>
+              <w:t xml:space="preserve">income</w:t>
+            </w:r>
+          </w:p>
+        </w:tc>
+        <w:tc>
+          <w:tcPr/>
+          <w:p>
+            <w:pPr>
+              <w:pStyle w:val="Compact"/>
+              <w:jc w:val="right"/>
+            </w:pPr>
+            <w:r>
+              <w:t xml:space="preserve">D to C</w:t>
+            </w:r>
+          </w:p>
+        </w:tc>
+        <w:tc>
+          <w:tcPr/>
+          <w:p>
+            <w:pPr>
+              <w:pStyle w:val="Compact"/>
+              <w:jc w:val="right"/>
+            </w:pPr>
+            <w:r>
+              <w:t xml:space="preserve">low_income</w:t>
+            </w:r>
+          </w:p>
+        </w:tc>
+        <w:tc>
+          <w:tcPr/>
+          <w:p>
+            <w:pPr>
+              <w:pStyle w:val="Compact"/>
+              <w:jc w:val="right"/>
+            </w:pPr>
+            <w:r>
+              <w:t xml:space="preserve">0.87</w:t>
+            </w:r>
+          </w:p>
+        </w:tc>
+        <w:tc>
+          <w:tcPr/>
+          <w:p>
+            <w:pPr>
+              <w:pStyle w:val="Compact"/>
+              <w:jc w:val="right"/>
+            </w:pPr>
+            <w:r>
+              <w:t xml:space="preserve">0.83</w:t>
+            </w:r>
+          </w:p>
+        </w:tc>
+        <w:tc>
+          <w:tcPr/>
+          <w:p>
+            <w:pPr>
+              <w:pStyle w:val="Compact"/>
+              <w:jc w:val="right"/>
+            </w:pPr>
+            <w:r>
+              <w:t xml:space="preserve">0.92</w:t>
+            </w:r>
+          </w:p>
+        </w:tc>
+      </w:tr>
+      <w:tr>
+        <w:tc>
+          <w:tcPr/>
+          <w:p>
+            <w:pPr>
+              <w:pStyle w:val="Compact"/>
+            </w:pPr>
+            <w:r>
+              <w:t xml:space="preserve">income</w:t>
+            </w:r>
+          </w:p>
+        </w:tc>
+        <w:tc>
+          <w:tcPr/>
+          <w:p>
+            <w:pPr>
+              <w:pStyle w:val="Compact"/>
+              <w:jc w:val="right"/>
+            </w:pPr>
+            <w:r>
+              <w:t xml:space="preserve">D to C</w:t>
+            </w:r>
+          </w:p>
+        </w:tc>
+        <w:tc>
+          <w:tcPr/>
+          <w:p>
+            <w:pPr>
+              <w:pStyle w:val="Compact"/>
+              <w:jc w:val="right"/>
+            </w:pPr>
+            <w:r>
+              <w:t xml:space="preserve">high_income</w:t>
+            </w:r>
+          </w:p>
+        </w:tc>
+        <w:tc>
+          <w:tcPr/>
+          <w:p>
+            <w:pPr>
+              <w:pStyle w:val="Compact"/>
+              <w:jc w:val="right"/>
+            </w:pPr>
+            <w:r>
+              <w:t xml:space="preserve">1.13</w:t>
+            </w:r>
+          </w:p>
+        </w:tc>
+        <w:tc>
+          <w:tcPr/>
+          <w:p>
+            <w:pPr>
+              <w:pStyle w:val="Compact"/>
+              <w:jc w:val="right"/>
+            </w:pPr>
+            <w:r>
+              <w:t xml:space="preserve">1.05</w:t>
+            </w:r>
+          </w:p>
+        </w:tc>
+        <w:tc>
+          <w:tcPr/>
+          <w:p>
+            <w:pPr>
+              <w:pStyle w:val="Compact"/>
+              <w:jc w:val="right"/>
+            </w:pPr>
+            <w:r>
+              <w:t xml:space="preserve">1.20</w:t>
+            </w:r>
+          </w:p>
+        </w:tc>
+      </w:tr>
+      <w:tr>
+        <w:tc>
+          <w:tcPr/>
+          <w:p>
+            <w:pPr>
+              <w:pStyle w:val="Compact"/>
+            </w:pPr>
+            <w:r>
+              <w:t xml:space="preserve">income</w:t>
+            </w:r>
+          </w:p>
+        </w:tc>
+        <w:tc>
+          <w:tcPr/>
+          <w:p>
+            <w:pPr>
+              <w:pStyle w:val="Compact"/>
+              <w:jc w:val="right"/>
+            </w:pPr>
+            <w:r>
+              <w:t xml:space="preserve">D to L</w:t>
+            </w:r>
+          </w:p>
+        </w:tc>
+        <w:tc>
+          <w:tcPr/>
+          <w:p>
+            <w:pPr>
+              <w:pStyle w:val="Compact"/>
+              <w:jc w:val="right"/>
+            </w:pPr>
+            <w:r>
+              <w:t xml:space="preserve">low_income</w:t>
+            </w:r>
+          </w:p>
+        </w:tc>
+        <w:tc>
+          <w:tcPr/>
+          <w:p>
+            <w:pPr>
+              <w:pStyle w:val="Compact"/>
+              <w:jc w:val="right"/>
+            </w:pPr>
+            <w:r>
+              <w:t xml:space="preserve">1.14</w:t>
+            </w:r>
+          </w:p>
+        </w:tc>
+        <w:tc>
+          <w:tcPr/>
+          <w:p>
+            <w:pPr>
+              <w:pStyle w:val="Compact"/>
+              <w:jc w:val="right"/>
+            </w:pPr>
+            <w:r>
+              <w:t xml:space="preserve">1.04</w:t>
+            </w:r>
+          </w:p>
+        </w:tc>
+        <w:tc>
+          <w:tcPr/>
+          <w:p>
+            <w:pPr>
+              <w:pStyle w:val="Compact"/>
+              <w:jc w:val="right"/>
+            </w:pPr>
+            <w:r>
+              <w:t xml:space="preserve">1.25</w:t>
+            </w:r>
+          </w:p>
+        </w:tc>
+      </w:tr>
+      <w:tr>
+        <w:tc>
+          <w:tcPr/>
+          <w:p>
+            <w:pPr>
+              <w:pStyle w:val="Compact"/>
+            </w:pPr>
+            <w:r>
+              <w:t xml:space="preserve">income</w:t>
+            </w:r>
+          </w:p>
+        </w:tc>
+        <w:tc>
+          <w:tcPr/>
+          <w:p>
+            <w:pPr>
+              <w:pStyle w:val="Compact"/>
+              <w:jc w:val="right"/>
+            </w:pPr>
+            <w:r>
+              <w:t xml:space="preserve">D to L</w:t>
+            </w:r>
+          </w:p>
+        </w:tc>
+        <w:tc>
+          <w:tcPr/>
+          <w:p>
+            <w:pPr>
+              <w:pStyle w:val="Compact"/>
+              <w:jc w:val="right"/>
+            </w:pPr>
+            <w:r>
+              <w:t xml:space="preserve">high_income</w:t>
+            </w:r>
+          </w:p>
+        </w:tc>
+        <w:tc>
+          <w:tcPr/>
+          <w:p>
+            <w:pPr>
+              <w:pStyle w:val="Compact"/>
+              <w:jc w:val="right"/>
+            </w:pPr>
+            <w:r>
+              <w:t xml:space="preserve">0.93</w:t>
+            </w:r>
+          </w:p>
+        </w:tc>
+        <w:tc>
+          <w:tcPr/>
+          <w:p>
+            <w:pPr>
+              <w:pStyle w:val="Compact"/>
+              <w:jc w:val="right"/>
+            </w:pPr>
+            <w:r>
+              <w:t xml:space="preserve">0.83</w:t>
+            </w:r>
+          </w:p>
+        </w:tc>
+        <w:tc>
+          <w:tcPr/>
+          <w:p>
+            <w:pPr>
+              <w:pStyle w:val="Compact"/>
+              <w:jc w:val="right"/>
+            </w:pPr>
+            <w:r>
+              <w:t xml:space="preserve">1.04</w:t>
+            </w:r>
+          </w:p>
+        </w:tc>
+      </w:tr>
+      <w:tr>
+        <w:tc>
+          <w:tcPr/>
+          <w:p>
+            <w:pPr>
+              <w:pStyle w:val="Compact"/>
+            </w:pPr>
+            <w:r>
+              <w:t xml:space="preserve">income</w:t>
+            </w:r>
+          </w:p>
+        </w:tc>
+        <w:tc>
+          <w:tcPr/>
+          <w:p>
+            <w:pPr>
+              <w:pStyle w:val="Compact"/>
+              <w:jc w:val="right"/>
+            </w:pPr>
+            <w:r>
+              <w:t xml:space="preserve">D to N</w:t>
+            </w:r>
+          </w:p>
+        </w:tc>
+        <w:tc>
+          <w:tcPr/>
+          <w:p>
+            <w:pPr>
+              <w:pStyle w:val="Compact"/>
+              <w:jc w:val="right"/>
+            </w:pPr>
+            <w:r>
+              <w:t xml:space="preserve">low_income</w:t>
+            </w:r>
+          </w:p>
+        </w:tc>
+        <w:tc>
+          <w:tcPr/>
+          <w:p>
+            <w:pPr>
+              <w:pStyle w:val="Compact"/>
+              <w:jc w:val="right"/>
+            </w:pPr>
+            <w:r>
+              <w:t xml:space="preserve">1.00</w:t>
+            </w:r>
+          </w:p>
+        </w:tc>
+        <w:tc>
+          <w:tcPr/>
+          <w:p>
+            <w:pPr>
+              <w:pStyle w:val="Compact"/>
+              <w:jc w:val="right"/>
+            </w:pPr>
+            <w:r>
+              <w:t xml:space="preserve">0.75</w:t>
+            </w:r>
+          </w:p>
+        </w:tc>
+        <w:tc>
+          <w:tcPr/>
+          <w:p>
+            <w:pPr>
+              <w:pStyle w:val="Compact"/>
+              <w:jc w:val="right"/>
+            </w:pPr>
+            <w:r>
+              <w:t xml:space="preserve">1.34</w:t>
+            </w:r>
+          </w:p>
+        </w:tc>
+      </w:tr>
+      <w:tr>
+        <w:tc>
+          <w:tcPr/>
+          <w:p>
+            <w:pPr>
+              <w:pStyle w:val="Compact"/>
+            </w:pPr>
+            <w:r>
+              <w:t xml:space="preserve">income</w:t>
+            </w:r>
+          </w:p>
+        </w:tc>
+        <w:tc>
+          <w:tcPr/>
+          <w:p>
+            <w:pPr>
+              <w:pStyle w:val="Compact"/>
+              <w:jc w:val="right"/>
+            </w:pPr>
+            <w:r>
+              <w:t xml:space="preserve">D to N</w:t>
+            </w:r>
+          </w:p>
+        </w:tc>
+        <w:tc>
+          <w:tcPr/>
+          <w:p>
+            <w:pPr>
+              <w:pStyle w:val="Compact"/>
+              <w:jc w:val="right"/>
+            </w:pPr>
+            <w:r>
+              <w:t xml:space="preserve">high_income</w:t>
+            </w:r>
+          </w:p>
+        </w:tc>
+        <w:tc>
+          <w:tcPr/>
+          <w:p>
+            <w:pPr>
+              <w:pStyle w:val="Compact"/>
+              <w:jc w:val="right"/>
+            </w:pPr>
+            <w:r>
+              <w:t xml:space="preserve">0.77</w:t>
+            </w:r>
+          </w:p>
+        </w:tc>
+        <w:tc>
+          <w:tcPr/>
+          <w:p>
+            <w:pPr>
+              <w:pStyle w:val="Compact"/>
+              <w:jc w:val="right"/>
+            </w:pPr>
+            <w:r>
+              <w:t xml:space="preserve">0.55</w:t>
+            </w:r>
+          </w:p>
+        </w:tc>
+        <w:tc>
+          <w:tcPr/>
+          <w:p>
+            <w:pPr>
+              <w:pStyle w:val="Compact"/>
+              <w:jc w:val="right"/>
+            </w:pPr>
+            <w:r>
+              <w:t xml:space="preserve">1.08</w:t>
+            </w:r>
+          </w:p>
+        </w:tc>
+      </w:tr>
+      <w:tr>
+        <w:tc>
+          <w:tcPr/>
+          <w:p>
+            <w:pPr>
+              <w:pStyle w:val="Compact"/>
+            </w:pPr>
+            <w:r>
+              <w:t xml:space="preserve">income</w:t>
+            </w:r>
+          </w:p>
+        </w:tc>
+        <w:tc>
+          <w:tcPr/>
+          <w:p>
+            <w:pPr>
+              <w:pStyle w:val="Compact"/>
+              <w:jc w:val="right"/>
+            </w:pPr>
+            <w:r>
+              <w:t xml:space="preserve">D to X</w:t>
+            </w:r>
+          </w:p>
+        </w:tc>
+        <w:tc>
+          <w:tcPr/>
+          <w:p>
+            <w:pPr>
+              <w:pStyle w:val="Compact"/>
+              <w:jc w:val="right"/>
+            </w:pPr>
+            <w:r>
+              <w:t xml:space="preserve">low_income</w:t>
+            </w:r>
+          </w:p>
+        </w:tc>
+        <w:tc>
+          <w:tcPr/>
+          <w:p>
+            <w:pPr>
+              <w:pStyle w:val="Compact"/>
+              <w:jc w:val="right"/>
+            </w:pPr>
+            <w:r>
+              <w:t xml:space="preserve">1.30</w:t>
+            </w:r>
+          </w:p>
+        </w:tc>
+        <w:tc>
+          <w:tcPr/>
+          <w:p>
+            <w:pPr>
+              <w:pStyle w:val="Compact"/>
+              <w:jc w:val="right"/>
+            </w:pPr>
+            <w:r>
+              <w:t xml:space="preserve">1.09</w:t>
+            </w:r>
+          </w:p>
+        </w:tc>
+        <w:tc>
+          <w:tcPr/>
+          <w:p>
+            <w:pPr>
+              <w:pStyle w:val="Compact"/>
+              <w:jc w:val="right"/>
+            </w:pPr>
+            <w:r>
+              <w:t xml:space="preserve">1.55</w:t>
+            </w:r>
+          </w:p>
+        </w:tc>
+      </w:tr>
+      <w:tr>
+        <w:tc>
+          <w:tcPr/>
+          <w:p>
+            <w:pPr>
+              <w:pStyle w:val="Compact"/>
+            </w:pPr>
+            <w:r>
+              <w:t xml:space="preserve">income</w:t>
+            </w:r>
+          </w:p>
+        </w:tc>
+        <w:tc>
+          <w:tcPr/>
+          <w:p>
+            <w:pPr>
+              <w:pStyle w:val="Compact"/>
+              <w:jc w:val="right"/>
+            </w:pPr>
+            <w:r>
+              <w:t xml:space="preserve">D to X</w:t>
+            </w:r>
+          </w:p>
+        </w:tc>
+        <w:tc>
+          <w:tcPr/>
+          <w:p>
+            <w:pPr>
+              <w:pStyle w:val="Compact"/>
+              <w:jc w:val="right"/>
+            </w:pPr>
+            <w:r>
+              <w:t xml:space="preserve">high_income</w:t>
+            </w:r>
+          </w:p>
+        </w:tc>
+        <w:tc>
+          <w:tcPr/>
+          <w:p>
+            <w:pPr>
+              <w:pStyle w:val="Compact"/>
+              <w:jc w:val="right"/>
+            </w:pPr>
+            <w:r>
+              <w:t xml:space="preserve">1.01</w:t>
+            </w:r>
+          </w:p>
+        </w:tc>
+        <w:tc>
+          <w:tcPr/>
+          <w:p>
+            <w:pPr>
+              <w:pStyle w:val="Compact"/>
+              <w:jc w:val="right"/>
+            </w:pPr>
+            <w:r>
+              <w:t xml:space="preserve">0.81</w:t>
+            </w:r>
+          </w:p>
+        </w:tc>
+        <w:tc>
+          <w:tcPr/>
+          <w:p>
+            <w:pPr>
+              <w:pStyle w:val="Compact"/>
+              <w:jc w:val="right"/>
+            </w:pPr>
+            <w:r>
+              <w:t xml:space="preserve">1.25</w:t>
+            </w:r>
+          </w:p>
+        </w:tc>
+      </w:tr>
+      <w:tr>
+        <w:tc>
+          <w:tcPr/>
+          <w:p>
+            <w:pPr>
+              <w:pStyle w:val="Compact"/>
+            </w:pPr>
+            <w:r>
+              <w:t xml:space="preserve">income</w:t>
+            </w:r>
+          </w:p>
+        </w:tc>
+        <w:tc>
+          <w:tcPr/>
+          <w:p>
+            <w:pPr>
+              <w:pStyle w:val="Compact"/>
+              <w:jc w:val="right"/>
+            </w:pPr>
+            <w:r>
+              <w:t xml:space="preserve">L to D</w:t>
+            </w:r>
+          </w:p>
+        </w:tc>
+        <w:tc>
+          <w:tcPr/>
+          <w:p>
+            <w:pPr>
+              <w:pStyle w:val="Compact"/>
+              <w:jc w:val="right"/>
+            </w:pPr>
+            <w:r>
+              <w:t xml:space="preserve">low_income</w:t>
+            </w:r>
+          </w:p>
+        </w:tc>
+        <w:tc>
+          <w:tcPr/>
+          <w:p>
+            <w:pPr>
+              <w:pStyle w:val="Compact"/>
+              <w:jc w:val="right"/>
+            </w:pPr>
+            <w:r>
+              <w:t xml:space="preserve">1.01</w:t>
+            </w:r>
+          </w:p>
+        </w:tc>
+        <w:tc>
+          <w:tcPr/>
+          <w:p>
+            <w:pPr>
+              <w:pStyle w:val="Compact"/>
+              <w:jc w:val="right"/>
+            </w:pPr>
+            <w:r>
+              <w:t xml:space="preserve">0.91</w:t>
+            </w:r>
+          </w:p>
+        </w:tc>
+        <w:tc>
+          <w:tcPr/>
+          <w:p>
+            <w:pPr>
+              <w:pStyle w:val="Compact"/>
+              <w:jc w:val="right"/>
+            </w:pPr>
+            <w:r>
+              <w:t xml:space="preserve">1.11</w:t>
+            </w:r>
+          </w:p>
+        </w:tc>
+      </w:tr>
+      <w:tr>
+        <w:tc>
+          <w:tcPr/>
+          <w:p>
+            <w:pPr>
+              <w:pStyle w:val="Compact"/>
+            </w:pPr>
+            <w:r>
+              <w:t xml:space="preserve">income</w:t>
+            </w:r>
+          </w:p>
+        </w:tc>
+        <w:tc>
+          <w:tcPr/>
+          <w:p>
+            <w:pPr>
+              <w:pStyle w:val="Compact"/>
+              <w:jc w:val="right"/>
+            </w:pPr>
+            <w:r>
+              <w:t xml:space="preserve">L to D</w:t>
+            </w:r>
+          </w:p>
+        </w:tc>
+        <w:tc>
+          <w:tcPr/>
+          <w:p>
+            <w:pPr>
+              <w:pStyle w:val="Compact"/>
+              <w:jc w:val="right"/>
+            </w:pPr>
+            <w:r>
+              <w:t xml:space="preserve">high_income</w:t>
+            </w:r>
+          </w:p>
+        </w:tc>
+        <w:tc>
+          <w:tcPr/>
+          <w:p>
+            <w:pPr>
+              <w:pStyle w:val="Compact"/>
+              <w:jc w:val="right"/>
+            </w:pPr>
+            <w:r>
+              <w:t xml:space="preserve">1.02</w:t>
+            </w:r>
+          </w:p>
+        </w:tc>
+        <w:tc>
+          <w:tcPr/>
+          <w:p>
+            <w:pPr>
+              <w:pStyle w:val="Compact"/>
+              <w:jc w:val="right"/>
+            </w:pPr>
+            <w:r>
+              <w:t xml:space="preserve">0.88</w:t>
+            </w:r>
+          </w:p>
+        </w:tc>
+        <w:tc>
+          <w:tcPr/>
+          <w:p>
+            <w:pPr>
+              <w:pStyle w:val="Compact"/>
+              <w:jc w:val="right"/>
+            </w:pPr>
+            <w:r>
+              <w:t xml:space="preserve">1.19</w:t>
+            </w:r>
+          </w:p>
+        </w:tc>
+      </w:tr>
+      <w:tr>
+        <w:tc>
+          <w:tcPr/>
+          <w:p>
+            <w:pPr>
+              <w:pStyle w:val="Compact"/>
+            </w:pPr>
+            <w:r>
+              <w:t xml:space="preserve">income</w:t>
+            </w:r>
+          </w:p>
+        </w:tc>
+        <w:tc>
+          <w:tcPr/>
+          <w:p>
+            <w:pPr>
+              <w:pStyle w:val="Compact"/>
+              <w:jc w:val="right"/>
+            </w:pPr>
+            <w:r>
+              <w:t xml:space="preserve">L to N</w:t>
+            </w:r>
+          </w:p>
+        </w:tc>
+        <w:tc>
+          <w:tcPr/>
+          <w:p>
+            <w:pPr>
+              <w:pStyle w:val="Compact"/>
+              <w:jc w:val="right"/>
+            </w:pPr>
+            <w:r>
+              <w:t xml:space="preserve">low_income</w:t>
+            </w:r>
+          </w:p>
+        </w:tc>
+        <w:tc>
+          <w:tcPr/>
+          <w:p>
+            <w:pPr>
+              <w:pStyle w:val="Compact"/>
+              <w:jc w:val="right"/>
+            </w:pPr>
+            <w:r>
+              <w:t xml:space="preserve">1.38</w:t>
+            </w:r>
+          </w:p>
+        </w:tc>
+        <w:tc>
+          <w:tcPr/>
+          <w:p>
+            <w:pPr>
+              <w:pStyle w:val="Compact"/>
+              <w:jc w:val="right"/>
+            </w:pPr>
+            <w:r>
+              <w:t xml:space="preserve">1.07</w:t>
+            </w:r>
+          </w:p>
+        </w:tc>
+        <w:tc>
+          <w:tcPr/>
+          <w:p>
+            <w:pPr>
+              <w:pStyle w:val="Compact"/>
+              <w:jc w:val="right"/>
+            </w:pPr>
+            <w:r>
+              <w:t xml:space="preserve">1.78</w:t>
+            </w:r>
+          </w:p>
+        </w:tc>
+      </w:tr>
+      <w:tr>
+        <w:tc>
+          <w:tcPr/>
+          <w:p>
+            <w:pPr>
+              <w:pStyle w:val="Compact"/>
+            </w:pPr>
+            <w:r>
+              <w:t xml:space="preserve">income</w:t>
+            </w:r>
+          </w:p>
+        </w:tc>
+        <w:tc>
+          <w:tcPr/>
+          <w:p>
+            <w:pPr>
+              <w:pStyle w:val="Compact"/>
+              <w:jc w:val="right"/>
+            </w:pPr>
+            <w:r>
+              <w:t xml:space="preserve">L to N</w:t>
+            </w:r>
+          </w:p>
+        </w:tc>
+        <w:tc>
+          <w:tcPr/>
+          <w:p>
+            <w:pPr>
+              <w:pStyle w:val="Compact"/>
+              <w:jc w:val="right"/>
+            </w:pPr>
+            <w:r>
+              <w:t xml:space="preserve">high_income</w:t>
+            </w:r>
+          </w:p>
+        </w:tc>
+        <w:tc>
+          <w:tcPr/>
+          <w:p>
+            <w:pPr>
+              <w:pStyle w:val="Compact"/>
+              <w:jc w:val="right"/>
+            </w:pPr>
+            <w:r>
+              <w:t xml:space="preserve">0.85</w:t>
+            </w:r>
+          </w:p>
+        </w:tc>
+        <w:tc>
+          <w:tcPr/>
+          <w:p>
+            <w:pPr>
+              <w:pStyle w:val="Compact"/>
+              <w:jc w:val="right"/>
+            </w:pPr>
+            <w:r>
+              <w:t xml:space="preserve">0.60</w:t>
+            </w:r>
+          </w:p>
+        </w:tc>
+        <w:tc>
+          <w:tcPr/>
+          <w:p>
+            <w:pPr>
+              <w:pStyle w:val="Compact"/>
+              <w:jc w:val="right"/>
+            </w:pPr>
+            <w:r>
+              <w:t xml:space="preserve">1.20</w:t>
+            </w:r>
+          </w:p>
+        </w:tc>
+      </w:tr>
+      <w:tr>
+        <w:tc>
+          <w:tcPr/>
+          <w:p>
+            <w:pPr>
+              <w:pStyle w:val="Compact"/>
+            </w:pPr>
+            <w:r>
+              <w:t xml:space="preserve">income</w:t>
+            </w:r>
+          </w:p>
+        </w:tc>
+        <w:tc>
+          <w:tcPr/>
+          <w:p>
+            <w:pPr>
+              <w:pStyle w:val="Compact"/>
+              <w:jc w:val="right"/>
+            </w:pPr>
+            <w:r>
+              <w:t xml:space="preserve">L to X</w:t>
+            </w:r>
+          </w:p>
+        </w:tc>
+        <w:tc>
+          <w:tcPr/>
+          <w:p>
+            <w:pPr>
+              <w:pStyle w:val="Compact"/>
+              <w:jc w:val="right"/>
+            </w:pPr>
+            <w:r>
+              <w:t xml:space="preserve">low_income</w:t>
+            </w:r>
+          </w:p>
+        </w:tc>
+        <w:tc>
+          <w:tcPr/>
+          <w:p>
+            <w:pPr>
+              <w:pStyle w:val="Compact"/>
+              <w:jc w:val="right"/>
+            </w:pPr>
+            <w:r>
+              <w:t xml:space="preserve">0.82</w:t>
+            </w:r>
+          </w:p>
+        </w:tc>
+        <w:tc>
+          <w:tcPr/>
+          <w:p>
+            <w:pPr>
+              <w:pStyle w:val="Compact"/>
+              <w:jc w:val="right"/>
+            </w:pPr>
+            <w:r>
+              <w:t xml:space="preserve">0.73</w:t>
+            </w:r>
+          </w:p>
+        </w:tc>
+        <w:tc>
+          <w:tcPr/>
+          <w:p>
+            <w:pPr>
+              <w:pStyle w:val="Compact"/>
+              <w:jc w:val="right"/>
+            </w:pPr>
+            <w:r>
+              <w:t xml:space="preserve">0.92</w:t>
+            </w:r>
+          </w:p>
+        </w:tc>
+      </w:tr>
+      <w:tr>
+        <w:tc>
+          <w:tcPr/>
+          <w:p>
+            <w:pPr>
+              <w:pStyle w:val="Compact"/>
+            </w:pPr>
+            <w:r>
+              <w:t xml:space="preserve">income</w:t>
+            </w:r>
+          </w:p>
+        </w:tc>
+        <w:tc>
+          <w:tcPr/>
+          <w:p>
+            <w:pPr>
+              <w:pStyle w:val="Compact"/>
+              <w:jc w:val="right"/>
+            </w:pPr>
+            <w:r>
+              <w:t xml:space="preserve">L to X</w:t>
+            </w:r>
+          </w:p>
+        </w:tc>
+        <w:tc>
+          <w:tcPr/>
+          <w:p>
+            <w:pPr>
+              <w:pStyle w:val="Compact"/>
+              <w:jc w:val="right"/>
+            </w:pPr>
+            <w:r>
+              <w:t xml:space="preserve">high_income</w:t>
+            </w:r>
+          </w:p>
+        </w:tc>
+        <w:tc>
+          <w:tcPr/>
+          <w:p>
+            <w:pPr>
+              <w:pStyle w:val="Compact"/>
+              <w:jc w:val="right"/>
+            </w:pPr>
+            <w:r>
+              <w:t xml:space="preserve">0.96</w:t>
+            </w:r>
+          </w:p>
+        </w:tc>
+        <w:tc>
+          <w:tcPr/>
+          <w:p>
+            <w:pPr>
+              <w:pStyle w:val="Compact"/>
+              <w:jc w:val="right"/>
+            </w:pPr>
+            <w:r>
+              <w:t xml:space="preserve">0.84</w:t>
+            </w:r>
+          </w:p>
+        </w:tc>
+        <w:tc>
+          <w:tcPr/>
+          <w:p>
+            <w:pPr>
+              <w:pStyle w:val="Compact"/>
+              <w:jc w:val="right"/>
+            </w:pPr>
+            <w:r>
+              <w:t xml:space="preserve">1.10</w:t>
+            </w:r>
+          </w:p>
+        </w:tc>
+      </w:tr>
+      <w:tr>
+        <w:tc>
+          <w:tcPr/>
+          <w:p>
+            <w:pPr>
+              <w:pStyle w:val="Compact"/>
+            </w:pPr>
+            <w:r>
+              <w:t xml:space="preserve">income</w:t>
+            </w:r>
+          </w:p>
+        </w:tc>
+        <w:tc>
+          <w:tcPr/>
+          <w:p>
+            <w:pPr>
+              <w:pStyle w:val="Compact"/>
+              <w:jc w:val="right"/>
+            </w:pPr>
+            <w:r>
+              <w:t xml:space="preserve">N to D</w:t>
+            </w:r>
+          </w:p>
+        </w:tc>
+        <w:tc>
+          <w:tcPr/>
+          <w:p>
+            <w:pPr>
+              <w:pStyle w:val="Compact"/>
+              <w:jc w:val="right"/>
+            </w:pPr>
+            <w:r>
+              <w:t xml:space="preserve">low_income</w:t>
+            </w:r>
+          </w:p>
+        </w:tc>
+        <w:tc>
+          <w:tcPr/>
+          <w:p>
+            <w:pPr>
+              <w:pStyle w:val="Compact"/>
+              <w:jc w:val="right"/>
+            </w:pPr>
+            <w:r>
+              <w:t xml:space="preserve">0.50</w:t>
+            </w:r>
+          </w:p>
+        </w:tc>
+        <w:tc>
+          <w:tcPr/>
+          <w:p>
+            <w:pPr>
+              <w:pStyle w:val="Compact"/>
+              <w:jc w:val="right"/>
+            </w:pPr>
+            <w:r>
+              <w:t xml:space="preserve">0.35</w:t>
+            </w:r>
+          </w:p>
+        </w:tc>
+        <w:tc>
+          <w:tcPr/>
+          <w:p>
+            <w:pPr>
+              <w:pStyle w:val="Compact"/>
+              <w:jc w:val="right"/>
+            </w:pPr>
+            <w:r>
+              <w:t xml:space="preserve">0.73</w:t>
+            </w:r>
+          </w:p>
+        </w:tc>
+      </w:tr>
+      <w:tr>
+        <w:tc>
+          <w:tcPr/>
+          <w:p>
+            <w:pPr>
+              <w:pStyle w:val="Compact"/>
+            </w:pPr>
+            <w:r>
+              <w:t xml:space="preserve">income</w:t>
+            </w:r>
+          </w:p>
+        </w:tc>
+        <w:tc>
+          <w:tcPr/>
+          <w:p>
+            <w:pPr>
+              <w:pStyle w:val="Compact"/>
+              <w:jc w:val="right"/>
+            </w:pPr>
+            <w:r>
+              <w:t xml:space="preserve">N to D</w:t>
+            </w:r>
+          </w:p>
+        </w:tc>
+        <w:tc>
+          <w:tcPr/>
+          <w:p>
+            <w:pPr>
+              <w:pStyle w:val="Compact"/>
+              <w:jc w:val="right"/>
+            </w:pPr>
+            <w:r>
+              <w:t xml:space="preserve">high_income</w:t>
+            </w:r>
+          </w:p>
+        </w:tc>
+        <w:tc>
+          <w:tcPr/>
+          <w:p>
+            <w:pPr>
+              <w:pStyle w:val="Compact"/>
+              <w:jc w:val="right"/>
+            </w:pPr>
+            <w:r>
+              <w:t xml:space="preserve">1.59</w:t>
+            </w:r>
+          </w:p>
+        </w:tc>
+        <w:tc>
+          <w:tcPr/>
+          <w:p>
+            <w:pPr>
+              <w:pStyle w:val="Compact"/>
+              <w:jc w:val="right"/>
+            </w:pPr>
+            <w:r>
+              <w:t xml:space="preserve">1.09</w:t>
+            </w:r>
+          </w:p>
+        </w:tc>
+        <w:tc>
+          <w:tcPr/>
+          <w:p>
+            <w:pPr>
+              <w:pStyle w:val="Compact"/>
+              <w:jc w:val="right"/>
+            </w:pPr>
+            <w:r>
+              <w:t xml:space="preserve">2.32</w:t>
+            </w:r>
+          </w:p>
+        </w:tc>
+      </w:tr>
+      <w:tr>
+        <w:tc>
+          <w:tcPr/>
+          <w:p>
+            <w:pPr>
+              <w:pStyle w:val="Compact"/>
+            </w:pPr>
+            <w:r>
+              <w:t xml:space="preserve">income</w:t>
+            </w:r>
+          </w:p>
+        </w:tc>
+        <w:tc>
+          <w:tcPr/>
+          <w:p>
+            <w:pPr>
+              <w:pStyle w:val="Compact"/>
+              <w:jc w:val="right"/>
+            </w:pPr>
+            <w:r>
+              <w:t xml:space="preserve">N to L</w:t>
+            </w:r>
+          </w:p>
+        </w:tc>
+        <w:tc>
+          <w:tcPr/>
+          <w:p>
+            <w:pPr>
+              <w:pStyle w:val="Compact"/>
+              <w:jc w:val="right"/>
+            </w:pPr>
+            <w:r>
+              <w:t xml:space="preserve">low_income</w:t>
+            </w:r>
+          </w:p>
+        </w:tc>
+        <w:tc>
+          <w:tcPr/>
+          <w:p>
+            <w:pPr>
+              <w:pStyle w:val="Compact"/>
+              <w:jc w:val="right"/>
+            </w:pPr>
+            <w:r>
+              <w:t xml:space="preserve">0.88</w:t>
+            </w:r>
+          </w:p>
+        </w:tc>
+        <w:tc>
+          <w:tcPr/>
+          <w:p>
+            <w:pPr>
+              <w:pStyle w:val="Compact"/>
+              <w:jc w:val="right"/>
+            </w:pPr>
+            <w:r>
+              <w:t xml:space="preserve">0.48</w:t>
+            </w:r>
+          </w:p>
+        </w:tc>
+        <w:tc>
+          <w:tcPr/>
+          <w:p>
+            <w:pPr>
+              <w:pStyle w:val="Compact"/>
+              <w:jc w:val="right"/>
+            </w:pPr>
+            <w:r>
+              <w:t xml:space="preserve">1.61</w:t>
+            </w:r>
+          </w:p>
+        </w:tc>
+      </w:tr>
+      <w:tr>
+        <w:tc>
+          <w:tcPr/>
+          <w:p>
+            <w:pPr>
+              <w:pStyle w:val="Compact"/>
+            </w:pPr>
+            <w:r>
+              <w:t xml:space="preserve">income</w:t>
+            </w:r>
+          </w:p>
+        </w:tc>
+        <w:tc>
+          <w:tcPr/>
+          <w:p>
+            <w:pPr>
+              <w:pStyle w:val="Compact"/>
+              <w:jc w:val="right"/>
+            </w:pPr>
+            <w:r>
+              <w:t xml:space="preserve">N to L</w:t>
+            </w:r>
+          </w:p>
+        </w:tc>
+        <w:tc>
+          <w:tcPr/>
+          <w:p>
+            <w:pPr>
+              <w:pStyle w:val="Compact"/>
+              <w:jc w:val="right"/>
+            </w:pPr>
+            <w:r>
+              <w:t xml:space="preserve">high_income</w:t>
+            </w:r>
+          </w:p>
+        </w:tc>
+        <w:tc>
+          <w:tcPr/>
+          <w:p>
+            <w:pPr>
+              <w:pStyle w:val="Compact"/>
+              <w:jc w:val="right"/>
+            </w:pPr>
+            <w:r>
+              <w:t xml:space="preserve">1.28</w:t>
+            </w:r>
+          </w:p>
+        </w:tc>
+        <w:tc>
+          <w:tcPr/>
+          <w:p>
+            <w:pPr>
+              <w:pStyle w:val="Compact"/>
+              <w:jc w:val="right"/>
+            </w:pPr>
+            <w:r>
+              <w:t xml:space="preserve">0.55</w:t>
+            </w:r>
+          </w:p>
+        </w:tc>
+        <w:tc>
+          <w:tcPr/>
+          <w:p>
+            <w:pPr>
+              <w:pStyle w:val="Compact"/>
+              <w:jc w:val="right"/>
+            </w:pPr>
+            <w:r>
+              <w:t xml:space="preserve">2.99</w:t>
+            </w:r>
+          </w:p>
+        </w:tc>
+      </w:tr>
+      <w:tr>
+        <w:tc>
+          <w:tcPr/>
+          <w:p>
+            <w:pPr>
+              <w:pStyle w:val="Compact"/>
+            </w:pPr>
+            <w:r>
+              <w:t xml:space="preserve">income</w:t>
+            </w:r>
+          </w:p>
+        </w:tc>
+        <w:tc>
+          <w:tcPr/>
+          <w:p>
+            <w:pPr>
+              <w:pStyle w:val="Compact"/>
+              <w:jc w:val="right"/>
+            </w:pPr>
+            <w:r>
+              <w:t xml:space="preserve">N to X</w:t>
+            </w:r>
+          </w:p>
+        </w:tc>
+        <w:tc>
+          <w:tcPr/>
+          <w:p>
+            <w:pPr>
+              <w:pStyle w:val="Compact"/>
+              <w:jc w:val="right"/>
+            </w:pPr>
+            <w:r>
+              <w:t xml:space="preserve">low_income</w:t>
+            </w:r>
+          </w:p>
+        </w:tc>
+        <w:tc>
+          <w:tcPr/>
+          <w:p>
+            <w:pPr>
+              <w:pStyle w:val="Compact"/>
+              <w:jc w:val="right"/>
+            </w:pPr>
+            <w:r>
+              <w:t xml:space="preserve">0.97</w:t>
+            </w:r>
+          </w:p>
+        </w:tc>
+        <w:tc>
+          <w:tcPr/>
+          <w:p>
+            <w:pPr>
+              <w:pStyle w:val="Compact"/>
+              <w:jc w:val="right"/>
+            </w:pPr>
+            <w:r>
+              <w:t xml:space="preserve">0.89</w:t>
+            </w:r>
+          </w:p>
+        </w:tc>
+        <w:tc>
+          <w:tcPr/>
+          <w:p>
+            <w:pPr>
+              <w:pStyle w:val="Compact"/>
+              <w:jc w:val="right"/>
+            </w:pPr>
+            <w:r>
+              <w:t xml:space="preserve">1.07</w:t>
+            </w:r>
+          </w:p>
+        </w:tc>
+      </w:tr>
+      <w:tr>
+        <w:tc>
+          <w:tcPr/>
+          <w:p>
+            <w:pPr>
+              <w:pStyle w:val="Compact"/>
+            </w:pPr>
+            <w:r>
+              <w:t xml:space="preserve">income</w:t>
+            </w:r>
+          </w:p>
+        </w:tc>
+        <w:tc>
+          <w:tcPr/>
+          <w:p>
+            <w:pPr>
+              <w:pStyle w:val="Compact"/>
+              <w:jc w:val="right"/>
+            </w:pPr>
+            <w:r>
+              <w:t xml:space="preserve">N to X</w:t>
+            </w:r>
+          </w:p>
+        </w:tc>
+        <w:tc>
+          <w:tcPr/>
+          <w:p>
+            <w:pPr>
+              <w:pStyle w:val="Compact"/>
+              <w:jc w:val="right"/>
+            </w:pPr>
+            <w:r>
+              <w:t xml:space="preserve">high_income</w:t>
+            </w:r>
+          </w:p>
+        </w:tc>
+        <w:tc>
+          <w:tcPr/>
+          <w:p>
+            <w:pPr>
+              <w:pStyle w:val="Compact"/>
+              <w:jc w:val="right"/>
+            </w:pPr>
+            <w:r>
+              <w:t xml:space="preserve">1.04</w:t>
+            </w:r>
+          </w:p>
+        </w:tc>
+        <w:tc>
+          <w:tcPr/>
+          <w:p>
+            <w:pPr>
+              <w:pStyle w:val="Compact"/>
+              <w:jc w:val="right"/>
+            </w:pPr>
+            <w:r>
+              <w:t xml:space="preserve">0.92</w:t>
+            </w:r>
+          </w:p>
+        </w:tc>
+        <w:tc>
+          <w:tcPr/>
+          <w:p>
+            <w:pPr>
+              <w:pStyle w:val="Compact"/>
+              <w:jc w:val="right"/>
+            </w:pPr>
+            <w:r>
+              <w:t xml:space="preserve">1.17</w:t>
+            </w:r>
+          </w:p>
+        </w:tc>
+      </w:tr>
+      <w:tr>
+        <w:tc>
+          <w:tcPr/>
+          <w:p>
+            <w:pPr>
+              <w:pStyle w:val="Compact"/>
+            </w:pPr>
+            <w:r>
+              <w:t xml:space="preserve">duration</w:t>
+            </w:r>
+          </w:p>
+        </w:tc>
+        <w:tc>
+          <w:tcPr/>
+          <w:p>
+            <w:pPr>
+              <w:pStyle w:val="Compact"/>
+              <w:jc w:val="right"/>
+            </w:pPr>
+            <w:r>
+              <w:t xml:space="preserve">H to C</w:t>
+            </w:r>
+          </w:p>
+        </w:tc>
+        <w:tc>
+          <w:tcPr/>
+          <w:p>
+            <w:pPr>
+              <w:pStyle w:val="Compact"/>
+              <w:jc w:val="right"/>
+            </w:pPr>
+            <w:r>
+              <w:t xml:space="preserve">same_state_prev</w:t>
+            </w:r>
+          </w:p>
+        </w:tc>
+        <w:tc>
+          <w:tcPr/>
+          <w:p>
+            <w:pPr>
+              <w:pStyle w:val="Compact"/>
+              <w:jc w:val="right"/>
+            </w:pPr>
+            <w:r>
+              <w:t xml:space="preserve">0.96</w:t>
+            </w:r>
+          </w:p>
+        </w:tc>
+        <w:tc>
+          <w:tcPr/>
+          <w:p>
+            <w:pPr>
+              <w:pStyle w:val="Compact"/>
+              <w:jc w:val="right"/>
+            </w:pPr>
+            <w:r>
+              <w:t xml:space="preserve">0.90</w:t>
+            </w:r>
+          </w:p>
+        </w:tc>
+        <w:tc>
+          <w:tcPr/>
+          <w:p>
+            <w:pPr>
+              <w:pStyle w:val="Compact"/>
+              <w:jc w:val="right"/>
+            </w:pPr>
+            <w:r>
+              <w:t xml:space="preserve">1.03</w:t>
+            </w:r>
+          </w:p>
+        </w:tc>
+      </w:tr>
+      <w:tr>
+        <w:tc>
+          <w:tcPr/>
+          <w:p>
+            <w:pPr>
+              <w:pStyle w:val="Compact"/>
+            </w:pPr>
+            <w:r>
+              <w:t xml:space="preserve">duration</w:t>
+            </w:r>
+          </w:p>
+        </w:tc>
+        <w:tc>
+          <w:tcPr/>
+          <w:p>
+            <w:pPr>
+              <w:pStyle w:val="Compact"/>
+              <w:jc w:val="right"/>
+            </w:pPr>
+            <w:r>
+              <w:t xml:space="preserve">H to D</w:t>
+            </w:r>
+          </w:p>
+        </w:tc>
+        <w:tc>
+          <w:tcPr/>
+          <w:p>
+            <w:pPr>
+              <w:pStyle w:val="Compact"/>
+              <w:jc w:val="right"/>
+            </w:pPr>
+            <w:r>
+              <w:t xml:space="preserve">same_state_prev</w:t>
+            </w:r>
+          </w:p>
+        </w:tc>
+        <w:tc>
+          <w:tcPr/>
+          <w:p>
+            <w:pPr>
+              <w:pStyle w:val="Compact"/>
+              <w:jc w:val="right"/>
+            </w:pPr>
+            <w:r>
+              <w:t xml:space="preserve">0.47</w:t>
+            </w:r>
+          </w:p>
+        </w:tc>
+        <w:tc>
+          <w:tcPr/>
+          <w:p>
+            <w:pPr>
+              <w:pStyle w:val="Compact"/>
+              <w:jc w:val="right"/>
+            </w:pPr>
+            <w:r>
+              <w:t xml:space="preserve">0.38</w:t>
+            </w:r>
+          </w:p>
+        </w:tc>
+        <w:tc>
+          <w:tcPr/>
+          <w:p>
+            <w:pPr>
+              <w:pStyle w:val="Compact"/>
+              <w:jc w:val="right"/>
+            </w:pPr>
+            <w:r>
+              <w:t xml:space="preserve">0.59</w:t>
+            </w:r>
+          </w:p>
+        </w:tc>
+      </w:tr>
+      <w:tr>
+        <w:tc>
+          <w:tcPr/>
+          <w:p>
+            <w:pPr>
+              <w:pStyle w:val="Compact"/>
+            </w:pPr>
+            <w:r>
+              <w:t xml:space="preserve">duration</w:t>
+            </w:r>
+          </w:p>
+        </w:tc>
+        <w:tc>
+          <w:tcPr/>
+          <w:p>
+            <w:pPr>
+              <w:pStyle w:val="Compact"/>
+              <w:jc w:val="right"/>
+            </w:pPr>
+            <w:r>
+              <w:t xml:space="preserve">H to X</w:t>
+            </w:r>
+          </w:p>
+        </w:tc>
+        <w:tc>
+          <w:tcPr/>
+          <w:p>
+            <w:pPr>
+              <w:pStyle w:val="Compact"/>
+              <w:jc w:val="right"/>
+            </w:pPr>
+            <w:r>
+              <w:t xml:space="preserve">same_state_prev</w:t>
+            </w:r>
+          </w:p>
+        </w:tc>
+        <w:tc>
+          <w:tcPr/>
+          <w:p>
+            <w:pPr>
+              <w:pStyle w:val="Compact"/>
+              <w:jc w:val="right"/>
+            </w:pPr>
+            <w:r>
+              <w:t xml:space="preserve">1.14</w:t>
+            </w:r>
+          </w:p>
+        </w:tc>
+        <w:tc>
+          <w:tcPr/>
+          <w:p>
+            <w:pPr>
+              <w:pStyle w:val="Compact"/>
+              <w:jc w:val="right"/>
+            </w:pPr>
+            <w:r>
+              <w:t xml:space="preserve">0.65</w:t>
+            </w:r>
+          </w:p>
+        </w:tc>
+        <w:tc>
+          <w:tcPr/>
+          <w:p>
+            <w:pPr>
+              <w:pStyle w:val="Compact"/>
+              <w:jc w:val="right"/>
+            </w:pPr>
+            <w:r>
+              <w:t xml:space="preserve">2.00</w:t>
+            </w:r>
+          </w:p>
+        </w:tc>
+      </w:tr>
+      <w:tr>
+        <w:tc>
+          <w:tcPr/>
+          <w:p>
+            <w:pPr>
+              <w:pStyle w:val="Compact"/>
+            </w:pPr>
+            <w:r>
+              <w:t xml:space="preserve">duration</w:t>
+            </w:r>
+          </w:p>
+        </w:tc>
+        <w:tc>
+          <w:tcPr/>
+          <w:p>
+            <w:pPr>
+              <w:pStyle w:val="Compact"/>
+              <w:jc w:val="right"/>
+            </w:pPr>
+            <w:r>
+              <w:t xml:space="preserve">C to D</w:t>
+            </w:r>
+          </w:p>
+        </w:tc>
+        <w:tc>
+          <w:tcPr/>
+          <w:p>
+            <w:pPr>
+              <w:pStyle w:val="Compact"/>
+              <w:jc w:val="right"/>
+            </w:pPr>
+            <w:r>
+              <w:t xml:space="preserve">same_state_prev</w:t>
+            </w:r>
+          </w:p>
+        </w:tc>
+        <w:tc>
+          <w:tcPr/>
+          <w:p>
+            <w:pPr>
+              <w:pStyle w:val="Compact"/>
+              <w:jc w:val="right"/>
+            </w:pPr>
+            <w:r>
+              <w:t xml:space="preserve">0.41</w:t>
+            </w:r>
+          </w:p>
+        </w:tc>
+        <w:tc>
+          <w:tcPr/>
+          <w:p>
+            <w:pPr>
+              <w:pStyle w:val="Compact"/>
+              <w:jc w:val="right"/>
+            </w:pPr>
+            <w:r>
+              <w:t xml:space="preserve">0.39</w:t>
+            </w:r>
+          </w:p>
+        </w:tc>
+        <w:tc>
+          <w:tcPr/>
+          <w:p>
+            <w:pPr>
+              <w:pStyle w:val="Compact"/>
+              <w:jc w:val="right"/>
+            </w:pPr>
+            <w:r>
+              <w:t xml:space="preserve">0.42</w:t>
+            </w:r>
+          </w:p>
+        </w:tc>
+      </w:tr>
+      <w:tr>
+        <w:tc>
+          <w:tcPr/>
+          <w:p>
+            <w:pPr>
+              <w:pStyle w:val="Compact"/>
+            </w:pPr>
+            <w:r>
+              <w:t xml:space="preserve">duration</w:t>
+            </w:r>
+          </w:p>
+        </w:tc>
+        <w:tc>
+          <w:tcPr/>
+          <w:p>
+            <w:pPr>
+              <w:pStyle w:val="Compact"/>
+              <w:jc w:val="right"/>
+            </w:pPr>
+            <w:r>
+              <w:t xml:space="preserve">C to L</w:t>
+            </w:r>
+          </w:p>
+        </w:tc>
+        <w:tc>
+          <w:tcPr/>
+          <w:p>
+            <w:pPr>
+              <w:pStyle w:val="Compact"/>
+              <w:jc w:val="right"/>
+            </w:pPr>
+            <w:r>
+              <w:t xml:space="preserve">same_state_prev</w:t>
+            </w:r>
+          </w:p>
+        </w:tc>
+        <w:tc>
+          <w:tcPr/>
+          <w:p>
+            <w:pPr>
+              <w:pStyle w:val="Compact"/>
+              <w:jc w:val="right"/>
+            </w:pPr>
+            <w:r>
+              <w:t xml:space="preserve">0.05</w:t>
+            </w:r>
+          </w:p>
+        </w:tc>
+        <w:tc>
+          <w:tcPr/>
+          <w:p>
+            <w:pPr>
+              <w:pStyle w:val="Compact"/>
+              <w:jc w:val="right"/>
+            </w:pPr>
+            <w:r>
+              <w:t xml:space="preserve">0.01</w:t>
+            </w:r>
+          </w:p>
+        </w:tc>
+        <w:tc>
+          <w:tcPr/>
+          <w:p>
+            <w:pPr>
+              <w:pStyle w:val="Compact"/>
+              <w:jc w:val="right"/>
+            </w:pPr>
+            <w:r>
+              <w:t xml:space="preserve">0.22</w:t>
+            </w:r>
+          </w:p>
+        </w:tc>
+      </w:tr>
+      <w:tr>
+        <w:tc>
+          <w:tcPr/>
+          <w:p>
+            <w:pPr>
+              <w:pStyle w:val="Compact"/>
+            </w:pPr>
+            <w:r>
+              <w:t xml:space="preserve">duration</w:t>
+            </w:r>
+          </w:p>
+        </w:tc>
+        <w:tc>
+          <w:tcPr/>
+          <w:p>
+            <w:pPr>
+              <w:pStyle w:val="Compact"/>
+              <w:jc w:val="right"/>
+            </w:pPr>
+            <w:r>
+              <w:t xml:space="preserve">C to N</w:t>
+            </w:r>
+          </w:p>
+        </w:tc>
+        <w:tc>
+          <w:tcPr/>
+          <w:p>
+            <w:pPr>
+              <w:pStyle w:val="Compact"/>
+              <w:jc w:val="right"/>
+            </w:pPr>
+            <w:r>
+              <w:t xml:space="preserve">same_state_prev</w:t>
+            </w:r>
+          </w:p>
+        </w:tc>
+        <w:tc>
+          <w:tcPr/>
+          <w:p>
+            <w:pPr>
+              <w:pStyle w:val="Compact"/>
+              <w:jc w:val="right"/>
+            </w:pPr>
+            <w:r>
+              <w:t xml:space="preserve">0.68</w:t>
+            </w:r>
+          </w:p>
+        </w:tc>
+        <w:tc>
+          <w:tcPr/>
+          <w:p>
+            <w:pPr>
+              <w:pStyle w:val="Compact"/>
+              <w:jc w:val="right"/>
+            </w:pPr>
+            <w:r>
+              <w:t xml:space="preserve">0.53</w:t>
+            </w:r>
+          </w:p>
+        </w:tc>
+        <w:tc>
+          <w:tcPr/>
+          <w:p>
+            <w:pPr>
+              <w:pStyle w:val="Compact"/>
+              <w:jc w:val="right"/>
+            </w:pPr>
+            <w:r>
+              <w:t xml:space="preserve">0.87</w:t>
+            </w:r>
+          </w:p>
+        </w:tc>
+      </w:tr>
+      <w:tr>
+        <w:tc>
+          <w:tcPr/>
+          <w:p>
+            <w:pPr>
+              <w:pStyle w:val="Compact"/>
+            </w:pPr>
+            <w:r>
+              <w:t xml:space="preserve">duration</w:t>
+            </w:r>
+          </w:p>
+        </w:tc>
+        <w:tc>
+          <w:tcPr/>
+          <w:p>
+            <w:pPr>
+              <w:pStyle w:val="Compact"/>
+              <w:jc w:val="right"/>
+            </w:pPr>
+            <w:r>
+              <w:t xml:space="preserve">C to X</w:t>
+            </w:r>
+          </w:p>
+        </w:tc>
+        <w:tc>
+          <w:tcPr/>
+          <w:p>
+            <w:pPr>
+              <w:pStyle w:val="Compact"/>
+              <w:jc w:val="right"/>
+            </w:pPr>
+            <w:r>
+              <w:t xml:space="preserve">same_state_prev</w:t>
+            </w:r>
+          </w:p>
+        </w:tc>
+        <w:tc>
+          <w:tcPr/>
+          <w:p>
+            <w:pPr>
+              <w:pStyle w:val="Compact"/>
+              <w:jc w:val="right"/>
+            </w:pPr>
+            <w:r>
+              <w:t xml:space="preserve">0.77</w:t>
+            </w:r>
+          </w:p>
+        </w:tc>
+        <w:tc>
+          <w:tcPr/>
+          <w:p>
+            <w:pPr>
+              <w:pStyle w:val="Compact"/>
+              <w:jc w:val="right"/>
+            </w:pPr>
+            <w:r>
+              <w:t xml:space="preserve">0.71</w:t>
+            </w:r>
+          </w:p>
+        </w:tc>
+        <w:tc>
+          <w:tcPr/>
+          <w:p>
+            <w:pPr>
+              <w:pStyle w:val="Compact"/>
+              <w:jc w:val="right"/>
+            </w:pPr>
+            <w:r>
+              <w:t xml:space="preserve">0.84</w:t>
+            </w:r>
+          </w:p>
+        </w:tc>
+      </w:tr>
+      <w:tr>
+        <w:tc>
+          <w:tcPr/>
+          <w:p>
+            <w:pPr>
+              <w:pStyle w:val="Compact"/>
+            </w:pPr>
+            <w:r>
+              <w:t xml:space="preserve">duration</w:t>
+            </w:r>
+          </w:p>
+        </w:tc>
+        <w:tc>
+          <w:tcPr/>
+          <w:p>
+            <w:pPr>
+              <w:pStyle w:val="Compact"/>
+              <w:jc w:val="right"/>
+            </w:pPr>
+            <w:r>
+              <w:t xml:space="preserve">D to H</w:t>
+            </w:r>
+          </w:p>
+        </w:tc>
+        <w:tc>
+          <w:tcPr/>
+          <w:p>
+            <w:pPr>
+              <w:pStyle w:val="Compact"/>
+              <w:jc w:val="right"/>
+            </w:pPr>
+            <w:r>
+              <w:t xml:space="preserve">same_state_prev</w:t>
+            </w:r>
+          </w:p>
+        </w:tc>
+        <w:tc>
+          <w:tcPr/>
+          <w:p>
+            <w:pPr>
+              <w:pStyle w:val="Compact"/>
+              <w:jc w:val="right"/>
+            </w:pPr>
+            <w:r>
+              <w:t xml:space="preserve">0.27</w:t>
+            </w:r>
+          </w:p>
+        </w:tc>
+        <w:tc>
+          <w:tcPr/>
+          <w:p>
+            <w:pPr>
+              <w:pStyle w:val="Compact"/>
+              <w:jc w:val="right"/>
+            </w:pPr>
+            <w:r>
+              <w:t xml:space="preserve">0.21</w:t>
+            </w:r>
+          </w:p>
+        </w:tc>
+        <w:tc>
+          <w:tcPr/>
+          <w:p>
+            <w:pPr>
+              <w:pStyle w:val="Compact"/>
+              <w:jc w:val="right"/>
+            </w:pPr>
+            <w:r>
+              <w:t xml:space="preserve">0.36</w:t>
+            </w:r>
+          </w:p>
+        </w:tc>
+      </w:tr>
+      <w:tr>
+        <w:tc>
+          <w:tcPr/>
+          <w:p>
+            <w:pPr>
+              <w:pStyle w:val="Compact"/>
+            </w:pPr>
+            <w:r>
+              <w:t xml:space="preserve">duration</w:t>
+            </w:r>
+          </w:p>
+        </w:tc>
+        <w:tc>
+          <w:tcPr/>
+          <w:p>
+            <w:pPr>
+              <w:pStyle w:val="Compact"/>
+              <w:jc w:val="right"/>
+            </w:pPr>
+            <w:r>
+              <w:t xml:space="preserve">D to C</w:t>
+            </w:r>
+          </w:p>
+        </w:tc>
+        <w:tc>
+          <w:tcPr/>
+          <w:p>
+            <w:pPr>
+              <w:pStyle w:val="Compact"/>
+              <w:jc w:val="right"/>
+            </w:pPr>
+            <w:r>
+              <w:t xml:space="preserve">same_state_prev</w:t>
+            </w:r>
+          </w:p>
+        </w:tc>
+        <w:tc>
+          <w:tcPr/>
+          <w:p>
+            <w:pPr>
+              <w:pStyle w:val="Compact"/>
+              <w:jc w:val="right"/>
+            </w:pPr>
+            <w:r>
+              <w:t xml:space="preserve">0.48</w:t>
+            </w:r>
+          </w:p>
+        </w:tc>
+        <w:tc>
+          <w:tcPr/>
+          <w:p>
+            <w:pPr>
+              <w:pStyle w:val="Compact"/>
+              <w:jc w:val="right"/>
+            </w:pPr>
+            <w:r>
+              <w:t xml:space="preserve">0.45</w:t>
+            </w:r>
+          </w:p>
+        </w:tc>
+        <w:tc>
+          <w:tcPr/>
+          <w:p>
+            <w:pPr>
+              <w:pStyle w:val="Compact"/>
+              <w:jc w:val="right"/>
+            </w:pPr>
+            <w:r>
+              <w:t xml:space="preserve">0.50</w:t>
+            </w:r>
+          </w:p>
+        </w:tc>
+      </w:tr>
+      <w:tr>
+        <w:tc>
+          <w:tcPr/>
+          <w:p>
+            <w:pPr>
+              <w:pStyle w:val="Compact"/>
+            </w:pPr>
+            <w:r>
+              <w:t xml:space="preserve">duration</w:t>
+            </w:r>
+          </w:p>
+        </w:tc>
+        <w:tc>
+          <w:tcPr/>
+          <w:p>
+            <w:pPr>
+              <w:pStyle w:val="Compact"/>
+              <w:jc w:val="right"/>
+            </w:pPr>
+            <w:r>
+              <w:t xml:space="preserve">D to L</w:t>
+            </w:r>
+          </w:p>
+        </w:tc>
+        <w:tc>
+          <w:tcPr/>
+          <w:p>
+            <w:pPr>
+              <w:pStyle w:val="Compact"/>
+              <w:jc w:val="right"/>
+            </w:pPr>
+            <w:r>
+              <w:t xml:space="preserve">same_state_prev</w:t>
+            </w:r>
+          </w:p>
+        </w:tc>
+        <w:tc>
+          <w:tcPr/>
+          <w:p>
+            <w:pPr>
+              <w:pStyle w:val="Compact"/>
+              <w:jc w:val="right"/>
+            </w:pPr>
+            <w:r>
+              <w:t xml:space="preserve">0.90</w:t>
+            </w:r>
+          </w:p>
+        </w:tc>
+        <w:tc>
+          <w:tcPr/>
+          <w:p>
+            <w:pPr>
+              <w:pStyle w:val="Compact"/>
+              <w:jc w:val="right"/>
+            </w:pPr>
+            <w:r>
+              <w:t xml:space="preserve">0.84</w:t>
+            </w:r>
+          </w:p>
+        </w:tc>
+        <w:tc>
+          <w:tcPr/>
+          <w:p>
+            <w:pPr>
+              <w:pStyle w:val="Compact"/>
+              <w:jc w:val="right"/>
+            </w:pPr>
+            <w:r>
+              <w:t xml:space="preserve">0.97</w:t>
+            </w:r>
+          </w:p>
+        </w:tc>
+      </w:tr>
+      <w:tr>
+        <w:tc>
+          <w:tcPr/>
+          <w:p>
+            <w:pPr>
+              <w:pStyle w:val="Compact"/>
+            </w:pPr>
+            <w:r>
+              <w:t xml:space="preserve">duration</w:t>
+            </w:r>
+          </w:p>
+        </w:tc>
+        <w:tc>
+          <w:tcPr/>
+          <w:p>
+            <w:pPr>
+              <w:pStyle w:val="Compact"/>
+              <w:jc w:val="right"/>
+            </w:pPr>
+            <w:r>
+              <w:t xml:space="preserve">D to N</w:t>
+            </w:r>
+          </w:p>
+        </w:tc>
+        <w:tc>
+          <w:tcPr/>
+          <w:p>
+            <w:pPr>
+              <w:pStyle w:val="Compact"/>
+              <w:jc w:val="right"/>
+            </w:pPr>
+            <w:r>
+              <w:t xml:space="preserve">same_state_prev</w:t>
+            </w:r>
+          </w:p>
+        </w:tc>
+        <w:tc>
+          <w:tcPr/>
+          <w:p>
+            <w:pPr>
+              <w:pStyle w:val="Compact"/>
+              <w:jc w:val="right"/>
+            </w:pPr>
+            <w:r>
+              <w:t xml:space="preserve">0.91</w:t>
+            </w:r>
+          </w:p>
+        </w:tc>
+        <w:tc>
+          <w:tcPr/>
+          <w:p>
+            <w:pPr>
+              <w:pStyle w:val="Compact"/>
+              <w:jc w:val="right"/>
+            </w:pPr>
+            <w:r>
+              <w:t xml:space="preserve">0.71</w:t>
+            </w:r>
+          </w:p>
+        </w:tc>
+        <w:tc>
+          <w:tcPr/>
+          <w:p>
+            <w:pPr>
+              <w:pStyle w:val="Compact"/>
+              <w:jc w:val="right"/>
+            </w:pPr>
+            <w:r>
+              <w:t xml:space="preserve">1.16</w:t>
+            </w:r>
+          </w:p>
+        </w:tc>
+      </w:tr>
+      <w:tr>
+        <w:tc>
+          <w:tcPr/>
+          <w:p>
+            <w:pPr>
+              <w:pStyle w:val="Compact"/>
+            </w:pPr>
+            <w:r>
+              <w:t xml:space="preserve">duration</w:t>
+            </w:r>
+          </w:p>
+        </w:tc>
+        <w:tc>
+          <w:tcPr/>
+          <w:p>
+            <w:pPr>
+              <w:pStyle w:val="Compact"/>
+              <w:jc w:val="right"/>
+            </w:pPr>
+            <w:r>
+              <w:t xml:space="preserve">D to X</w:t>
+            </w:r>
+          </w:p>
+        </w:tc>
+        <w:tc>
+          <w:tcPr/>
+          <w:p>
+            <w:pPr>
+              <w:pStyle w:val="Compact"/>
+              <w:jc w:val="right"/>
+            </w:pPr>
+            <w:r>
+              <w:t xml:space="preserve">same_state_prev</w:t>
+            </w:r>
+          </w:p>
+        </w:tc>
+        <w:tc>
+          <w:tcPr/>
+          <w:p>
+            <w:pPr>
+              <w:pStyle w:val="Compact"/>
+              <w:jc w:val="right"/>
+            </w:pPr>
+            <w:r>
+              <w:t xml:space="preserve">0.98</w:t>
+            </w:r>
+          </w:p>
+        </w:tc>
+        <w:tc>
+          <w:tcPr/>
+          <w:p>
+            <w:pPr>
+              <w:pStyle w:val="Compact"/>
+              <w:jc w:val="right"/>
+            </w:pPr>
+            <w:r>
+              <w:t xml:space="preserve">0.84</w:t>
+            </w:r>
+          </w:p>
+        </w:tc>
+        <w:tc>
+          <w:tcPr/>
+          <w:p>
+            <w:pPr>
+              <w:pStyle w:val="Compact"/>
+              <w:jc w:val="right"/>
+            </w:pPr>
+            <w:r>
+              <w:t xml:space="preserve">1.13</w:t>
+            </w:r>
+          </w:p>
+        </w:tc>
+      </w:tr>
+      <w:tr>
+        <w:tc>
+          <w:tcPr/>
+          <w:p>
+            <w:pPr>
+              <w:pStyle w:val="Compact"/>
+            </w:pPr>
+            <w:r>
+              <w:t xml:space="preserve">duration</w:t>
+            </w:r>
+          </w:p>
+        </w:tc>
+        <w:tc>
+          <w:tcPr/>
+          <w:p>
+            <w:pPr>
+              <w:pStyle w:val="Compact"/>
+              <w:jc w:val="right"/>
+            </w:pPr>
+            <w:r>
+              <w:t xml:space="preserve">L to D</w:t>
+            </w:r>
+          </w:p>
+        </w:tc>
+        <w:tc>
+          <w:tcPr/>
+          <w:p>
+            <w:pPr>
+              <w:pStyle w:val="Compact"/>
+              <w:jc w:val="right"/>
+            </w:pPr>
+            <w:r>
+              <w:t xml:space="preserve">same_state_prev</w:t>
+            </w:r>
+          </w:p>
+        </w:tc>
+        <w:tc>
+          <w:tcPr/>
+          <w:p>
+            <w:pPr>
+              <w:pStyle w:val="Compact"/>
+              <w:jc w:val="right"/>
+            </w:pPr>
+            <w:r>
+              <w:t xml:space="preserve">0.41</w:t>
+            </w:r>
+          </w:p>
+        </w:tc>
+        <w:tc>
+          <w:tcPr/>
+          <w:p>
+            <w:pPr>
+              <w:pStyle w:val="Compact"/>
+              <w:jc w:val="right"/>
+            </w:pPr>
+            <w:r>
+              <w:t xml:space="preserve">0.37</w:t>
+            </w:r>
+          </w:p>
+        </w:tc>
+        <w:tc>
+          <w:tcPr/>
+          <w:p>
+            <w:pPr>
+              <w:pStyle w:val="Compact"/>
+              <w:jc w:val="right"/>
+            </w:pPr>
+            <w:r>
+              <w:t xml:space="preserve">0.45</w:t>
+            </w:r>
+          </w:p>
+        </w:tc>
+      </w:tr>
+      <w:tr>
+        <w:tc>
+          <w:tcPr/>
+          <w:p>
+            <w:pPr>
+              <w:pStyle w:val="Compact"/>
+            </w:pPr>
+            <w:r>
+              <w:t xml:space="preserve">duration</w:t>
+            </w:r>
+          </w:p>
+        </w:tc>
+        <w:tc>
+          <w:tcPr/>
+          <w:p>
+            <w:pPr>
+              <w:pStyle w:val="Compact"/>
+              <w:jc w:val="right"/>
+            </w:pPr>
+            <w:r>
+              <w:t xml:space="preserve">L to N</w:t>
+            </w:r>
+          </w:p>
+        </w:tc>
+        <w:tc>
+          <w:tcPr/>
+          <w:p>
+            <w:pPr>
+              <w:pStyle w:val="Compact"/>
+              <w:jc w:val="right"/>
+            </w:pPr>
+            <w:r>
+              <w:t xml:space="preserve">same_state_prev</w:t>
+            </w:r>
+          </w:p>
+        </w:tc>
+        <w:tc>
+          <w:tcPr/>
+          <w:p>
+            <w:pPr>
+              <w:pStyle w:val="Compact"/>
+              <w:jc w:val="right"/>
+            </w:pPr>
+            <w:r>
+              <w:t xml:space="preserve">0.74</w:t>
+            </w:r>
+          </w:p>
+        </w:tc>
+        <w:tc>
+          <w:tcPr/>
+          <w:p>
+            <w:pPr>
+              <w:pStyle w:val="Compact"/>
+              <w:jc w:val="right"/>
+            </w:pPr>
+            <w:r>
+              <w:t xml:space="preserve">0.60</w:t>
+            </w:r>
+          </w:p>
+        </w:tc>
+        <w:tc>
+          <w:tcPr/>
+          <w:p>
+            <w:pPr>
+              <w:pStyle w:val="Compact"/>
+              <w:jc w:val="right"/>
+            </w:pPr>
+            <w:r>
+              <w:t xml:space="preserve">0.90</w:t>
+            </w:r>
+          </w:p>
+        </w:tc>
+      </w:tr>
+      <w:tr>
+        <w:tc>
+          <w:tcPr/>
+          <w:p>
+            <w:pPr>
+              <w:pStyle w:val="Compact"/>
+            </w:pPr>
+            <w:r>
+              <w:t xml:space="preserve">duration</w:t>
+            </w:r>
+          </w:p>
+        </w:tc>
+        <w:tc>
+          <w:tcPr/>
+          <w:p>
+            <w:pPr>
+              <w:pStyle w:val="Compact"/>
+              <w:jc w:val="right"/>
+            </w:pPr>
+            <w:r>
+              <w:t xml:space="preserve">L to X</w:t>
+            </w:r>
+          </w:p>
+        </w:tc>
+        <w:tc>
+          <w:tcPr/>
+          <w:p>
+            <w:pPr>
+              <w:pStyle w:val="Compact"/>
+              <w:jc w:val="right"/>
+            </w:pPr>
+            <w:r>
+              <w:t xml:space="preserve">same_state_prev</w:t>
+            </w:r>
+          </w:p>
+        </w:tc>
+        <w:tc>
+          <w:tcPr/>
+          <w:p>
+            <w:pPr>
+              <w:pStyle w:val="Compact"/>
+              <w:jc w:val="right"/>
+            </w:pPr>
+            <w:r>
+              <w:t xml:space="preserve">1.00</w:t>
+            </w:r>
+          </w:p>
+        </w:tc>
+        <w:tc>
+          <w:tcPr/>
+          <w:p>
+            <w:pPr>
+              <w:pStyle w:val="Compact"/>
+              <w:jc w:val="right"/>
+            </w:pPr>
+            <w:r>
+              <w:t xml:space="preserve">0.91</w:t>
+            </w:r>
+          </w:p>
+        </w:tc>
+        <w:tc>
+          <w:tcPr/>
+          <w:p>
+            <w:pPr>
+              <w:pStyle w:val="Compact"/>
+              <w:jc w:val="right"/>
+            </w:pPr>
+            <w:r>
+              <w:t xml:space="preserve">1.10</w:t>
+            </w:r>
+          </w:p>
+        </w:tc>
+      </w:tr>
+      <w:tr>
+        <w:tc>
+          <w:tcPr/>
+          <w:p>
+            <w:pPr>
+              <w:pStyle w:val="Compact"/>
+            </w:pPr>
+            <w:r>
+              <w:t xml:space="preserve">duration</w:t>
+            </w:r>
+          </w:p>
+        </w:tc>
+        <w:tc>
+          <w:tcPr/>
+          <w:p>
+            <w:pPr>
+              <w:pStyle w:val="Compact"/>
+              <w:jc w:val="right"/>
+            </w:pPr>
+            <w:r>
+              <w:t xml:space="preserve">N to D</w:t>
+            </w:r>
+          </w:p>
+        </w:tc>
+        <w:tc>
+          <w:tcPr/>
+          <w:p>
+            <w:pPr>
+              <w:pStyle w:val="Compact"/>
+              <w:jc w:val="right"/>
+            </w:pPr>
+            <w:r>
+              <w:t xml:space="preserve">same_state_prev</w:t>
+            </w:r>
+          </w:p>
+        </w:tc>
+        <w:tc>
+          <w:tcPr/>
+          <w:p>
+            <w:pPr>
+              <w:pStyle w:val="Compact"/>
+              <w:jc w:val="right"/>
+            </w:pPr>
+            <w:r>
+              <w:t xml:space="preserve">0.22</w:t>
+            </w:r>
+          </w:p>
+        </w:tc>
+        <w:tc>
+          <w:tcPr/>
+          <w:p>
+            <w:pPr>
+              <w:pStyle w:val="Compact"/>
+              <w:jc w:val="right"/>
+            </w:pPr>
+            <w:r>
+              <w:t xml:space="preserve">0.14</w:t>
+            </w:r>
+          </w:p>
+        </w:tc>
+        <w:tc>
+          <w:tcPr/>
+          <w:p>
+            <w:pPr>
+              <w:pStyle w:val="Compact"/>
+              <w:jc w:val="right"/>
+            </w:pPr>
+            <w:r>
+              <w:t xml:space="preserve">0.33</w:t>
+            </w:r>
+          </w:p>
+        </w:tc>
+      </w:tr>
+      <w:tr>
+        <w:tc>
+          <w:tcPr/>
+          <w:p>
+            <w:pPr>
+              <w:pStyle w:val="Compact"/>
+            </w:pPr>
+            <w:r>
+              <w:t xml:space="preserve">duration</w:t>
+            </w:r>
+          </w:p>
+        </w:tc>
+        <w:tc>
+          <w:tcPr/>
+          <w:p>
+            <w:pPr>
+              <w:pStyle w:val="Compact"/>
+              <w:jc w:val="right"/>
+            </w:pPr>
+            <w:r>
+              <w:t xml:space="preserve">N to L</w:t>
+            </w:r>
+          </w:p>
+        </w:tc>
+        <w:tc>
+          <w:tcPr/>
+          <w:p>
+            <w:pPr>
+              <w:pStyle w:val="Compact"/>
+              <w:jc w:val="right"/>
+            </w:pPr>
+            <w:r>
+              <w:t xml:space="preserve">same_state_prev</w:t>
+            </w:r>
+          </w:p>
+        </w:tc>
+        <w:tc>
+          <w:tcPr/>
+          <w:p>
+            <w:pPr>
+              <w:pStyle w:val="Compact"/>
+              <w:jc w:val="right"/>
+            </w:pPr>
+            <w:r>
+              <w:t xml:space="preserve">0.97</w:t>
+            </w:r>
+          </w:p>
+        </w:tc>
+        <w:tc>
+          <w:tcPr/>
+          <w:p>
+            <w:pPr>
+              <w:pStyle w:val="Compact"/>
+              <w:jc w:val="right"/>
+            </w:pPr>
+            <w:r>
+              <w:t xml:space="preserve">0.58</w:t>
+            </w:r>
+          </w:p>
+        </w:tc>
+        <w:tc>
+          <w:tcPr/>
+          <w:p>
+            <w:pPr>
+              <w:pStyle w:val="Compact"/>
+              <w:jc w:val="right"/>
+            </w:pPr>
+            <w:r>
+              <w:t xml:space="preserve">1.63</w:t>
+            </w:r>
+          </w:p>
+        </w:tc>
+      </w:tr>
+      <w:tr>
+        <w:tc>
+          <w:tcPr/>
+          <w:p>
+            <w:pPr>
+              <w:pStyle w:val="Compact"/>
+            </w:pPr>
+            <w:r>
+              <w:t xml:space="preserve">duration</w:t>
+            </w:r>
+          </w:p>
+        </w:tc>
+        <w:tc>
+          <w:tcPr/>
+          <w:p>
+            <w:pPr>
+              <w:pStyle w:val="Compact"/>
+              <w:jc w:val="right"/>
+            </w:pPr>
+            <w:r>
+              <w:t xml:space="preserve">N to X</w:t>
+            </w:r>
+          </w:p>
+        </w:tc>
+        <w:tc>
+          <w:tcPr/>
+          <w:p>
+            <w:pPr>
+              <w:pStyle w:val="Compact"/>
+              <w:jc w:val="right"/>
+            </w:pPr>
+            <w:r>
+              <w:t xml:space="preserve">same_state_prev</w:t>
+            </w:r>
+          </w:p>
+        </w:tc>
+        <w:tc>
+          <w:tcPr/>
+          <w:p>
+            <w:pPr>
+              <w:pStyle w:val="Compact"/>
+              <w:jc w:val="right"/>
+            </w:pPr>
+            <w:r>
+              <w:t xml:space="preserve">1.03</w:t>
+            </w:r>
+          </w:p>
+        </w:tc>
+        <w:tc>
+          <w:tcPr/>
+          <w:p>
+            <w:pPr>
+              <w:pStyle w:val="Compact"/>
+              <w:jc w:val="right"/>
+            </w:pPr>
+            <w:r>
+              <w:t xml:space="preserve">0.95</w:t>
+            </w:r>
+          </w:p>
+        </w:tc>
+        <w:tc>
+          <w:tcPr/>
+          <w:p>
+            <w:pPr>
+              <w:pStyle w:val="Compact"/>
+              <w:jc w:val="right"/>
+            </w:pPr>
+            <w:r>
+              <w:t xml:space="preserve">1.12</w:t>
+            </w:r>
+          </w:p>
+        </w:tc>
+      </w:tr>
+    </w:tbl>
+    <w:p>
+      <w:pPr>
+        <w:pStyle w:val="BodyText"/>
       </w:pPr>
       <w:r>
         <w:rPr>
@@ -50574,7 +54995,7 @@
         </w:tc>
       </w:tr>
     </w:tbl>
-    <w:bookmarkEnd w:id="56"/>
+    <w:bookmarkEnd w:id="57"/>
     <w:sectPr>
       <w:footnotePr>
         <w:numRestart w:val="eachSect"/>

--- a/manuscript/Paper5_Babalola.docx
+++ b/manuscript/Paper5_Babalola.docx
@@ -59,7 +59,7 @@
         <w:t xml:space="preserve"> </w:t>
       </w:r>
       <w:r>
-        <w:t xml:space="preserve">7,110 excluding abstract, tables, figure captions and references.</w:t>
+        <w:t xml:space="preserve">7,589 excluding abstract, tables, figure captions and references.</w:t>
       </w:r>
     </w:p>
     <w:p>
@@ -3304,7 +3304,15 @@
         <w:t xml:space="preserve"> </w:t>
       </w:r>
       <w:r>
-        <w:t xml:space="preserve">One variant re-estimates the transition model rather than re-simulating it: folding nursing-home residence back into severe disability at home, which is the five-state definition this paper argues against. Because refits carry sex alone, the comparison is with the sex-only model. Pooling gives $36,104 and $44,809 with CVaR95 $199,397 and $247,942, against $35,760 and $45,178 with $191,226 and $246,060, and leaves the share ever in long-term care at 46% and 61%, as it must, since that share is the union of the two states either way. The case for separating them is therefore not that pooling moves the headline totals, which it does by about 1% in the mean and 4% in men’s tail, but that pooling hides where the money goes: a state with annual out-of-pocket cost of about $4,000 and one with about $18,000, with Medicaid covering a quarter of the first and two-fifths of the second, are not one state. Four further refits (long-term care at two or more ADLs, dementia counted as long-term care, waves 9 to 16 only, and a weighted likelihood) each need another re-estimation and were not run.</w:t>
+        <w:t xml:space="preserve">One variant re-estimates the transition model rather than re-simulating it: folding nursing-home residence back into severe disability at home, which is the five-state definition this paper argues against. Because refits carry sex alone, the comparison is with the sex-only model. Pooling gives $36,104 and $44,809 with CVaR95 $199,397 and $247,942, against $35,760 and $45,178 with $191,226 and $246,060, and leaves the share ever in long-term care at 46% and 61%, as it must, since that share is the union of the two states either way. The case for separating them is therefore not that pooling moves the headline totals, which it does by about 1% in the mean and 4% in men’s tail, but that pooling hides where the money goes: a state with annual out-of-pocket cost of about $4,000 and one with about $18,000, with Medicaid covering a quarter of the first and two-fifths of the second, are not one state.</w:t>
+      </w:r>
+    </w:p>
+    <w:p>
+      <w:pPr>
+        <w:pStyle w:val="BodyText"/>
+      </w:pPr>
+      <w:r>
+        <w:t xml:space="preserve">Four further refits change the definition of long-term-care need, the sample period or the likelihood. Lowering the threshold for long-term care to two ADL limitations raises the share of lives ever in long-term care from 47% and 61% to 58% and 71%, and counting dementia (a 27-point cognition score of 6 or less, or a reported diagnosis, carried forward once observed because the score is missing in 2022 and the diagnosis items begin in 2010) raises it to 57% and 69%. Neither moves the money much: out-of-pocket means of $35,599 and $44,382 at two ADLs and $35,489 and $45,302 with dementia, with CVaR95 of $191,305 and $240,045, and $188,082 and $251,586. A wider definition brings people with lighter needs into the state, so the share rises while the cost per person in it falls. Restricting estimation to waves 9 to 16 (2008 to 2022) lowers the tail to $183,424 and $232,429, 4% and 6% below the sex-only row, consistent with the declining disability and nursing-home entry the period extension in Section 6.9 finds. Weighting the likelihood by the respondent weights gives $35,274 and $44,275 with CVaR95 $187,408 and $240,359, within 2% of the unweighted means. Across the five refits, out-of-pocket means stay within 6% and CVaR95 within 6% of the sex-only model, against a Monte Carlo standard error of about $2,400 on CVaR95. The optimizer for the two-ADL refit stopped at its evaluation limit; restarting it from a different point and allowing four times as many iterations returned the same log likelihood (−170,892.7) and the same headline figures to within $20, so the reported values are at the maximum.</w:t>
       </w:r>
     </w:p>
     <w:bookmarkEnd w:id="48"/>
@@ -3322,7 +3330,7 @@
         <w:pStyle w:val="FirstParagraph"/>
       </w:pPr>
       <w:r>
-        <w:t xml:space="preserve">Table A1 reports extensions that add a term to every intensity of the full model and test it by likelihood ratio. Two have been estimated; each takes about three hours, and the other two (a quadratic in age, and a period effect) are not reported here.</w:t>
+        <w:t xml:space="preserve">Table A1 reports extensions that add a term to every one of the 18 intensities of the full model and test it by likelihood ratio. Each starts from the main model’s estimates with the new terms at zero, and the table records whether the optimizer converged.</w:t>
       </w:r>
     </w:p>
     <w:p>
@@ -3340,7 +3348,7 @@
         <w:t xml:space="preserve"> </w:t>
       </w:r>
       <w:r>
-        <w:t xml:space="preserve">Adding indicators for the lowest and highest tertile of household income improves the likelihood by 1,789.6 on 24 degrees of freedom. Low income raises the intensity of moving from H to D (hazard ratio 1.72), from C to D (1.43), from C to a nursing home (1.66) and from C to death (1.41); high income lowers the last two to 1.19 and 0.73. The effect on life expectancy is large: starting from chronic illness at 65, a man in the lowest tertile can expect 13.9 years and one in the highest 18.6, and a woman 17.5 against 22.2. The main model has no income term, so its income results in Section 6.5 carry differences in composition, costs and Medicaid but not in health dynamics, and the 2-year gap in life expectancy they show is less than half of the 4.7 years this extension implies.</w:t>
+        <w:t xml:space="preserve">Adding indicators for the lowest and highest tertile of household income improves the likelihood by 1,789.6 on 36 degrees of freedom. Low income raises the intensity of moving from H to D (hazard ratio 1.72), from C to D (1.43), from C to a nursing home (1.66) and from C to death (1.41); high income lowers the last two to 1.19 and 0.73. The effect on life expectancy is large: starting from chronic illness at 65, a man in the lowest tertile can expect 13.9 years and one in the highest 18.6, and a woman 17.5 against 22.2. The main model has no income term, so its income results in Section 6.5 carry differences in composition, costs and Medicaid but not in health dynamics, and the 2-year gap in life expectancy they show is less than half of the 4.7 years this extension implies.</w:t>
       </w:r>
     </w:p>
     <w:p>
@@ -3358,7 +3366,7 @@
         <w:t xml:space="preserve"> </w:t>
       </w:r>
       <w:r>
-        <w:t xml:space="preserve">Adding an indicator for having been in the same state at the previous interview, a coarse proxy for duration in state, improves the likelihood by 3,046.3 on 12 degrees of freedom, the largest improvement of any extension tried. Movements between live states are strongly duration-dependent in the expected direction: for someone already in the state two years earlier, the intensity of moving from C to D is 0.41 of the intensity for a recent entrant, from D back to C 0.48, from L to D 0.41 and from a nursing home back to D 0.22. Transitions happen soon after a change, and a Markov model spreads them evenly.</w:t>
+        <w:t xml:space="preserve">Adding an indicator for having been in the same state at the previous interview, a coarse proxy for duration in state, improves the likelihood by 3,046.3 on 18 degrees of freedom, the largest improvement of any extension tried. Movements between live states are strongly duration-dependent in the expected direction: for someone already in the state two years earlier, the intensity of moving from C to D is 0.41 of the intensity for a recent entrant, from D back to C 0.48, from L to D 0.41 and from a nursing home back to D 0.22. Transitions happen soon after a change, and a Markov model spreads them evenly.</w:t>
       </w:r>
     </w:p>
     <w:p>
@@ -3367,6 +3375,24 @@
       </w:pPr>
       <w:r>
         <w:t xml:space="preserve">Mortality is the exception, and it matters for Section 5. The death intensity from the nursing home is unchanged by the duration proxy (hazard ratio 1.03, interval 0.95 to 1.12), as is the death intensity from severe disability at home (1.00) and from disability (0.98). The model’s failure to fit deaths from the nursing home is therefore not duration dependence in mortality. The more likely explanation is unobserved heterogeneity: nursing-home residents differ in frailty in ways the six states and three covariates do not capture, so the observed group dies faster than a common hazard predicts. A frailty or semi-Markov specification is the next step, and it is a different model rather than another term in this one.</w:t>
+      </w:r>
+    </w:p>
+    <w:p>
+      <w:pPr>
+        <w:pStyle w:val="BodyText"/>
+      </w:pPr>
+      <w:r>
+        <w:rPr>
+          <w:b/>
+          <w:bCs/>
+        </w:rPr>
+        <w:t xml:space="preserve">Calendar time.</w:t>
+      </w:r>
+      <w:r>
+        <w:t xml:space="preserve"> </w:t>
+      </w:r>
+      <w:r>
+        <w:t xml:space="preserve">Adding a linear term in interview year, per decade from 2010, improves the likelihood by 354.8 on 18 degrees of freedom: far less than income or duration, but not negligible. The trend is toward less institutional care. Per decade, the intensity of entering a nursing home falls to 0.70 of its level from chronic illness, 0.70 from disability and 0.67 from severe disability at home, and the intensity of dying from chronic illness falls to 0.87. Recovery from disability to health also falls, to 0.50, and deaths from disability and from the nursing home become slightly more likely (1.13 and 1.07), consistent with people reaching those states later and in worse health. Starting from chronic illness at 65, life expectancy rises from 15.8 years in 1998 to 17.0 in 2022 for men and from 18.8 to 19.9 for women. The main model pools the period, so it describes the average of 1998 to 2022. Calibration to the 2023 life table corrects the level of mortality but not the decline in nursing-home entry, so for a cohort turning 65 now the model’s nursing-home use is, if anything, too high; the waves 9 to 16 refit in Section 6.8, with a tail 4% to 6% lower, points the same way.</w:t>
       </w:r>
     </w:p>
     <w:bookmarkEnd w:id="49"/>
@@ -3541,7 +3567,7 @@
         <w:t xml:space="preserve"> </w:t>
       </w:r>
       <w:r>
-        <w:t xml:space="preserve">Six matter most. First, the model is Markov in age and homogeneous within a state: movements between live states are strongly duration-dependent (Section 6.9), and deaths from the nursing home are underpredicted by an amount that duration does not explain, which points to frailty the model does not observe. Second, the MCBS Cost Supplement excludes facility, hospice and institutional events, so Medicare cost in the long-term-care states is understated even after scaling, and the Part A share omits skilled nursing. Third, out-of-pocket draws come from HRS self-reports, which are known to understate some categories and to be measured with error (Fahle, McGarry and Skinner, 2016); the comparison with published end-of-life estimates suggests the level here is low by roughly a third. Fourth, the spend-down rule ignores spousal protections, home equity, look-back rules and state variation, and the model has no spouse: every life is simulated alone. Fifth, there is no calendar trend in health or mortality, so calibration to a period table understates the longevity of a cohort turning 65 in 2026, and no trend in long-term-care prices. Sixth, the transition model has no income term, so the income results carry composition and costs but not differential health dynamics, which understates the gap between tertiles. Linked HRS-Medicare claims would address the second and third and are the natural next step.</w:t>
+        <w:t xml:space="preserve">Six matter most. First, the model is Markov in age and homogeneous within a state: movements between live states are strongly duration-dependent (Section 6.9), and deaths from the nursing home are underpredicted by an amount that duration does not explain, which points to frailty the model does not observe. Second, the MCBS Cost Supplement excludes facility, hospice and institutional events, so Medicare cost in the long-term-care states is understated even after scaling, and the Part A share omits skilled nursing. Third, out-of-pocket draws come from HRS self-reports, which are known to understate some categories and to be measured with error (Fahle, McGarry and Skinner, 2016); the comparison with published end-of-life estimates suggests the level here is low by roughly a third. Fourth, the spend-down rule ignores spousal protections, home equity, look-back rules and state variation, and the model has no spouse: every life is simulated alone. Fifth, the main model has no calendar trend: Section 6.9 finds nursing-home entry falling by about 30% a decade while life expectancy rises, so the pooled model overstates institutional use for a cohort turning 65 in 2026 while calibration to a period table understates its longevity, and there is no trend in long-term-care prices. Sixth, the main transition model has no income term; the extension in Section 6.9 shows that the income results of Section 6.5, which carry composition and costs but not differential health dynamics, understate the gap between tertiles. Linked HRS-Medicare claims would address the second and third and are the natural next step.</w:t>
       </w:r>
     </w:p>
     <w:bookmarkEnd w:id="51"/>
@@ -41027,6 +41053,682 @@
           </w:p>
         </w:tc>
       </w:tr>
+      <w:tr>
+        <w:tc>
+          <w:tcPr/>
+          <w:p>
+            <w:pPr>
+              <w:pStyle w:val="Compact"/>
+            </w:pPr>
+            <w:r>
+              <w:t xml:space="preserve">weighted likelihood (refit)</w:t>
+            </w:r>
+          </w:p>
+        </w:tc>
+        <w:tc>
+          <w:tcPr/>
+          <w:p>
+            <w:pPr>
+              <w:pStyle w:val="Compact"/>
+              <w:jc w:val="right"/>
+            </w:pPr>
+            <w:r>
+              <w:t xml:space="preserve">18.3</w:t>
+            </w:r>
+          </w:p>
+        </w:tc>
+        <w:tc>
+          <w:tcPr/>
+          <w:p>
+            <w:pPr>
+              <w:pStyle w:val="Compact"/>
+              <w:jc w:val="right"/>
+            </w:pPr>
+            <w:r>
+              <w:t xml:space="preserve">20.7</w:t>
+            </w:r>
+          </w:p>
+        </w:tc>
+        <w:tc>
+          <w:tcPr/>
+          <w:p>
+            <w:pPr>
+              <w:pStyle w:val="Compact"/>
+              <w:jc w:val="right"/>
+            </w:pPr>
+            <w:r>
+              <w:t xml:space="preserve">44%</w:t>
+            </w:r>
+          </w:p>
+        </w:tc>
+        <w:tc>
+          <w:tcPr/>
+          <w:p>
+            <w:pPr>
+              <w:pStyle w:val="Compact"/>
+              <w:jc w:val="right"/>
+            </w:pPr>
+            <w:r>
+              <w:t xml:space="preserve">59%</w:t>
+            </w:r>
+          </w:p>
+        </w:tc>
+        <w:tc>
+          <w:tcPr/>
+          <w:p>
+            <w:pPr>
+              <w:pStyle w:val="Compact"/>
+              <w:jc w:val="right"/>
+            </w:pPr>
+            <w:r>
+              <w:t xml:space="preserve">15%</w:t>
+            </w:r>
+          </w:p>
+        </w:tc>
+        <w:tc>
+          <w:tcPr/>
+          <w:p>
+            <w:pPr>
+              <w:pStyle w:val="Compact"/>
+              <w:jc w:val="right"/>
+            </w:pPr>
+            <w:r>
+              <w:t xml:space="preserve">23%</w:t>
+            </w:r>
+          </w:p>
+        </w:tc>
+        <w:tc>
+          <w:tcPr/>
+          <w:p>
+            <w:pPr>
+              <w:pStyle w:val="Compact"/>
+              <w:jc w:val="right"/>
+            </w:pPr>
+            <w:r>
+              <w:t xml:space="preserve">$155,075</w:t>
+            </w:r>
+          </w:p>
+        </w:tc>
+        <w:tc>
+          <w:tcPr/>
+          <w:p>
+            <w:pPr>
+              <w:pStyle w:val="Compact"/>
+              <w:jc w:val="right"/>
+            </w:pPr>
+            <w:r>
+              <w:t xml:space="preserve">$172,167</w:t>
+            </w:r>
+          </w:p>
+        </w:tc>
+        <w:tc>
+          <w:tcPr/>
+          <w:p>
+            <w:pPr>
+              <w:pStyle w:val="Compact"/>
+              <w:jc w:val="right"/>
+            </w:pPr>
+            <w:r>
+              <w:t xml:space="preserve">$35,274</w:t>
+            </w:r>
+          </w:p>
+        </w:tc>
+        <w:tc>
+          <w:tcPr/>
+          <w:p>
+            <w:pPr>
+              <w:pStyle w:val="Compact"/>
+              <w:jc w:val="right"/>
+            </w:pPr>
+            <w:r>
+              <w:t xml:space="preserve">$44,275</w:t>
+            </w:r>
+          </w:p>
+        </w:tc>
+        <w:tc>
+          <w:tcPr/>
+          <w:p>
+            <w:pPr>
+              <w:pStyle w:val="Compact"/>
+              <w:jc w:val="right"/>
+            </w:pPr>
+            <w:r>
+              <w:t xml:space="preserve">$187,408</w:t>
+            </w:r>
+          </w:p>
+        </w:tc>
+        <w:tc>
+          <w:tcPr/>
+          <w:p>
+            <w:pPr>
+              <w:pStyle w:val="Compact"/>
+              <w:jc w:val="right"/>
+            </w:pPr>
+            <w:r>
+              <w:t xml:space="preserve">$240,359</w:t>
+            </w:r>
+          </w:p>
+        </w:tc>
+        <w:tc>
+          <w:tcPr/>
+          <w:p>
+            <w:pPr>
+              <w:pStyle w:val="Compact"/>
+              <w:jc w:val="right"/>
+            </w:pPr>
+            <w:r>
+              <w:t xml:space="preserve">$2,308</w:t>
+            </w:r>
+          </w:p>
+        </w:tc>
+      </w:tr>
+      <w:tr>
+        <w:tc>
+          <w:tcPr/>
+          <w:p>
+            <w:pPr>
+              <w:pStyle w:val="Compact"/>
+            </w:pPr>
+            <w:r>
+              <w:t xml:space="preserve">dementia counts as long-term care (refit)</w:t>
+            </w:r>
+          </w:p>
+        </w:tc>
+        <w:tc>
+          <w:tcPr/>
+          <w:p>
+            <w:pPr>
+              <w:pStyle w:val="Compact"/>
+              <w:jc w:val="right"/>
+            </w:pPr>
+            <w:r>
+              <w:t xml:space="preserve">18.3</w:t>
+            </w:r>
+          </w:p>
+        </w:tc>
+        <w:tc>
+          <w:tcPr/>
+          <w:p>
+            <w:pPr>
+              <w:pStyle w:val="Compact"/>
+              <w:jc w:val="right"/>
+            </w:pPr>
+            <w:r>
+              <w:t xml:space="preserve">20.8</w:t>
+            </w:r>
+          </w:p>
+        </w:tc>
+        <w:tc>
+          <w:tcPr/>
+          <w:p>
+            <w:pPr>
+              <w:pStyle w:val="Compact"/>
+              <w:jc w:val="right"/>
+            </w:pPr>
+            <w:r>
+              <w:t xml:space="preserve">57%</w:t>
+            </w:r>
+          </w:p>
+        </w:tc>
+        <w:tc>
+          <w:tcPr/>
+          <w:p>
+            <w:pPr>
+              <w:pStyle w:val="Compact"/>
+              <w:jc w:val="right"/>
+            </w:pPr>
+            <w:r>
+              <w:t xml:space="preserve">69%</w:t>
+            </w:r>
+          </w:p>
+        </w:tc>
+        <w:tc>
+          <w:tcPr/>
+          <w:p>
+            <w:pPr>
+              <w:pStyle w:val="Compact"/>
+              <w:jc w:val="right"/>
+            </w:pPr>
+            <w:r>
+              <w:t xml:space="preserve">17%</w:t>
+            </w:r>
+          </w:p>
+        </w:tc>
+        <w:tc>
+          <w:tcPr/>
+          <w:p>
+            <w:pPr>
+              <w:pStyle w:val="Compact"/>
+              <w:jc w:val="right"/>
+            </w:pPr>
+            <w:r>
+              <w:t xml:space="preserve">26%</w:t>
+            </w:r>
+          </w:p>
+        </w:tc>
+        <w:tc>
+          <w:tcPr/>
+          <w:p>
+            <w:pPr>
+              <w:pStyle w:val="Compact"/>
+              <w:jc w:val="right"/>
+            </w:pPr>
+            <w:r>
+              <w:t xml:space="preserve">$155,783</w:t>
+            </w:r>
+          </w:p>
+        </w:tc>
+        <w:tc>
+          <w:tcPr/>
+          <w:p>
+            <w:pPr>
+              <w:pStyle w:val="Compact"/>
+              <w:jc w:val="right"/>
+            </w:pPr>
+            <w:r>
+              <w:t xml:space="preserve">$172,746</w:t>
+            </w:r>
+          </w:p>
+        </w:tc>
+        <w:tc>
+          <w:tcPr/>
+          <w:p>
+            <w:pPr>
+              <w:pStyle w:val="Compact"/>
+              <w:jc w:val="right"/>
+            </w:pPr>
+            <w:r>
+              <w:t xml:space="preserve">$35,489</w:t>
+            </w:r>
+          </w:p>
+        </w:tc>
+        <w:tc>
+          <w:tcPr/>
+          <w:p>
+            <w:pPr>
+              <w:pStyle w:val="Compact"/>
+              <w:jc w:val="right"/>
+            </w:pPr>
+            <w:r>
+              <w:t xml:space="preserve">$45,302</w:t>
+            </w:r>
+          </w:p>
+        </w:tc>
+        <w:tc>
+          <w:tcPr/>
+          <w:p>
+            <w:pPr>
+              <w:pStyle w:val="Compact"/>
+              <w:jc w:val="right"/>
+            </w:pPr>
+            <w:r>
+              <w:t xml:space="preserve">$188,082</w:t>
+            </w:r>
+          </w:p>
+        </w:tc>
+        <w:tc>
+          <w:tcPr/>
+          <w:p>
+            <w:pPr>
+              <w:pStyle w:val="Compact"/>
+              <w:jc w:val="right"/>
+            </w:pPr>
+            <w:r>
+              <w:t xml:space="preserve">$251,586</w:t>
+            </w:r>
+          </w:p>
+        </w:tc>
+        <w:tc>
+          <w:tcPr/>
+          <w:p>
+            <w:pPr>
+              <w:pStyle w:val="Compact"/>
+              <w:jc w:val="right"/>
+            </w:pPr>
+            <w:r>
+              <w:t xml:space="preserve">$2,353</w:t>
+            </w:r>
+          </w:p>
+        </w:tc>
+      </w:tr>
+      <w:tr>
+        <w:tc>
+          <w:tcPr/>
+          <w:p>
+            <w:pPr>
+              <w:pStyle w:val="Compact"/>
+            </w:pPr>
+            <w:r>
+              <w:t xml:space="preserve">waves 9-16 only (refit)</w:t>
+            </w:r>
+          </w:p>
+        </w:tc>
+        <w:tc>
+          <w:tcPr/>
+          <w:p>
+            <w:pPr>
+              <w:pStyle w:val="Compact"/>
+              <w:jc w:val="right"/>
+            </w:pPr>
+            <w:r>
+              <w:t xml:space="preserve">18.2</w:t>
+            </w:r>
+          </w:p>
+        </w:tc>
+        <w:tc>
+          <w:tcPr/>
+          <w:p>
+            <w:pPr>
+              <w:pStyle w:val="Compact"/>
+              <w:jc w:val="right"/>
+            </w:pPr>
+            <w:r>
+              <w:t xml:space="preserve">20.7</w:t>
+            </w:r>
+          </w:p>
+        </w:tc>
+        <w:tc>
+          <w:tcPr/>
+          <w:p>
+            <w:pPr>
+              <w:pStyle w:val="Compact"/>
+              <w:jc w:val="right"/>
+            </w:pPr>
+            <w:r>
+              <w:t xml:space="preserve">45%</w:t>
+            </w:r>
+          </w:p>
+        </w:tc>
+        <w:tc>
+          <w:tcPr/>
+          <w:p>
+            <w:pPr>
+              <w:pStyle w:val="Compact"/>
+              <w:jc w:val="right"/>
+            </w:pPr>
+            <w:r>
+              <w:t xml:space="preserve">58%</w:t>
+            </w:r>
+          </w:p>
+        </w:tc>
+        <w:tc>
+          <w:tcPr/>
+          <w:p>
+            <w:pPr>
+              <w:pStyle w:val="Compact"/>
+              <w:jc w:val="right"/>
+            </w:pPr>
+            <w:r>
+              <w:t xml:space="preserve">16%</w:t>
+            </w:r>
+          </w:p>
+        </w:tc>
+        <w:tc>
+          <w:tcPr/>
+          <w:p>
+            <w:pPr>
+              <w:pStyle w:val="Compact"/>
+              <w:jc w:val="right"/>
+            </w:pPr>
+            <w:r>
+              <w:t xml:space="preserve">23%</w:t>
+            </w:r>
+          </w:p>
+        </w:tc>
+        <w:tc>
+          <w:tcPr/>
+          <w:p>
+            <w:pPr>
+              <w:pStyle w:val="Compact"/>
+              <w:jc w:val="right"/>
+            </w:pPr>
+            <w:r>
+              <w:t xml:space="preserve">$155,369</w:t>
+            </w:r>
+          </w:p>
+        </w:tc>
+        <w:tc>
+          <w:tcPr/>
+          <w:p>
+            <w:pPr>
+              <w:pStyle w:val="Compact"/>
+              <w:jc w:val="right"/>
+            </w:pPr>
+            <w:r>
+              <w:t xml:space="preserve">$172,640</w:t>
+            </w:r>
+          </w:p>
+        </w:tc>
+        <w:tc>
+          <w:tcPr/>
+          <w:p>
+            <w:pPr>
+              <w:pStyle w:val="Compact"/>
+              <w:jc w:val="right"/>
+            </w:pPr>
+            <w:r>
+              <w:t xml:space="preserve">$34,481</w:t>
+            </w:r>
+          </w:p>
+        </w:tc>
+        <w:tc>
+          <w:tcPr/>
+          <w:p>
+            <w:pPr>
+              <w:pStyle w:val="Compact"/>
+              <w:jc w:val="right"/>
+            </w:pPr>
+            <w:r>
+              <w:t xml:space="preserve">$42,606</w:t>
+            </w:r>
+          </w:p>
+        </w:tc>
+        <w:tc>
+          <w:tcPr/>
+          <w:p>
+            <w:pPr>
+              <w:pStyle w:val="Compact"/>
+              <w:jc w:val="right"/>
+            </w:pPr>
+            <w:r>
+              <w:t xml:space="preserve">$183,424</w:t>
+            </w:r>
+          </w:p>
+        </w:tc>
+        <w:tc>
+          <w:tcPr/>
+          <w:p>
+            <w:pPr>
+              <w:pStyle w:val="Compact"/>
+              <w:jc w:val="right"/>
+            </w:pPr>
+            <w:r>
+              <w:t xml:space="preserve">$232,429</w:t>
+            </w:r>
+          </w:p>
+        </w:tc>
+        <w:tc>
+          <w:tcPr/>
+          <w:p>
+            <w:pPr>
+              <w:pStyle w:val="Compact"/>
+              <w:jc w:val="right"/>
+            </w:pPr>
+            <w:r>
+              <w:t xml:space="preserve">$2,159</w:t>
+            </w:r>
+          </w:p>
+        </w:tc>
+      </w:tr>
+      <w:tr>
+        <w:tc>
+          <w:tcPr/>
+          <w:p>
+            <w:pPr>
+              <w:pStyle w:val="Compact"/>
+            </w:pPr>
+            <w:r>
+              <w:t xml:space="preserve">L at 2+ ADLs (refit)</w:t>
+            </w:r>
+          </w:p>
+        </w:tc>
+        <w:tc>
+          <w:tcPr/>
+          <w:p>
+            <w:pPr>
+              <w:pStyle w:val="Compact"/>
+              <w:jc w:val="right"/>
+            </w:pPr>
+            <w:r>
+              <w:t xml:space="preserve">18.3</w:t>
+            </w:r>
+          </w:p>
+        </w:tc>
+        <w:tc>
+          <w:tcPr/>
+          <w:p>
+            <w:pPr>
+              <w:pStyle w:val="Compact"/>
+              <w:jc w:val="right"/>
+            </w:pPr>
+            <w:r>
+              <w:t xml:space="preserve">20.8</w:t>
+            </w:r>
+          </w:p>
+        </w:tc>
+        <w:tc>
+          <w:tcPr/>
+          <w:p>
+            <w:pPr>
+              <w:pStyle w:val="Compact"/>
+              <w:jc w:val="right"/>
+            </w:pPr>
+            <w:r>
+              <w:t xml:space="preserve">58%</w:t>
+            </w:r>
+          </w:p>
+        </w:tc>
+        <w:tc>
+          <w:tcPr/>
+          <w:p>
+            <w:pPr>
+              <w:pStyle w:val="Compact"/>
+              <w:jc w:val="right"/>
+            </w:pPr>
+            <w:r>
+              <w:t xml:space="preserve">71%</w:t>
+            </w:r>
+          </w:p>
+        </w:tc>
+        <w:tc>
+          <w:tcPr/>
+          <w:p>
+            <w:pPr>
+              <w:pStyle w:val="Compact"/>
+              <w:jc w:val="right"/>
+            </w:pPr>
+            <w:r>
+              <w:t xml:space="preserve">17%</w:t>
+            </w:r>
+          </w:p>
+        </w:tc>
+        <w:tc>
+          <w:tcPr/>
+          <w:p>
+            <w:pPr>
+              <w:pStyle w:val="Compact"/>
+              <w:jc w:val="right"/>
+            </w:pPr>
+            <w:r>
+              <w:t xml:space="preserve">26%</w:t>
+            </w:r>
+          </w:p>
+        </w:tc>
+        <w:tc>
+          <w:tcPr/>
+          <w:p>
+            <w:pPr>
+              <w:pStyle w:val="Compact"/>
+              <w:jc w:val="right"/>
+            </w:pPr>
+            <w:r>
+              <w:t xml:space="preserve">$155,626</w:t>
+            </w:r>
+          </w:p>
+        </w:tc>
+        <w:tc>
+          <w:tcPr/>
+          <w:p>
+            <w:pPr>
+              <w:pStyle w:val="Compact"/>
+              <w:jc w:val="right"/>
+            </w:pPr>
+            <w:r>
+              <w:t xml:space="preserve">$173,040</w:t>
+            </w:r>
+          </w:p>
+        </w:tc>
+        <w:tc>
+          <w:tcPr/>
+          <w:p>
+            <w:pPr>
+              <w:pStyle w:val="Compact"/>
+              <w:jc w:val="right"/>
+            </w:pPr>
+            <w:r>
+              <w:t xml:space="preserve">$35,599</w:t>
+            </w:r>
+          </w:p>
+        </w:tc>
+        <w:tc>
+          <w:tcPr/>
+          <w:p>
+            <w:pPr>
+              <w:pStyle w:val="Compact"/>
+              <w:jc w:val="right"/>
+            </w:pPr>
+            <w:r>
+              <w:t xml:space="preserve">$44,382</w:t>
+            </w:r>
+          </w:p>
+        </w:tc>
+        <w:tc>
+          <w:tcPr/>
+          <w:p>
+            <w:pPr>
+              <w:pStyle w:val="Compact"/>
+              <w:jc w:val="right"/>
+            </w:pPr>
+            <w:r>
+              <w:t xml:space="preserve">$191,305</w:t>
+            </w:r>
+          </w:p>
+        </w:tc>
+        <w:tc>
+          <w:tcPr/>
+          <w:p>
+            <w:pPr>
+              <w:pStyle w:val="Compact"/>
+              <w:jc w:val="right"/>
+            </w:pPr>
+            <w:r>
+              <w:t xml:space="preserve">$240,045</w:t>
+            </w:r>
+          </w:p>
+        </w:tc>
+        <w:tc>
+          <w:tcPr/>
+          <w:p>
+            <w:pPr>
+              <w:pStyle w:val="Compact"/>
+              <w:jc w:val="right"/>
+            </w:pPr>
+            <w:r>
+              <w:t xml:space="preserve">$2,442</w:t>
+            </w:r>
+          </w:p>
+        </w:tc>
+      </w:tr>
     </w:tbl>
     <w:bookmarkEnd w:id="56"/>
     <w:bookmarkStart w:id="57" w:name="appendix-tables"/>
@@ -41065,7 +41767,7 @@
           <w:i/>
           <w:iCs/>
         </w:rPr>
-        <w:t xml:space="preserve">duration: in the same state at the previous interview, a coarse proxy for duration in state and a first-order check on the Markov assumption. income: low and high household income tertile against middle. Each extension re-estimates the model; only those listed were run.</w:t>
+        <w:t xml:space="preserve">duration: in the same state at the previous interview, a coarse proxy for duration in state and a first-order check on the Markov assumption. income: low and high household income tertile against middle. period: calendar year, per decade from 2010. Each extension re-estimates the model; only those listed were run.</w:t>
       </w:r>
     </w:p>
     <w:tbl>
@@ -41151,7 +41853,7 @@
               <w:jc w:val="right"/>
             </w:pPr>
             <w:r>
-              <w:t xml:space="preserve">12</w:t>
+              <w:t xml:space="preserve">18</w:t>
             </w:r>
           </w:p>
         </w:tc>
@@ -41188,7 +41890,44 @@
               <w:jc w:val="right"/>
             </w:pPr>
             <w:r>
-              <w:t xml:space="preserve">24</w:t>
+              <w:t xml:space="preserve">36</w:t>
+            </w:r>
+          </w:p>
+        </w:tc>
+      </w:tr>
+      <w:tr>
+        <w:tc>
+          <w:tcPr/>
+          <w:p>
+            <w:pPr>
+              <w:pStyle w:val="Compact"/>
+            </w:pPr>
+            <w:r>
+              <w:t xml:space="preserve">period</w:t>
+            </w:r>
+          </w:p>
+        </w:tc>
+        <w:tc>
+          <w:tcPr/>
+          <w:p>
+            <w:pPr>
+              <w:pStyle w:val="Compact"/>
+              <w:jc w:val="right"/>
+            </w:pPr>
+            <w:r>
+              <w:t xml:space="preserve">354.8</w:t>
+            </w:r>
+          </w:p>
+        </w:tc>
+        <w:tc>
+          <w:tcPr/>
+          <w:p>
+            <w:pPr>
+              <w:pStyle w:val="Compact"/>
+              <w:jc w:val="right"/>
+            </w:pPr>
+            <w:r>
+              <w:t xml:space="preserve">18</w:t>
             </w:r>
           </w:p>
         </w:tc>
@@ -45223,6 +45962,1320 @@
             </w:pPr>
             <w:r>
               <w:t xml:space="preserve">1.12</w:t>
+            </w:r>
+          </w:p>
+        </w:tc>
+      </w:tr>
+      <w:tr>
+        <w:tc>
+          <w:tcPr/>
+          <w:p>
+            <w:pPr>
+              <w:pStyle w:val="Compact"/>
+            </w:pPr>
+            <w:r>
+              <w:t xml:space="preserve">period</w:t>
+            </w:r>
+          </w:p>
+        </w:tc>
+        <w:tc>
+          <w:tcPr/>
+          <w:p>
+            <w:pPr>
+              <w:pStyle w:val="Compact"/>
+              <w:jc w:val="right"/>
+            </w:pPr>
+            <w:r>
+              <w:t xml:space="preserve">H to C</w:t>
+            </w:r>
+          </w:p>
+        </w:tc>
+        <w:tc>
+          <w:tcPr/>
+          <w:p>
+            <w:pPr>
+              <w:pStyle w:val="Compact"/>
+              <w:jc w:val="right"/>
+            </w:pPr>
+            <w:r>
+              <w:t xml:space="preserve">period</w:t>
+            </w:r>
+          </w:p>
+        </w:tc>
+        <w:tc>
+          <w:tcPr/>
+          <w:p>
+            <w:pPr>
+              <w:pStyle w:val="Compact"/>
+              <w:jc w:val="right"/>
+            </w:pPr>
+            <w:r>
+              <w:t xml:space="preserve">0.98</w:t>
+            </w:r>
+          </w:p>
+        </w:tc>
+        <w:tc>
+          <w:tcPr/>
+          <w:p>
+            <w:pPr>
+              <w:pStyle w:val="Compact"/>
+              <w:jc w:val="right"/>
+            </w:pPr>
+            <w:r>
+              <w:t xml:space="preserve">0.94</w:t>
+            </w:r>
+          </w:p>
+        </w:tc>
+        <w:tc>
+          <w:tcPr/>
+          <w:p>
+            <w:pPr>
+              <w:pStyle w:val="Compact"/>
+              <w:jc w:val="right"/>
+            </w:pPr>
+            <w:r>
+              <w:t xml:space="preserve">1.02</w:t>
+            </w:r>
+          </w:p>
+        </w:tc>
+      </w:tr>
+      <w:tr>
+        <w:tc>
+          <w:tcPr/>
+          <w:p>
+            <w:pPr>
+              <w:pStyle w:val="Compact"/>
+            </w:pPr>
+            <w:r>
+              <w:t xml:space="preserve">period</w:t>
+            </w:r>
+          </w:p>
+        </w:tc>
+        <w:tc>
+          <w:tcPr/>
+          <w:p>
+            <w:pPr>
+              <w:pStyle w:val="Compact"/>
+              <w:jc w:val="right"/>
+            </w:pPr>
+            <w:r>
+              <w:t xml:space="preserve">H to D</w:t>
+            </w:r>
+          </w:p>
+        </w:tc>
+        <w:tc>
+          <w:tcPr/>
+          <w:p>
+            <w:pPr>
+              <w:pStyle w:val="Compact"/>
+              <w:jc w:val="right"/>
+            </w:pPr>
+            <w:r>
+              <w:t xml:space="preserve">period</w:t>
+            </w:r>
+          </w:p>
+        </w:tc>
+        <w:tc>
+          <w:tcPr/>
+          <w:p>
+            <w:pPr>
+              <w:pStyle w:val="Compact"/>
+              <w:jc w:val="right"/>
+            </w:pPr>
+            <w:r>
+              <w:t xml:space="preserve">0.79</w:t>
+            </w:r>
+          </w:p>
+        </w:tc>
+        <w:tc>
+          <w:tcPr/>
+          <w:p>
+            <w:pPr>
+              <w:pStyle w:val="Compact"/>
+              <w:jc w:val="right"/>
+            </w:pPr>
+            <w:r>
+              <w:t xml:space="preserve">0.67</w:t>
+            </w:r>
+          </w:p>
+        </w:tc>
+        <w:tc>
+          <w:tcPr/>
+          <w:p>
+            <w:pPr>
+              <w:pStyle w:val="Compact"/>
+              <w:jc w:val="right"/>
+            </w:pPr>
+            <w:r>
+              <w:t xml:space="preserve">0.92</w:t>
+            </w:r>
+          </w:p>
+        </w:tc>
+      </w:tr>
+      <w:tr>
+        <w:tc>
+          <w:tcPr/>
+          <w:p>
+            <w:pPr>
+              <w:pStyle w:val="Compact"/>
+            </w:pPr>
+            <w:r>
+              <w:t xml:space="preserve">period</w:t>
+            </w:r>
+          </w:p>
+        </w:tc>
+        <w:tc>
+          <w:tcPr/>
+          <w:p>
+            <w:pPr>
+              <w:pStyle w:val="Compact"/>
+              <w:jc w:val="right"/>
+            </w:pPr>
+            <w:r>
+              <w:t xml:space="preserve">H to X</w:t>
+            </w:r>
+          </w:p>
+        </w:tc>
+        <w:tc>
+          <w:tcPr/>
+          <w:p>
+            <w:pPr>
+              <w:pStyle w:val="Compact"/>
+              <w:jc w:val="right"/>
+            </w:pPr>
+            <w:r>
+              <w:t xml:space="preserve">period</w:t>
+            </w:r>
+          </w:p>
+        </w:tc>
+        <w:tc>
+          <w:tcPr/>
+          <w:p>
+            <w:pPr>
+              <w:pStyle w:val="Compact"/>
+              <w:jc w:val="right"/>
+            </w:pPr>
+            <w:r>
+              <w:t xml:space="preserve">0.96</w:t>
+            </w:r>
+          </w:p>
+        </w:tc>
+        <w:tc>
+          <w:tcPr/>
+          <w:p>
+            <w:pPr>
+              <w:pStyle w:val="Compact"/>
+              <w:jc w:val="right"/>
+            </w:pPr>
+            <w:r>
+              <w:t xml:space="preserve">0.71</w:t>
+            </w:r>
+          </w:p>
+        </w:tc>
+        <w:tc>
+          <w:tcPr/>
+          <w:p>
+            <w:pPr>
+              <w:pStyle w:val="Compact"/>
+              <w:jc w:val="right"/>
+            </w:pPr>
+            <w:r>
+              <w:t xml:space="preserve">1.32</w:t>
+            </w:r>
+          </w:p>
+        </w:tc>
+      </w:tr>
+      <w:tr>
+        <w:tc>
+          <w:tcPr/>
+          <w:p>
+            <w:pPr>
+              <w:pStyle w:val="Compact"/>
+            </w:pPr>
+            <w:r>
+              <w:t xml:space="preserve">period</w:t>
+            </w:r>
+          </w:p>
+        </w:tc>
+        <w:tc>
+          <w:tcPr/>
+          <w:p>
+            <w:pPr>
+              <w:pStyle w:val="Compact"/>
+              <w:jc w:val="right"/>
+            </w:pPr>
+            <w:r>
+              <w:t xml:space="preserve">C to D</w:t>
+            </w:r>
+          </w:p>
+        </w:tc>
+        <w:tc>
+          <w:tcPr/>
+          <w:p>
+            <w:pPr>
+              <w:pStyle w:val="Compact"/>
+              <w:jc w:val="right"/>
+            </w:pPr>
+            <w:r>
+              <w:t xml:space="preserve">period</w:t>
+            </w:r>
+          </w:p>
+        </w:tc>
+        <w:tc>
+          <w:tcPr/>
+          <w:p>
+            <w:pPr>
+              <w:pStyle w:val="Compact"/>
+              <w:jc w:val="right"/>
+            </w:pPr>
+            <w:r>
+              <w:t xml:space="preserve">0.95</w:t>
+            </w:r>
+          </w:p>
+        </w:tc>
+        <w:tc>
+          <w:tcPr/>
+          <w:p>
+            <w:pPr>
+              <w:pStyle w:val="Compact"/>
+              <w:jc w:val="right"/>
+            </w:pPr>
+            <w:r>
+              <w:t xml:space="preserve">0.92</w:t>
+            </w:r>
+          </w:p>
+        </w:tc>
+        <w:tc>
+          <w:tcPr/>
+          <w:p>
+            <w:pPr>
+              <w:pStyle w:val="Compact"/>
+              <w:jc w:val="right"/>
+            </w:pPr>
+            <w:r>
+              <w:t xml:space="preserve">0.97</w:t>
+            </w:r>
+          </w:p>
+        </w:tc>
+      </w:tr>
+      <w:tr>
+        <w:tc>
+          <w:tcPr/>
+          <w:p>
+            <w:pPr>
+              <w:pStyle w:val="Compact"/>
+            </w:pPr>
+            <w:r>
+              <w:t xml:space="preserve">period</w:t>
+            </w:r>
+          </w:p>
+        </w:tc>
+        <w:tc>
+          <w:tcPr/>
+          <w:p>
+            <w:pPr>
+              <w:pStyle w:val="Compact"/>
+              <w:jc w:val="right"/>
+            </w:pPr>
+            <w:r>
+              <w:t xml:space="preserve">C to L</w:t>
+            </w:r>
+          </w:p>
+        </w:tc>
+        <w:tc>
+          <w:tcPr/>
+          <w:p>
+            <w:pPr>
+              <w:pStyle w:val="Compact"/>
+              <w:jc w:val="right"/>
+            </w:pPr>
+            <w:r>
+              <w:t xml:space="preserve">period</w:t>
+            </w:r>
+          </w:p>
+        </w:tc>
+        <w:tc>
+          <w:tcPr/>
+          <w:p>
+            <w:pPr>
+              <w:pStyle w:val="Compact"/>
+              <w:jc w:val="right"/>
+            </w:pPr>
+            <w:r>
+              <w:t xml:space="preserve">0.69</w:t>
+            </w:r>
+          </w:p>
+        </w:tc>
+        <w:tc>
+          <w:tcPr/>
+          <w:p>
+            <w:pPr>
+              <w:pStyle w:val="Compact"/>
+              <w:jc w:val="right"/>
+            </w:pPr>
+            <w:r>
+              <w:t xml:space="preserve">0.46</w:t>
+            </w:r>
+          </w:p>
+        </w:tc>
+        <w:tc>
+          <w:tcPr/>
+          <w:p>
+            <w:pPr>
+              <w:pStyle w:val="Compact"/>
+              <w:jc w:val="right"/>
+            </w:pPr>
+            <w:r>
+              <w:t xml:space="preserve">1.04</w:t>
+            </w:r>
+          </w:p>
+        </w:tc>
+      </w:tr>
+      <w:tr>
+        <w:tc>
+          <w:tcPr/>
+          <w:p>
+            <w:pPr>
+              <w:pStyle w:val="Compact"/>
+            </w:pPr>
+            <w:r>
+              <w:t xml:space="preserve">period</w:t>
+            </w:r>
+          </w:p>
+        </w:tc>
+        <w:tc>
+          <w:tcPr/>
+          <w:p>
+            <w:pPr>
+              <w:pStyle w:val="Compact"/>
+              <w:jc w:val="right"/>
+            </w:pPr>
+            <w:r>
+              <w:t xml:space="preserve">C to N</w:t>
+            </w:r>
+          </w:p>
+        </w:tc>
+        <w:tc>
+          <w:tcPr/>
+          <w:p>
+            <w:pPr>
+              <w:pStyle w:val="Compact"/>
+              <w:jc w:val="right"/>
+            </w:pPr>
+            <w:r>
+              <w:t xml:space="preserve">period</w:t>
+            </w:r>
+          </w:p>
+        </w:tc>
+        <w:tc>
+          <w:tcPr/>
+          <w:p>
+            <w:pPr>
+              <w:pStyle w:val="Compact"/>
+              <w:jc w:val="right"/>
+            </w:pPr>
+            <w:r>
+              <w:t xml:space="preserve">0.70</w:t>
+            </w:r>
+          </w:p>
+        </w:tc>
+        <w:tc>
+          <w:tcPr/>
+          <w:p>
+            <w:pPr>
+              <w:pStyle w:val="Compact"/>
+              <w:jc w:val="right"/>
+            </w:pPr>
+            <w:r>
+              <w:t xml:space="preserve">0.61</w:t>
+            </w:r>
+          </w:p>
+        </w:tc>
+        <w:tc>
+          <w:tcPr/>
+          <w:p>
+            <w:pPr>
+              <w:pStyle w:val="Compact"/>
+              <w:jc w:val="right"/>
+            </w:pPr>
+            <w:r>
+              <w:t xml:space="preserve">0.81</w:t>
+            </w:r>
+          </w:p>
+        </w:tc>
+      </w:tr>
+      <w:tr>
+        <w:tc>
+          <w:tcPr/>
+          <w:p>
+            <w:pPr>
+              <w:pStyle w:val="Compact"/>
+            </w:pPr>
+            <w:r>
+              <w:t xml:space="preserve">period</w:t>
+            </w:r>
+          </w:p>
+        </w:tc>
+        <w:tc>
+          <w:tcPr/>
+          <w:p>
+            <w:pPr>
+              <w:pStyle w:val="Compact"/>
+              <w:jc w:val="right"/>
+            </w:pPr>
+            <w:r>
+              <w:t xml:space="preserve">C to X</w:t>
+            </w:r>
+          </w:p>
+        </w:tc>
+        <w:tc>
+          <w:tcPr/>
+          <w:p>
+            <w:pPr>
+              <w:pStyle w:val="Compact"/>
+              <w:jc w:val="right"/>
+            </w:pPr>
+            <w:r>
+              <w:t xml:space="preserve">period</w:t>
+            </w:r>
+          </w:p>
+        </w:tc>
+        <w:tc>
+          <w:tcPr/>
+          <w:p>
+            <w:pPr>
+              <w:pStyle w:val="Compact"/>
+              <w:jc w:val="right"/>
+            </w:pPr>
+            <w:r>
+              <w:t xml:space="preserve">0.87</w:t>
+            </w:r>
+          </w:p>
+        </w:tc>
+        <w:tc>
+          <w:tcPr/>
+          <w:p>
+            <w:pPr>
+              <w:pStyle w:val="Compact"/>
+              <w:jc w:val="right"/>
+            </w:pPr>
+            <w:r>
+              <w:t xml:space="preserve">0.82</w:t>
+            </w:r>
+          </w:p>
+        </w:tc>
+        <w:tc>
+          <w:tcPr/>
+          <w:p>
+            <w:pPr>
+              <w:pStyle w:val="Compact"/>
+              <w:jc w:val="right"/>
+            </w:pPr>
+            <w:r>
+              <w:t xml:space="preserve">0.92</w:t>
+            </w:r>
+          </w:p>
+        </w:tc>
+      </w:tr>
+      <w:tr>
+        <w:tc>
+          <w:tcPr/>
+          <w:p>
+            <w:pPr>
+              <w:pStyle w:val="Compact"/>
+            </w:pPr>
+            <w:r>
+              <w:t xml:space="preserve">period</w:t>
+            </w:r>
+          </w:p>
+        </w:tc>
+        <w:tc>
+          <w:tcPr/>
+          <w:p>
+            <w:pPr>
+              <w:pStyle w:val="Compact"/>
+              <w:jc w:val="right"/>
+            </w:pPr>
+            <w:r>
+              <w:t xml:space="preserve">D to H</w:t>
+            </w:r>
+          </w:p>
+        </w:tc>
+        <w:tc>
+          <w:tcPr/>
+          <w:p>
+            <w:pPr>
+              <w:pStyle w:val="Compact"/>
+              <w:jc w:val="right"/>
+            </w:pPr>
+            <w:r>
+              <w:t xml:space="preserve">period</w:t>
+            </w:r>
+          </w:p>
+        </w:tc>
+        <w:tc>
+          <w:tcPr/>
+          <w:p>
+            <w:pPr>
+              <w:pStyle w:val="Compact"/>
+              <w:jc w:val="right"/>
+            </w:pPr>
+            <w:r>
+              <w:t xml:space="preserve">0.50</w:t>
+            </w:r>
+          </w:p>
+        </w:tc>
+        <w:tc>
+          <w:tcPr/>
+          <w:p>
+            <w:pPr>
+              <w:pStyle w:val="Compact"/>
+              <w:jc w:val="right"/>
+            </w:pPr>
+            <w:r>
+              <w:t xml:space="preserve">0.43</w:t>
+            </w:r>
+          </w:p>
+        </w:tc>
+        <w:tc>
+          <w:tcPr/>
+          <w:p>
+            <w:pPr>
+              <w:pStyle w:val="Compact"/>
+              <w:jc w:val="right"/>
+            </w:pPr>
+            <w:r>
+              <w:t xml:space="preserve">0.59</w:t>
+            </w:r>
+          </w:p>
+        </w:tc>
+      </w:tr>
+      <w:tr>
+        <w:tc>
+          <w:tcPr/>
+          <w:p>
+            <w:pPr>
+              <w:pStyle w:val="Compact"/>
+            </w:pPr>
+            <w:r>
+              <w:t xml:space="preserve">period</w:t>
+            </w:r>
+          </w:p>
+        </w:tc>
+        <w:tc>
+          <w:tcPr/>
+          <w:p>
+            <w:pPr>
+              <w:pStyle w:val="Compact"/>
+              <w:jc w:val="right"/>
+            </w:pPr>
+            <w:r>
+              <w:t xml:space="preserve">D to C</w:t>
+            </w:r>
+          </w:p>
+        </w:tc>
+        <w:tc>
+          <w:tcPr/>
+          <w:p>
+            <w:pPr>
+              <w:pStyle w:val="Compact"/>
+              <w:jc w:val="right"/>
+            </w:pPr>
+            <w:r>
+              <w:t xml:space="preserve">period</w:t>
+            </w:r>
+          </w:p>
+        </w:tc>
+        <w:tc>
+          <w:tcPr/>
+          <w:p>
+            <w:pPr>
+              <w:pStyle w:val="Compact"/>
+              <w:jc w:val="right"/>
+            </w:pPr>
+            <w:r>
+              <w:t xml:space="preserve">0.95</w:t>
+            </w:r>
+          </w:p>
+        </w:tc>
+        <w:tc>
+          <w:tcPr/>
+          <w:p>
+            <w:pPr>
+              <w:pStyle w:val="Compact"/>
+              <w:jc w:val="right"/>
+            </w:pPr>
+            <w:r>
+              <w:t xml:space="preserve">0.92</w:t>
+            </w:r>
+          </w:p>
+        </w:tc>
+        <w:tc>
+          <w:tcPr/>
+          <w:p>
+            <w:pPr>
+              <w:pStyle w:val="Compact"/>
+              <w:jc w:val="right"/>
+            </w:pPr>
+            <w:r>
+              <w:t xml:space="preserve">0.99</w:t>
+            </w:r>
+          </w:p>
+        </w:tc>
+      </w:tr>
+      <w:tr>
+        <w:tc>
+          <w:tcPr/>
+          <w:p>
+            <w:pPr>
+              <w:pStyle w:val="Compact"/>
+            </w:pPr>
+            <w:r>
+              <w:t xml:space="preserve">period</w:t>
+            </w:r>
+          </w:p>
+        </w:tc>
+        <w:tc>
+          <w:tcPr/>
+          <w:p>
+            <w:pPr>
+              <w:pStyle w:val="Compact"/>
+              <w:jc w:val="right"/>
+            </w:pPr>
+            <w:r>
+              <w:t xml:space="preserve">D to L</w:t>
+            </w:r>
+          </w:p>
+        </w:tc>
+        <w:tc>
+          <w:tcPr/>
+          <w:p>
+            <w:pPr>
+              <w:pStyle w:val="Compact"/>
+              <w:jc w:val="right"/>
+            </w:pPr>
+            <w:r>
+              <w:t xml:space="preserve">period</w:t>
+            </w:r>
+          </w:p>
+        </w:tc>
+        <w:tc>
+          <w:tcPr/>
+          <w:p>
+            <w:pPr>
+              <w:pStyle w:val="Compact"/>
+              <w:jc w:val="right"/>
+            </w:pPr>
+            <w:r>
+              <w:t xml:space="preserve">1.05</w:t>
+            </w:r>
+          </w:p>
+        </w:tc>
+        <w:tc>
+          <w:tcPr/>
+          <w:p>
+            <w:pPr>
+              <w:pStyle w:val="Compact"/>
+              <w:jc w:val="right"/>
+            </w:pPr>
+            <w:r>
+              <w:t xml:space="preserve">1.00</w:t>
+            </w:r>
+          </w:p>
+        </w:tc>
+        <w:tc>
+          <w:tcPr/>
+          <w:p>
+            <w:pPr>
+              <w:pStyle w:val="Compact"/>
+              <w:jc w:val="right"/>
+            </w:pPr>
+            <w:r>
+              <w:t xml:space="preserve">1.11</w:t>
+            </w:r>
+          </w:p>
+        </w:tc>
+      </w:tr>
+      <w:tr>
+        <w:tc>
+          <w:tcPr/>
+          <w:p>
+            <w:pPr>
+              <w:pStyle w:val="Compact"/>
+            </w:pPr>
+            <w:r>
+              <w:t xml:space="preserve">period</w:t>
+            </w:r>
+          </w:p>
+        </w:tc>
+        <w:tc>
+          <w:tcPr/>
+          <w:p>
+            <w:pPr>
+              <w:pStyle w:val="Compact"/>
+              <w:jc w:val="right"/>
+            </w:pPr>
+            <w:r>
+              <w:t xml:space="preserve">D to N</w:t>
+            </w:r>
+          </w:p>
+        </w:tc>
+        <w:tc>
+          <w:tcPr/>
+          <w:p>
+            <w:pPr>
+              <w:pStyle w:val="Compact"/>
+              <w:jc w:val="right"/>
+            </w:pPr>
+            <w:r>
+              <w:t xml:space="preserve">period</w:t>
+            </w:r>
+          </w:p>
+        </w:tc>
+        <w:tc>
+          <w:tcPr/>
+          <w:p>
+            <w:pPr>
+              <w:pStyle w:val="Compact"/>
+              <w:jc w:val="right"/>
+            </w:pPr>
+            <w:r>
+              <w:t xml:space="preserve">0.70</w:t>
+            </w:r>
+          </w:p>
+        </w:tc>
+        <w:tc>
+          <w:tcPr/>
+          <w:p>
+            <w:pPr>
+              <w:pStyle w:val="Compact"/>
+              <w:jc w:val="right"/>
+            </w:pPr>
+            <w:r>
+              <w:t xml:space="preserve">0.59</w:t>
+            </w:r>
+          </w:p>
+        </w:tc>
+        <w:tc>
+          <w:tcPr/>
+          <w:p>
+            <w:pPr>
+              <w:pStyle w:val="Compact"/>
+              <w:jc w:val="right"/>
+            </w:pPr>
+            <w:r>
+              <w:t xml:space="preserve">0.84</w:t>
+            </w:r>
+          </w:p>
+        </w:tc>
+      </w:tr>
+      <w:tr>
+        <w:tc>
+          <w:tcPr/>
+          <w:p>
+            <w:pPr>
+              <w:pStyle w:val="Compact"/>
+            </w:pPr>
+            <w:r>
+              <w:t xml:space="preserve">period</w:t>
+            </w:r>
+          </w:p>
+        </w:tc>
+        <w:tc>
+          <w:tcPr/>
+          <w:p>
+            <w:pPr>
+              <w:pStyle w:val="Compact"/>
+              <w:jc w:val="right"/>
+            </w:pPr>
+            <w:r>
+              <w:t xml:space="preserve">D to X</w:t>
+            </w:r>
+          </w:p>
+        </w:tc>
+        <w:tc>
+          <w:tcPr/>
+          <w:p>
+            <w:pPr>
+              <w:pStyle w:val="Compact"/>
+              <w:jc w:val="right"/>
+            </w:pPr>
+            <w:r>
+              <w:t xml:space="preserve">period</w:t>
+            </w:r>
+          </w:p>
+        </w:tc>
+        <w:tc>
+          <w:tcPr/>
+          <w:p>
+            <w:pPr>
+              <w:pStyle w:val="Compact"/>
+              <w:jc w:val="right"/>
+            </w:pPr>
+            <w:r>
+              <w:t xml:space="preserve">1.13</w:t>
+            </w:r>
+          </w:p>
+        </w:tc>
+        <w:tc>
+          <w:tcPr/>
+          <w:p>
+            <w:pPr>
+              <w:pStyle w:val="Compact"/>
+              <w:jc w:val="right"/>
+            </w:pPr>
+            <w:r>
+              <w:t xml:space="preserve">1.01</w:t>
+            </w:r>
+          </w:p>
+        </w:tc>
+        <w:tc>
+          <w:tcPr/>
+          <w:p>
+            <w:pPr>
+              <w:pStyle w:val="Compact"/>
+              <w:jc w:val="right"/>
+            </w:pPr>
+            <w:r>
+              <w:t xml:space="preserve">1.27</w:t>
+            </w:r>
+          </w:p>
+        </w:tc>
+      </w:tr>
+      <w:tr>
+        <w:tc>
+          <w:tcPr/>
+          <w:p>
+            <w:pPr>
+              <w:pStyle w:val="Compact"/>
+            </w:pPr>
+            <w:r>
+              <w:t xml:space="preserve">period</w:t>
+            </w:r>
+          </w:p>
+        </w:tc>
+        <w:tc>
+          <w:tcPr/>
+          <w:p>
+            <w:pPr>
+              <w:pStyle w:val="Compact"/>
+              <w:jc w:val="right"/>
+            </w:pPr>
+            <w:r>
+              <w:t xml:space="preserve">L to D</w:t>
+            </w:r>
+          </w:p>
+        </w:tc>
+        <w:tc>
+          <w:tcPr/>
+          <w:p>
+            <w:pPr>
+              <w:pStyle w:val="Compact"/>
+              <w:jc w:val="right"/>
+            </w:pPr>
+            <w:r>
+              <w:t xml:space="preserve">period</w:t>
+            </w:r>
+          </w:p>
+        </w:tc>
+        <w:tc>
+          <w:tcPr/>
+          <w:p>
+            <w:pPr>
+              <w:pStyle w:val="Compact"/>
+              <w:jc w:val="right"/>
+            </w:pPr>
+            <w:r>
+              <w:t xml:space="preserve">0.97</w:t>
+            </w:r>
+          </w:p>
+        </w:tc>
+        <w:tc>
+          <w:tcPr/>
+          <w:p>
+            <w:pPr>
+              <w:pStyle w:val="Compact"/>
+              <w:jc w:val="right"/>
+            </w:pPr>
+            <w:r>
+              <w:t xml:space="preserve">0.91</w:t>
+            </w:r>
+          </w:p>
+        </w:tc>
+        <w:tc>
+          <w:tcPr/>
+          <w:p>
+            <w:pPr>
+              <w:pStyle w:val="Compact"/>
+              <w:jc w:val="right"/>
+            </w:pPr>
+            <w:r>
+              <w:t xml:space="preserve">1.03</w:t>
+            </w:r>
+          </w:p>
+        </w:tc>
+      </w:tr>
+      <w:tr>
+        <w:tc>
+          <w:tcPr/>
+          <w:p>
+            <w:pPr>
+              <w:pStyle w:val="Compact"/>
+            </w:pPr>
+            <w:r>
+              <w:t xml:space="preserve">period</w:t>
+            </w:r>
+          </w:p>
+        </w:tc>
+        <w:tc>
+          <w:tcPr/>
+          <w:p>
+            <w:pPr>
+              <w:pStyle w:val="Compact"/>
+              <w:jc w:val="right"/>
+            </w:pPr>
+            <w:r>
+              <w:t xml:space="preserve">L to N</w:t>
+            </w:r>
+          </w:p>
+        </w:tc>
+        <w:tc>
+          <w:tcPr/>
+          <w:p>
+            <w:pPr>
+              <w:pStyle w:val="Compact"/>
+              <w:jc w:val="right"/>
+            </w:pPr>
+            <w:r>
+              <w:t xml:space="preserve">period</w:t>
+            </w:r>
+          </w:p>
+        </w:tc>
+        <w:tc>
+          <w:tcPr/>
+          <w:p>
+            <w:pPr>
+              <w:pStyle w:val="Compact"/>
+              <w:jc w:val="right"/>
+            </w:pPr>
+            <w:r>
+              <w:t xml:space="preserve">0.67</w:t>
+            </w:r>
+          </w:p>
+        </w:tc>
+        <w:tc>
+          <w:tcPr/>
+          <w:p>
+            <w:pPr>
+              <w:pStyle w:val="Compact"/>
+              <w:jc w:val="right"/>
+            </w:pPr>
+            <w:r>
+              <w:t xml:space="preserve">0.58</w:t>
+            </w:r>
+          </w:p>
+        </w:tc>
+        <w:tc>
+          <w:tcPr/>
+          <w:p>
+            <w:pPr>
+              <w:pStyle w:val="Compact"/>
+              <w:jc w:val="right"/>
+            </w:pPr>
+            <w:r>
+              <w:t xml:space="preserve">0.78</w:t>
+            </w:r>
+          </w:p>
+        </w:tc>
+      </w:tr>
+      <w:tr>
+        <w:tc>
+          <w:tcPr/>
+          <w:p>
+            <w:pPr>
+              <w:pStyle w:val="Compact"/>
+            </w:pPr>
+            <w:r>
+              <w:t xml:space="preserve">period</w:t>
+            </w:r>
+          </w:p>
+        </w:tc>
+        <w:tc>
+          <w:tcPr/>
+          <w:p>
+            <w:pPr>
+              <w:pStyle w:val="Compact"/>
+              <w:jc w:val="right"/>
+            </w:pPr>
+            <w:r>
+              <w:t xml:space="preserve">L to X</w:t>
+            </w:r>
+          </w:p>
+        </w:tc>
+        <w:tc>
+          <w:tcPr/>
+          <w:p>
+            <w:pPr>
+              <w:pStyle w:val="Compact"/>
+              <w:jc w:val="right"/>
+            </w:pPr>
+            <w:r>
+              <w:t xml:space="preserve">period</w:t>
+            </w:r>
+          </w:p>
+        </w:tc>
+        <w:tc>
+          <w:tcPr/>
+          <w:p>
+            <w:pPr>
+              <w:pStyle w:val="Compact"/>
+              <w:jc w:val="right"/>
+            </w:pPr>
+            <w:r>
+              <w:t xml:space="preserve">1.06</w:t>
+            </w:r>
+          </w:p>
+        </w:tc>
+        <w:tc>
+          <w:tcPr/>
+          <w:p>
+            <w:pPr>
+              <w:pStyle w:val="Compact"/>
+              <w:jc w:val="right"/>
+            </w:pPr>
+            <w:r>
+              <w:t xml:space="preserve">0.99</w:t>
+            </w:r>
+          </w:p>
+        </w:tc>
+        <w:tc>
+          <w:tcPr/>
+          <w:p>
+            <w:pPr>
+              <w:pStyle w:val="Compact"/>
+              <w:jc w:val="right"/>
+            </w:pPr>
+            <w:r>
+              <w:t xml:space="preserve">1.14</w:t>
+            </w:r>
+          </w:p>
+        </w:tc>
+      </w:tr>
+      <w:tr>
+        <w:tc>
+          <w:tcPr/>
+          <w:p>
+            <w:pPr>
+              <w:pStyle w:val="Compact"/>
+            </w:pPr>
+            <w:r>
+              <w:t xml:space="preserve">period</w:t>
+            </w:r>
+          </w:p>
+        </w:tc>
+        <w:tc>
+          <w:tcPr/>
+          <w:p>
+            <w:pPr>
+              <w:pStyle w:val="Compact"/>
+              <w:jc w:val="right"/>
+            </w:pPr>
+            <w:r>
+              <w:t xml:space="preserve">N to D</w:t>
+            </w:r>
+          </w:p>
+        </w:tc>
+        <w:tc>
+          <w:tcPr/>
+          <w:p>
+            <w:pPr>
+              <w:pStyle w:val="Compact"/>
+              <w:jc w:val="right"/>
+            </w:pPr>
+            <w:r>
+              <w:t xml:space="preserve">period</w:t>
+            </w:r>
+          </w:p>
+        </w:tc>
+        <w:tc>
+          <w:tcPr/>
+          <w:p>
+            <w:pPr>
+              <w:pStyle w:val="Compact"/>
+              <w:jc w:val="right"/>
+            </w:pPr>
+            <w:r>
+              <w:t xml:space="preserve">1.20</w:t>
+            </w:r>
+          </w:p>
+        </w:tc>
+        <w:tc>
+          <w:tcPr/>
+          <w:p>
+            <w:pPr>
+              <w:pStyle w:val="Compact"/>
+              <w:jc w:val="right"/>
+            </w:pPr>
+            <w:r>
+              <w:t xml:space="preserve">0.90</w:t>
+            </w:r>
+          </w:p>
+        </w:tc>
+        <w:tc>
+          <w:tcPr/>
+          <w:p>
+            <w:pPr>
+              <w:pStyle w:val="Compact"/>
+              <w:jc w:val="right"/>
+            </w:pPr>
+            <w:r>
+              <w:t xml:space="preserve">1.60</w:t>
+            </w:r>
+          </w:p>
+        </w:tc>
+      </w:tr>
+      <w:tr>
+        <w:tc>
+          <w:tcPr/>
+          <w:p>
+            <w:pPr>
+              <w:pStyle w:val="Compact"/>
+            </w:pPr>
+            <w:r>
+              <w:t xml:space="preserve">period</w:t>
+            </w:r>
+          </w:p>
+        </w:tc>
+        <w:tc>
+          <w:tcPr/>
+          <w:p>
+            <w:pPr>
+              <w:pStyle w:val="Compact"/>
+              <w:jc w:val="right"/>
+            </w:pPr>
+            <w:r>
+              <w:t xml:space="preserve">N to L</w:t>
+            </w:r>
+          </w:p>
+        </w:tc>
+        <w:tc>
+          <w:tcPr/>
+          <w:p>
+            <w:pPr>
+              <w:pStyle w:val="Compact"/>
+              <w:jc w:val="right"/>
+            </w:pPr>
+            <w:r>
+              <w:t xml:space="preserve">period</w:t>
+            </w:r>
+          </w:p>
+        </w:tc>
+        <w:tc>
+          <w:tcPr/>
+          <w:p>
+            <w:pPr>
+              <w:pStyle w:val="Compact"/>
+              <w:jc w:val="right"/>
+            </w:pPr>
+            <w:r>
+              <w:t xml:space="preserve">1.64</w:t>
+            </w:r>
+          </w:p>
+        </w:tc>
+        <w:tc>
+          <w:tcPr/>
+          <w:p>
+            <w:pPr>
+              <w:pStyle w:val="Compact"/>
+              <w:jc w:val="right"/>
+            </w:pPr>
+            <w:r>
+              <w:t xml:space="preserve">0.91</w:t>
+            </w:r>
+          </w:p>
+        </w:tc>
+        <w:tc>
+          <w:tcPr/>
+          <w:p>
+            <w:pPr>
+              <w:pStyle w:val="Compact"/>
+              <w:jc w:val="right"/>
+            </w:pPr>
+            <w:r>
+              <w:t xml:space="preserve">2.93</w:t>
+            </w:r>
+          </w:p>
+        </w:tc>
+      </w:tr>
+      <w:tr>
+        <w:tc>
+          <w:tcPr/>
+          <w:p>
+            <w:pPr>
+              <w:pStyle w:val="Compact"/>
+            </w:pPr>
+            <w:r>
+              <w:t xml:space="preserve">period</w:t>
+            </w:r>
+          </w:p>
+        </w:tc>
+        <w:tc>
+          <w:tcPr/>
+          <w:p>
+            <w:pPr>
+              <w:pStyle w:val="Compact"/>
+              <w:jc w:val="right"/>
+            </w:pPr>
+            <w:r>
+              <w:t xml:space="preserve">N to X</w:t>
+            </w:r>
+          </w:p>
+        </w:tc>
+        <w:tc>
+          <w:tcPr/>
+          <w:p>
+            <w:pPr>
+              <w:pStyle w:val="Compact"/>
+              <w:jc w:val="right"/>
+            </w:pPr>
+            <w:r>
+              <w:t xml:space="preserve">period</w:t>
+            </w:r>
+          </w:p>
+        </w:tc>
+        <w:tc>
+          <w:tcPr/>
+          <w:p>
+            <w:pPr>
+              <w:pStyle w:val="Compact"/>
+              <w:jc w:val="right"/>
+            </w:pPr>
+            <w:r>
+              <w:t xml:space="preserve">1.07</w:t>
+            </w:r>
+          </w:p>
+        </w:tc>
+        <w:tc>
+          <w:tcPr/>
+          <w:p>
+            <w:pPr>
+              <w:pStyle w:val="Compact"/>
+              <w:jc w:val="right"/>
+            </w:pPr>
+            <w:r>
+              <w:t xml:space="preserve">1.00</w:t>
+            </w:r>
+          </w:p>
+        </w:tc>
+        <w:tc>
+          <w:tcPr/>
+          <w:p>
+            <w:pPr>
+              <w:pStyle w:val="Compact"/>
+              <w:jc w:val="right"/>
+            </w:pPr>
+            <w:r>
+              <w:t xml:space="preserve">1.15</w:t>
             </w:r>
           </w:p>
         </w:tc>

--- a/manuscript/Paper5_Babalola.docx
+++ b/manuscript/Paper5_Babalola.docx
@@ -59,7 +59,7 @@
         <w:t xml:space="preserve"> </w:t>
       </w:r>
       <w:r>
-        <w:t xml:space="preserve">7,589 excluding abstract, tables, figure captions and references.</w:t>
+        <w:t xml:space="preserve">7,663 excluding abstract, tables, figure captions and references.</w:t>
       </w:r>
     </w:p>
     <w:p>
@@ -3330,7 +3330,7 @@
         <w:pStyle w:val="FirstParagraph"/>
       </w:pPr>
       <w:r>
-        <w:t xml:space="preserve">Table A1 reports extensions that add a term to every one of the 18 intensities of the full model and test it by likelihood ratio. Each starts from the main model’s estimates with the new terms at zero, and the table records whether the optimizer converged.</w:t>
+        <w:t xml:space="preserve">Table A1 reports extensions that add a term to every one of the 18 intensities of the full model and test it by likelihood ratio. Each starts from the main model’s estimates with the new terms at zero, and the table records whether the optimizer converged. Three are reported. A fourth, a quadratic in age on top of the spline, is not: the first attempt built the term from age at the interval midpoint, which for a death row carries the date of death, and the re-estimation with age at the start of the interval had not converged after 29 hours and was stopped. The spline already lets the intensities bend at 70 and 85, so little rests on it.</w:t>
       </w:r>
     </w:p>
     <w:p>
@@ -3348,7 +3348,7 @@
         <w:t xml:space="preserve"> </w:t>
       </w:r>
       <w:r>
-        <w:t xml:space="preserve">Adding indicators for the lowest and highest tertile of household income improves the likelihood by 1,789.6 on 36 degrees of freedom. Low income raises the intensity of moving from H to D (hazard ratio 1.72), from C to D (1.43), from C to a nursing home (1.66) and from C to death (1.41); high income lowers the last two to 1.19 and 0.73. The effect on life expectancy is large: starting from chronic illness at 65, a man in the lowest tertile can expect 13.9 years and one in the highest 18.6, and a woman 17.5 against 22.2. The main model has no income term, so its income results in Section 6.5 carry differences in composition, costs and Medicaid but not in health dynamics, and the 2-year gap in life expectancy they show is less than half of the 4.7 years this extension implies.</w:t>
+        <w:t xml:space="preserve">Adding indicators for the lowest and highest tertile of household income improves the likelihood by 1,789.7 on 36 degrees of freedom. Low income raises the intensity of moving from H to D (hazard ratio 1.72), from C to D (1.43), from C to a nursing home (1.66) and from C to death (1.41); high income lowers the last two to 1.19 and 0.73. The effect on life expectancy is large: starting from chronic illness at 65, a man in the lowest tertile can expect 13.9 years and one in the highest 18.6, and a woman 17.5 against 22.2. The main model has no income term, so its income results in Section 6.5 carry differences in composition, costs and Medicaid but not in health dynamics, and the 2-year gap in life expectancy they show is less than half of the 4.7 years this extension implies.</w:t>
       </w:r>
     </w:p>
     <w:p>
@@ -41878,7 +41878,7 @@
               <w:jc w:val="right"/>
             </w:pPr>
             <w:r>
-              <w:t xml:space="preserve">1,789.6</w:t>
+              <w:t xml:space="preserve">1,789.7</w:t>
             </w:r>
           </w:p>
         </w:tc>
@@ -42384,7 +42384,7 @@
               <w:jc w:val="right"/>
             </w:pPr>
             <w:r>
-              <w:t xml:space="preserve">2.21</w:t>
+              <w:t xml:space="preserve">2.20</w:t>
             </w:r>
           </w:p>
         </w:tc>
@@ -42445,7 +42445,7 @@
               <w:jc w:val="right"/>
             </w:pPr>
             <w:r>
-              <w:t xml:space="preserve">0.35</w:t>
+              <w:t xml:space="preserve">0.34</w:t>
             </w:r>
           </w:p>
         </w:tc>
@@ -42652,31 +42652,31 @@
               <w:jc w:val="right"/>
             </w:pPr>
             <w:r>
-              <w:t xml:space="preserve">12.68</w:t>
-            </w:r>
-          </w:p>
-        </w:tc>
-        <w:tc>
-          <w:tcPr/>
-          <w:p>
-            <w:pPr>
-              <w:pStyle w:val="Compact"/>
-              <w:jc w:val="right"/>
-            </w:pPr>
-            <w:r>
-              <w:t xml:space="preserve">1.03</w:t>
-            </w:r>
-          </w:p>
-        </w:tc>
-        <w:tc>
-          <w:tcPr/>
-          <w:p>
-            <w:pPr>
-              <w:pStyle w:val="Compact"/>
-              <w:jc w:val="right"/>
-            </w:pPr>
-            <w:r>
-              <w:t xml:space="preserve">156.28</w:t>
+              <w:t xml:space="preserve">12.59</w:t>
+            </w:r>
+          </w:p>
+        </w:tc>
+        <w:tc>
+          <w:tcPr/>
+          <w:p>
+            <w:pPr>
+              <w:pStyle w:val="Compact"/>
+              <w:jc w:val="right"/>
+            </w:pPr>
+            <w:r>
+              <w:t xml:space="preserve">1.07</w:t>
+            </w:r>
+          </w:p>
+        </w:tc>
+        <w:tc>
+          <w:tcPr/>
+          <w:p>
+            <w:pPr>
+              <w:pStyle w:val="Compact"/>
+              <w:jc w:val="right"/>
+            </w:pPr>
+            <w:r>
+              <w:t xml:space="preserve">148.23</w:t>
             </w:r>
           </w:p>
         </w:tc>
@@ -42725,18 +42725,6 @@
               <w:jc w:val="right"/>
             </w:pPr>
             <w:r>
-              <w:t xml:space="preserve">0.01</w:t>
-            </w:r>
-          </w:p>
-        </w:tc>
-        <w:tc>
-          <w:tcPr/>
-          <w:p>
-            <w:pPr>
-              <w:pStyle w:val="Compact"/>
-              <w:jc w:val="right"/>
-            </w:pPr>
-            <w:r>
               <w:t xml:space="preserve">0.00</w:t>
             </w:r>
           </w:p>
@@ -42749,7 +42737,19 @@
               <w:jc w:val="right"/>
             </w:pPr>
             <w:r>
-              <w:t xml:space="preserve">7,270.80</w:t>
+              <w:t xml:space="preserve">0.00</w:t>
+            </w:r>
+          </w:p>
+        </w:tc>
+        <w:tc>
+          <w:tcPr/>
+          <w:p>
+            <w:pPr>
+              <w:pStyle w:val="Compact"/>
+              <w:jc w:val="right"/>
+            </w:pPr>
+            <w:r>
+              <w:t xml:space="preserve">2,888,720.28</w:t>
             </w:r>
           </w:p>
         </w:tc>
@@ -42822,7 +42822,7 @@
               <w:jc w:val="right"/>
             </w:pPr>
             <w:r>
-              <w:t xml:space="preserve">2.22</w:t>
+              <w:t xml:space="preserve">2.21</w:t>
             </w:r>
           </w:p>
         </w:tc>
@@ -43187,7 +43187,7 @@
               <w:jc w:val="right"/>
             </w:pPr>
             <w:r>
-              <w:t xml:space="preserve">1.83</w:t>
+              <w:t xml:space="preserve">1.84</w:t>
             </w:r>
           </w:p>
         </w:tc>
@@ -44039,7 +44039,7 @@
               <w:jc w:val="right"/>
             </w:pPr>
             <w:r>
-              <w:t xml:space="preserve">0.85</w:t>
+              <w:t xml:space="preserve">0.84</w:t>
             </w:r>
           </w:p>
         </w:tc>
@@ -44404,7 +44404,7 @@
               <w:jc w:val="right"/>
             </w:pPr>
             <w:r>
-              <w:t xml:space="preserve">0.88</w:t>
+              <w:t xml:space="preserve">0.87</w:t>
             </w:r>
           </w:p>
         </w:tc>
@@ -44428,7 +44428,7 @@
               <w:jc w:val="right"/>
             </w:pPr>
             <w:r>
-              <w:t xml:space="preserve">1.61</w:t>
+              <w:t xml:space="preserve">1.60</w:t>
             </w:r>
           </w:p>
         </w:tc>
@@ -44477,31 +44477,31 @@
               <w:jc w:val="right"/>
             </w:pPr>
             <w:r>
-              <w:t xml:space="preserve">1.28</w:t>
-            </w:r>
-          </w:p>
-        </w:tc>
-        <w:tc>
-          <w:tcPr/>
-          <w:p>
-            <w:pPr>
-              <w:pStyle w:val="Compact"/>
-              <w:jc w:val="right"/>
-            </w:pPr>
-            <w:r>
-              <w:t xml:space="preserve">0.55</w:t>
-            </w:r>
-          </w:p>
-        </w:tc>
-        <w:tc>
-          <w:tcPr/>
-          <w:p>
-            <w:pPr>
-              <w:pStyle w:val="Compact"/>
-              <w:jc w:val="right"/>
-            </w:pPr>
-            <w:r>
-              <w:t xml:space="preserve">2.99</w:t>
+              <w:t xml:space="preserve">1.27</w:t>
+            </w:r>
+          </w:p>
+        </w:tc>
+        <w:tc>
+          <w:tcPr/>
+          <w:p>
+            <w:pPr>
+              <w:pStyle w:val="Compact"/>
+              <w:jc w:val="right"/>
+            </w:pPr>
+            <w:r>
+              <w:t xml:space="preserve">0.54</w:t>
+            </w:r>
+          </w:p>
+        </w:tc>
+        <w:tc>
+          <w:tcPr/>
+          <w:p>
+            <w:pPr>
+              <w:pStyle w:val="Compact"/>
+              <w:jc w:val="right"/>
+            </w:pPr>
+            <w:r>
+              <w:t xml:space="preserve">2.97</w:t>
             </w:r>
           </w:p>
         </w:tc>

--- a/manuscript/Paper5_Babalola.docx
+++ b/manuscript/Paper5_Babalola.docx
@@ -35,6 +35,35 @@
         </w:rPr>
         <w:t xml:space="preserve">(corresponding author)</w:t>
       </w:r>
+      <w:r>
+        <w:t xml:space="preserve">,</w:t>
+      </w:r>
+      <w:r>
+        <w:t xml:space="preserve"> </w:t>
+      </w:r>
+      <w:r>
+        <w:rPr>
+          <w:b/>
+          <w:bCs/>
+        </w:rPr>
+        <w:t xml:space="preserve">Oluwakemi Elizabeth Iroko</w:t>
+      </w:r>
+      <w:r>
+        <w:t xml:space="preserve">¹,</w:t>
+      </w:r>
+      <w:r>
+        <w:t xml:space="preserve"> </w:t>
+      </w:r>
+      <w:r>
+        <w:rPr>
+          <w:b/>
+          <w:bCs/>
+        </w:rPr>
+        <w:t xml:space="preserve">Doris Ansah</w:t>
+      </w:r>
+      <w:r>
+        <w:t xml:space="preserve">²</w:t>
+      </w:r>
     </w:p>
     <w:p>
       <w:pPr>
@@ -42,6 +71,14 @@
       </w:pPr>
       <w:r>
         <w:t xml:space="preserve">¹ Department of Actuarial Science and Quantitative Risk Analysis and Management, Georgia State University, Atlanta, GA, USA. obabalola4@student.gsu.edu</w:t>
+      </w:r>
+    </w:p>
+    <w:p>
+      <w:pPr>
+        <w:pStyle w:val="BodyText"/>
+      </w:pPr>
+      <w:r>
+        <w:t xml:space="preserve">² J. Mack Robinson College of Business, Georgia State University, Atlanta, GA, USA.</w:t>
       </w:r>
     </w:p>
     <w:p>
@@ -3730,6 +3767,32 @@
       </w:r>
       <w:r>
         <w:t xml:space="preserve">: conceptualization, methodology, software, formal analysis, data curation, visualization, writing (original draft), writing (review and editing).</w:t>
+      </w:r>
+      <w:r>
+        <w:t xml:space="preserve"> </w:t>
+      </w:r>
+      <w:r>
+        <w:rPr>
+          <w:b/>
+          <w:bCs/>
+        </w:rPr>
+        <w:t xml:space="preserve">Oluwakemi Elizabeth Iroko</w:t>
+      </w:r>
+      <w:r>
+        <w:t xml:space="preserve">: roles to be confirmed by the authors.</w:t>
+      </w:r>
+      <w:r>
+        <w:t xml:space="preserve"> </w:t>
+      </w:r>
+      <w:r>
+        <w:rPr>
+          <w:b/>
+          <w:bCs/>
+        </w:rPr>
+        <w:t xml:space="preserve">Doris Ansah</w:t>
+      </w:r>
+      <w:r>
+        <w:t xml:space="preserve">: roles to be confirmed by the authors.</w:t>
       </w:r>
     </w:p>
     <w:p>

--- a/manuscript/Paper5_Babalola.docx
+++ b/manuscript/Paper5_Babalola.docx
@@ -3742,57 +3742,6 @@
       </w:r>
       <w:r>
         <w:t xml:space="preserve">The analysis uses de-identified public-use survey data and did not require ethical approval.</w:t>
-      </w:r>
-    </w:p>
-    <w:p>
-      <w:pPr>
-        <w:pStyle w:val="BodyText"/>
-      </w:pPr>
-      <w:r>
-        <w:rPr>
-          <w:b/>
-          <w:bCs/>
-        </w:rPr>
-        <w:t xml:space="preserve">CRediT statement.</w:t>
-      </w:r>
-      <w:r>
-        <w:t xml:space="preserve"> </w:t>
-      </w:r>
-      <w:r>
-        <w:rPr>
-          <w:b/>
-          <w:bCs/>
-        </w:rPr>
-        <w:t xml:space="preserve">Oluwatosin Dorcas Babalola</w:t>
-      </w:r>
-      <w:r>
-        <w:t xml:space="preserve">: conceptualization, methodology, software, formal analysis, data curation, visualization, writing (original draft), writing (review and editing).</w:t>
-      </w:r>
-      <w:r>
-        <w:t xml:space="preserve"> </w:t>
-      </w:r>
-      <w:r>
-        <w:rPr>
-          <w:b/>
-          <w:bCs/>
-        </w:rPr>
-        <w:t xml:space="preserve">Oluwakemi Elizabeth Iroko</w:t>
-      </w:r>
-      <w:r>
-        <w:t xml:space="preserve">: roles to be confirmed by the authors.</w:t>
-      </w:r>
-      <w:r>
-        <w:t xml:space="preserve"> </w:t>
-      </w:r>
-      <w:r>
-        <w:rPr>
-          <w:b/>
-          <w:bCs/>
-        </w:rPr>
-        <w:t xml:space="preserve">Doris Ansah</w:t>
-      </w:r>
-      <w:r>
-        <w:t xml:space="preserve">: roles to be confirmed by the authors.</w:t>
       </w:r>
     </w:p>
     <w:p>
